--- a/API information/RDBES APIs documentation.docx
+++ b/API information/RDBES APIs documentation.docx
@@ -1,6 +1,6 @@
 
 <file path=word/document.xml><?xml version="1.0" encoding="utf-8"?>
-<w:document xmlns:wpc="http://schemas.microsoft.com/office/word/2010/wordprocessingCanvas" xmlns:cx="http://schemas.microsoft.com/office/drawing/2014/chartex" xmlns:cx1="http://schemas.microsoft.com/office/drawing/2015/9/8/chartex" xmlns:cx2="http://schemas.microsoft.com/office/drawing/2015/10/21/chartex" xmlns:cx3="http://schemas.microsoft.com/office/drawing/2016/5/9/chartex" xmlns:cx4="http://schemas.microsoft.com/office/drawing/2016/5/10/chartex" xmlns:cx5="http://schemas.microsoft.com/office/drawing/2016/5/11/chartex" xmlns:cx6="http://schemas.microsoft.com/office/drawing/2016/5/12/chartex" xmlns:cx7="http://schemas.microsoft.com/office/drawing/2016/5/13/chartex" xmlns:cx8="http://schemas.microsoft.com/office/drawing/2016/5/14/chartex" xmlns:mc="http://schemas.openxmlformats.org/markup-compatibility/2006" xmlns:aink="http://schemas.microsoft.com/office/drawing/2016/ink" xmlns:am3d="http://schemas.microsoft.com/office/drawing/2017/model3d" xmlns:o="urn:schemas-microsoft-com:office:office" xmlns:oel="http://schemas.microsoft.com/office/2019/extlst" xmlns:r="http://schemas.openxmlformats.org/officeDocument/2006/relationships" xmlns:m="http://schemas.openxmlformats.org/officeDocument/2006/math" xmlns:v="urn:schemas-microsoft-com:vml" xmlns:wp14="http://schemas.microsoft.com/office/word/2010/wordprocessingDrawing" xmlns:wp="http://schemas.openxmlformats.org/drawingml/2006/wordprocessingDrawing" xmlns:w10="urn:schemas-microsoft-com:office:word" xmlns:w="http://schemas.openxmlformats.org/wordprocessingml/2006/main" xmlns:w14="http://schemas.microsoft.com/office/word/2010/wordml" xmlns:w15="http://schemas.microsoft.com/office/word/2012/wordml" xmlns:w16cei="http://schemas.microsoft.com/office/word/2026/wordml/cei" xmlns:w16cex="http://schemas.microsoft.com/office/word/2018/wordml/cex" xmlns:w16cid="http://schemas.microsoft.com/office/word/2016/wordml/cid" xmlns:w16="http://schemas.microsoft.com/office/word/2018/wordml" xmlns:w16du="http://schemas.microsoft.com/office/word/2023/wordml/word16du" xmlns:w16sdtdh="http://schemas.microsoft.com/office/word/2020/wordml/sdtdatahash" xmlns:w16sdtfl="http://schemas.microsoft.com/office/word/2024/wordml/sdtformatlock" xmlns:w16se="http://schemas.microsoft.com/office/word/2015/wordml/symex" xmlns:wpg="http://schemas.microsoft.com/office/word/2010/wordprocessingGroup" xmlns:wpi="http://schemas.microsoft.com/office/word/2010/wordprocessingInk" xmlns:wne="http://schemas.microsoft.com/office/word/2006/wordml" xmlns:wps="http://schemas.microsoft.com/office/word/2010/wordprocessingShape" mc:Ignorable="w14 w15 w16se w16cid w16 w16cex w16sdtdh w16sdtfl w16du wp14">
+<w:document xmlns:wpc="http://schemas.microsoft.com/office/word/2010/wordprocessingCanvas" xmlns:cx="http://schemas.microsoft.com/office/drawing/2014/chartex" xmlns:cx1="http://schemas.microsoft.com/office/drawing/2015/9/8/chartex" xmlns:cx2="http://schemas.microsoft.com/office/drawing/2015/10/21/chartex" xmlns:cx3="http://schemas.microsoft.com/office/drawing/2016/5/9/chartex" xmlns:cx4="http://schemas.microsoft.com/office/drawing/2016/5/10/chartex" xmlns:cx5="http://schemas.microsoft.com/office/drawing/2016/5/11/chartex" xmlns:cx6="http://schemas.microsoft.com/office/drawing/2016/5/12/chartex" xmlns:cx7="http://schemas.microsoft.com/office/drawing/2016/5/13/chartex" xmlns:cx8="http://schemas.microsoft.com/office/drawing/2016/5/14/chartex" xmlns:mc="http://schemas.openxmlformats.org/markup-compatibility/2006" xmlns:aink="http://schemas.microsoft.com/office/drawing/2016/ink" xmlns:am3d="http://schemas.microsoft.com/office/drawing/2017/model3d" xmlns:o="urn:schemas-microsoft-com:office:office" xmlns:oel="http://schemas.microsoft.com/office/2019/extlst" xmlns:r="http://schemas.openxmlformats.org/officeDocument/2006/relationships" xmlns:m="http://schemas.openxmlformats.org/officeDocument/2006/math" xmlns:v="urn:schemas-microsoft-com:vml" xmlns:wp14="http://schemas.microsoft.com/office/word/2010/wordprocessingDrawing" xmlns:wp="http://schemas.openxmlformats.org/drawingml/2006/wordprocessingDrawing" xmlns:w10="urn:schemas-microsoft-com:office:word" xmlns:w="http://schemas.openxmlformats.org/wordprocessingml/2006/main" xmlns:w14="http://schemas.microsoft.com/office/word/2010/wordml" xmlns:w15="http://schemas.microsoft.com/office/word/2012/wordml" xmlns:w16cex="http://schemas.microsoft.com/office/word/2018/wordml/cex" xmlns:w16cid="http://schemas.microsoft.com/office/word/2016/wordml/cid" xmlns:w16="http://schemas.microsoft.com/office/word/2018/wordml" xmlns:w16du="http://schemas.microsoft.com/office/word/2023/wordml/word16du" xmlns:w16sdtdh="http://schemas.microsoft.com/office/word/2020/wordml/sdtdatahash" xmlns:w16sdtfl="http://schemas.microsoft.com/office/word/2024/wordml/sdtformatlock" xmlns:w16se="http://schemas.microsoft.com/office/word/2015/wordml/symex" xmlns:wpg="http://schemas.microsoft.com/office/word/2010/wordprocessingGroup" xmlns:wpi="http://schemas.microsoft.com/office/word/2010/wordprocessingInk" xmlns:wne="http://schemas.microsoft.com/office/word/2006/wordml" xmlns:wps="http://schemas.microsoft.com/office/word/2010/wordprocessingShape" mc:Ignorable="w14 w15 w16se w16cid w16 w16cex w16sdtdh w16sdtfl w16du wp14">
   <w:body>
     <w:p>
       <w:pPr>
@@ -92,22 +92,46 @@
       </w:r>
       <w:proofErr w:type="spellEnd"/>
       <w:r>
-        <w:t xml:space="preserve"> API will screen and upload </w:t>
-      </w:r>
-      <w:r>
-        <w:rPr>
-          <w:highlight w:val="yellow"/>
-        </w:rPr>
-        <w:t xml:space="preserve">RDBES and </w:t>
-      </w:r>
-      <w:r>
-        <w:rPr>
-          <w:highlight w:val="yellow"/>
-        </w:rPr>
+        <w:t xml:space="preserve"> API will screen </w:t>
+      </w:r>
+      <w:r>
+        <w:t xml:space="preserve">and upload </w:t>
+      </w:r>
+      <w:r>
+        <w:t>RDBES</w:t>
+      </w:r>
+      <w:r>
+        <w:t>,</w:t>
+      </w:r>
+      <w:r>
+        <w:t xml:space="preserve"> </w:t>
+      </w:r>
+      <w:r>
         <w:t>CEF</w:t>
       </w:r>
       <w:r>
-        <w:t xml:space="preserve"> data. </w:t>
+        <w:t xml:space="preserve">, </w:t>
+      </w:r>
+      <w:r>
+        <w:rPr>
+          <w:highlight w:val="yellow"/>
+        </w:rPr>
+        <w:t>and</w:t>
+      </w:r>
+      <w:r>
+        <w:t xml:space="preserve"> </w:t>
+      </w:r>
+      <w:r>
+        <w:rPr>
+          <w:highlight w:val="yellow"/>
+        </w:rPr>
+        <w:t>SCF</w:t>
+      </w:r>
+      <w:r>
+        <w:t xml:space="preserve"> </w:t>
+      </w:r>
+      <w:r>
+        <w:t xml:space="preserve">data. </w:t>
       </w:r>
     </w:p>
     <w:p>
@@ -120,19 +144,37 @@
       </w:r>
       <w:proofErr w:type="spellEnd"/>
       <w:r>
-        <w:t xml:space="preserve"> API will download </w:t>
-      </w:r>
-      <w:r>
-        <w:rPr>
-          <w:highlight w:val="yellow"/>
-        </w:rPr>
-        <w:t xml:space="preserve">RDBES </w:t>
-      </w:r>
-      <w:r>
-        <w:rPr>
-          <w:highlight w:val="yellow"/>
-        </w:rPr>
-        <w:t>and CEF</w:t>
+        <w:t xml:space="preserve"> API will </w:t>
+      </w:r>
+      <w:r>
+        <w:t>download RDBES</w:t>
+      </w:r>
+      <w:r>
+        <w:t>,</w:t>
+      </w:r>
+      <w:r>
+        <w:t xml:space="preserve"> </w:t>
+      </w:r>
+      <w:r>
+        <w:t>CEF</w:t>
+      </w:r>
+      <w:r>
+        <w:t xml:space="preserve">, </w:t>
+      </w:r>
+      <w:r>
+        <w:rPr>
+          <w:highlight w:val="yellow"/>
+        </w:rPr>
+        <w:t>and</w:t>
+      </w:r>
+      <w:r>
+        <w:t xml:space="preserve"> </w:t>
+      </w:r>
+      <w:r>
+        <w:rPr>
+          <w:highlight w:val="yellow"/>
+        </w:rPr>
+        <w:t>SCF</w:t>
       </w:r>
       <w:r>
         <w:t xml:space="preserve"> </w:t>
@@ -218,7 +260,520 @@
     </w:p>
     <w:p>
       <w:r>
-        <w:t xml:space="preserve">      hierarchy = ["HCL" | "HCE" | "HCS" | "HSL" | "HVD" | "HNI" | "HEN" | "HSN"])</w:t>
+        <w:t xml:space="preserve">      hierarchy = ["</w:t>
+      </w:r>
+      <w:r>
+        <w:t>HCL"</w:t>
+      </w:r>
+      <w:r>
+        <w:t>,</w:t>
+      </w:r>
+      <w:r>
+        <w:t xml:space="preserve"> </w:t>
+      </w:r>
+      <w:r>
+        <w:t>"HCE"</w:t>
+      </w:r>
+      <w:r>
+        <w:t>,</w:t>
+      </w:r>
+      <w:r>
+        <w:t xml:space="preserve"> </w:t>
+      </w:r>
+      <w:r>
+        <w:t>"H</w:t>
+      </w:r>
+      <w:r>
+        <w:t>1”,</w:t>
+      </w:r>
+      <w:r>
+        <w:t xml:space="preserve"> </w:t>
+      </w:r>
+      <w:r>
+        <w:t>"H</w:t>
+      </w:r>
+      <w:r>
+        <w:t>2”,</w:t>
+      </w:r>
+      <w:r>
+        <w:t xml:space="preserve"> </w:t>
+      </w:r>
+      <w:r>
+        <w:t>"H</w:t>
+      </w:r>
+      <w:r>
+        <w:t>3”,</w:t>
+      </w:r>
+      <w:r>
+        <w:t xml:space="preserve"> </w:t>
+      </w:r>
+      <w:r>
+        <w:t>"H</w:t>
+      </w:r>
+      <w:r>
+        <w:t>4”,</w:t>
+      </w:r>
+      <w:r>
+        <w:t xml:space="preserve"> </w:t>
+      </w:r>
+      <w:r>
+        <w:t>"H</w:t>
+      </w:r>
+      <w:r>
+        <w:t>5”,</w:t>
+      </w:r>
+      <w:r>
+        <w:t xml:space="preserve"> </w:t>
+      </w:r>
+      <w:r>
+        <w:t>"H</w:t>
+      </w:r>
+      <w:r>
+        <w:t>6”,</w:t>
+      </w:r>
+      <w:r>
+        <w:t xml:space="preserve"> </w:t>
+      </w:r>
+      <w:r>
+        <w:t>"H</w:t>
+      </w:r>
+      <w:r>
+        <w:t xml:space="preserve">7”, </w:t>
+      </w:r>
+      <w:r>
+        <w:t>"H</w:t>
+      </w:r>
+      <w:r>
+        <w:t xml:space="preserve">8”, </w:t>
+      </w:r>
+      <w:r>
+        <w:t>"H</w:t>
+      </w:r>
+      <w:r>
+        <w:t xml:space="preserve">9”, </w:t>
+      </w:r>
+      <w:r>
+        <w:t>"H</w:t>
+      </w:r>
+      <w:r>
+        <w:t>10”,</w:t>
+      </w:r>
+      <w:r>
+        <w:t xml:space="preserve"> "H</w:t>
+      </w:r>
+      <w:r>
+        <w:t xml:space="preserve">11”, </w:t>
+      </w:r>
+      <w:r>
+        <w:t>"H</w:t>
+      </w:r>
+      <w:r>
+        <w:t>12”,</w:t>
+      </w:r>
+      <w:r>
+        <w:t xml:space="preserve"> "H</w:t>
+      </w:r>
+      <w:r>
+        <w:t>13</w:t>
+      </w:r>
+      <w:r>
+        <w:t>"</w:t>
+      </w:r>
+      <w:r>
+        <w:t>,</w:t>
+      </w:r>
+      <w:r>
+        <w:t xml:space="preserve"> "HSL"</w:t>
+      </w:r>
+      <w:r>
+        <w:t>,</w:t>
+      </w:r>
+      <w:r>
+        <w:t xml:space="preserve"> "HVD</w:t>
+      </w:r>
+      <w:r>
+        <w:t>"</w:t>
+      </w:r>
+      <w:r>
+        <w:t>,</w:t>
+      </w:r>
+      <w:r>
+        <w:t xml:space="preserve"> </w:t>
+      </w:r>
+      <w:r>
+        <w:t>"HNI"</w:t>
+      </w:r>
+      <w:r>
+        <w:t>,</w:t>
+      </w:r>
+      <w:r>
+        <w:t xml:space="preserve"> </w:t>
+      </w:r>
+      <w:r>
+        <w:t>"HEN"</w:t>
+      </w:r>
+      <w:r>
+        <w:t>,</w:t>
+      </w:r>
+      <w:r>
+        <w:t xml:space="preserve"> </w:t>
+      </w:r>
+      <w:r>
+        <w:t>"HSN"</w:t>
+      </w:r>
+      <w:r>
+        <w:t>,</w:t>
+      </w:r>
+      <w:r>
+        <w:t xml:space="preserve"> </w:t>
+      </w:r>
+      <w:r>
+        <w:rPr>
+          <w:highlight w:val="yellow"/>
+        </w:rPr>
+        <w:t>"HCI"</w:t>
+      </w:r>
+      <w:r>
+        <w:t>]</w:t>
+      </w:r>
+      <w:r>
+        <w:t>,</w:t>
+      </w:r>
+    </w:p>
+    <w:p>
+      <w:proofErr w:type="spellStart"/>
+      <w:r>
+        <w:rPr>
+          <w:highlight w:val="yellow"/>
+        </w:rPr>
+        <w:t>overwriteWithoutAsking</w:t>
+      </w:r>
+      <w:proofErr w:type="spellEnd"/>
+      <w:r>
+        <w:rPr>
+          <w:highlight w:val="yellow"/>
+        </w:rPr>
+        <w:t xml:space="preserve"> = TRUE</w:t>
+      </w:r>
+    </w:p>
+    <w:p>
+      <w:r>
+        <w:t>RDBES data</w:t>
+      </w:r>
+      <w:r>
+        <w:t xml:space="preserve"> file types</w:t>
+      </w:r>
+      <w:r>
+        <w:t>: hierarchy = ["HCL"</w:t>
+      </w:r>
+      <w:r>
+        <w:t>,</w:t>
+      </w:r>
+      <w:r>
+        <w:t xml:space="preserve"> </w:t>
+      </w:r>
+      <w:r>
+        <w:t>"HCE"</w:t>
+      </w:r>
+      <w:r>
+        <w:t>,</w:t>
+      </w:r>
+      <w:r>
+        <w:t xml:space="preserve"> </w:t>
+      </w:r>
+      <w:r>
+        <w:t>"H</w:t>
+      </w:r>
+      <w:r>
+        <w:t>1”</w:t>
+      </w:r>
+      <w:r>
+        <w:t>,</w:t>
+      </w:r>
+      <w:r>
+        <w:t xml:space="preserve"> </w:t>
+      </w:r>
+      <w:r>
+        <w:t>"H</w:t>
+      </w:r>
+      <w:r>
+        <w:t>2”</w:t>
+      </w:r>
+      <w:r>
+        <w:t>,</w:t>
+      </w:r>
+      <w:r>
+        <w:t xml:space="preserve"> </w:t>
+      </w:r>
+      <w:r>
+        <w:t>"H</w:t>
+      </w:r>
+      <w:r>
+        <w:t>3”</w:t>
+      </w:r>
+      <w:r>
+        <w:t>,</w:t>
+      </w:r>
+      <w:r>
+        <w:t xml:space="preserve"> </w:t>
+      </w:r>
+      <w:r>
+        <w:t>"H</w:t>
+      </w:r>
+      <w:r>
+        <w:t>4”</w:t>
+      </w:r>
+      <w:r>
+        <w:t>,</w:t>
+      </w:r>
+      <w:r>
+        <w:t xml:space="preserve"> </w:t>
+      </w:r>
+      <w:r>
+        <w:t>"H</w:t>
+      </w:r>
+      <w:r>
+        <w:t>5”</w:t>
+      </w:r>
+      <w:r>
+        <w:t>,</w:t>
+      </w:r>
+      <w:r>
+        <w:t xml:space="preserve"> </w:t>
+      </w:r>
+      <w:r>
+        <w:t>"H</w:t>
+      </w:r>
+      <w:r>
+        <w:t>6”</w:t>
+      </w:r>
+      <w:r>
+        <w:t>,</w:t>
+      </w:r>
+      <w:r>
+        <w:t xml:space="preserve"> </w:t>
+      </w:r>
+      <w:r>
+        <w:t>"H</w:t>
+      </w:r>
+      <w:r>
+        <w:t>7”</w:t>
+      </w:r>
+      <w:r>
+        <w:t>,</w:t>
+      </w:r>
+      <w:r>
+        <w:t xml:space="preserve"> </w:t>
+      </w:r>
+      <w:r>
+        <w:t>"H</w:t>
+      </w:r>
+      <w:r>
+        <w:t>8”</w:t>
+      </w:r>
+      <w:r>
+        <w:t>,</w:t>
+      </w:r>
+      <w:r>
+        <w:t xml:space="preserve"> </w:t>
+      </w:r>
+      <w:r>
+        <w:t>"H</w:t>
+      </w:r>
+      <w:r>
+        <w:t>9”</w:t>
+      </w:r>
+      <w:r>
+        <w:t>,</w:t>
+      </w:r>
+      <w:r>
+        <w:t xml:space="preserve"> </w:t>
+      </w:r>
+      <w:r>
+        <w:t>"H</w:t>
+      </w:r>
+      <w:r>
+        <w:t>10”</w:t>
+      </w:r>
+      <w:r>
+        <w:t>,</w:t>
+      </w:r>
+      <w:r>
+        <w:t xml:space="preserve"> "H</w:t>
+      </w:r>
+      <w:r>
+        <w:t>11”</w:t>
+      </w:r>
+      <w:r>
+        <w:t>,</w:t>
+      </w:r>
+      <w:r>
+        <w:t xml:space="preserve"> </w:t>
+      </w:r>
+      <w:r>
+        <w:t>"H</w:t>
+      </w:r>
+      <w:r>
+        <w:t>12”</w:t>
+      </w:r>
+      <w:r>
+        <w:t>,</w:t>
+      </w:r>
+      <w:r>
+        <w:t xml:space="preserve"> "H</w:t>
+      </w:r>
+      <w:r>
+        <w:t>13</w:t>
+      </w:r>
+      <w:r>
+        <w:t>"</w:t>
+      </w:r>
+      <w:r>
+        <w:t>,</w:t>
+      </w:r>
+      <w:r>
+        <w:t xml:space="preserve"> "HSL"</w:t>
+      </w:r>
+      <w:r>
+        <w:t>,</w:t>
+      </w:r>
+      <w:r>
+        <w:t xml:space="preserve"> "HVD"</w:t>
+      </w:r>
+      <w:r>
+        <w:t>]</w:t>
+      </w:r>
+    </w:p>
+    <w:p>
+      <w:r>
+        <w:t>CEF data</w:t>
+      </w:r>
+      <w:r>
+        <w:t xml:space="preserve"> file types</w:t>
+      </w:r>
+      <w:r>
+        <w:t xml:space="preserve">: </w:t>
+      </w:r>
+      <w:r>
+        <w:t xml:space="preserve">hierarchy = </w:t>
+      </w:r>
+      <w:r>
+        <w:t>[</w:t>
+      </w:r>
+      <w:r>
+        <w:t>"</w:t>
+      </w:r>
+      <w:r>
+        <w:t>HNI"</w:t>
+      </w:r>
+      <w:r>
+        <w:t>,</w:t>
+      </w:r>
+      <w:r>
+        <w:t xml:space="preserve"> "HEN"</w:t>
+      </w:r>
+      <w:r>
+        <w:t>,</w:t>
+      </w:r>
+      <w:r>
+        <w:t xml:space="preserve"> "HSN</w:t>
+      </w:r>
+      <w:r>
+        <w:t xml:space="preserve"> </w:t>
+      </w:r>
+      <w:r>
+        <w:t>"]</w:t>
+      </w:r>
+    </w:p>
+    <w:p>
+      <w:r>
+        <w:rPr>
+          <w:highlight w:val="yellow"/>
+        </w:rPr>
+        <w:t>S</w:t>
+      </w:r>
+      <w:r>
+        <w:rPr>
+          <w:highlight w:val="yellow"/>
+        </w:rPr>
+        <w:t>CF data</w:t>
+      </w:r>
+      <w:r>
+        <w:rPr>
+          <w:highlight w:val="yellow"/>
+        </w:rPr>
+        <w:t xml:space="preserve"> file types</w:t>
+      </w:r>
+      <w:r>
+        <w:rPr>
+          <w:highlight w:val="yellow"/>
+        </w:rPr>
+        <w:t>: hierarchy = ["H</w:t>
+      </w:r>
+      <w:r>
+        <w:rPr>
+          <w:highlight w:val="yellow"/>
+        </w:rPr>
+        <w:t>C</w:t>
+      </w:r>
+      <w:r>
+        <w:rPr>
+          <w:highlight w:val="yellow"/>
+        </w:rPr>
+        <w:t>I"]</w:t>
+      </w:r>
+    </w:p>
+    <w:p/>
+    <w:p>
+      <w:r>
+        <w:rPr>
+          <w:highlight w:val="yellow"/>
+        </w:rPr>
+        <w:t xml:space="preserve">The parameter </w:t>
+      </w:r>
+      <w:proofErr w:type="spellStart"/>
+      <w:r>
+        <w:rPr>
+          <w:highlight w:val="yellow"/>
+        </w:rPr>
+        <w:t>overwriteWithoutAsking</w:t>
+      </w:r>
+      <w:proofErr w:type="spellEnd"/>
+      <w:r>
+        <w:rPr>
+          <w:highlight w:val="yellow"/>
+        </w:rPr>
+        <w:t xml:space="preserve"> = TRUE </w:t>
+      </w:r>
+      <w:r>
+        <w:rPr>
+          <w:highlight w:val="yellow"/>
+        </w:rPr>
+        <w:t xml:space="preserve">will mean that if data already exist in the RDBES, then </w:t>
+      </w:r>
+      <w:r>
+        <w:rPr>
+          <w:highlight w:val="yellow"/>
+        </w:rPr>
+        <w:t xml:space="preserve">the </w:t>
+      </w:r>
+      <w:r>
+        <w:rPr>
+          <w:highlight w:val="yellow"/>
+        </w:rPr>
+        <w:t xml:space="preserve">popup to ask for </w:t>
+      </w:r>
+      <w:r>
+        <w:rPr>
+          <w:highlight w:val="yellow"/>
+        </w:rPr>
+        <w:t xml:space="preserve">confirmation on overwriting the existing data will be </w:t>
+      </w:r>
+      <w:r>
+        <w:rPr>
+          <w:highlight w:val="yellow"/>
+        </w:rPr>
+        <w:t>given, data will just be directly overwritten if similar data according to the overwriting rules exist.</w:t>
       </w:r>
     </w:p>
     <w:p>
@@ -231,60 +786,21 @@
         <w:rPr>
           <w:highlight w:val="yellow"/>
         </w:rPr>
-        <w:t xml:space="preserve">RDBES data: </w:t>
-      </w:r>
-      <w:r>
-        <w:rPr>
-          <w:highlight w:val="yellow"/>
-        </w:rPr>
-        <w:t>hierarchy = ["HCL" | "HCE" | "HCS" | "HSL" | "HVD"</w:t>
-      </w:r>
-      <w:r>
-        <w:rPr>
-          <w:highlight w:val="yellow"/>
-        </w:rPr>
-        <w:t>]</w:t>
-      </w:r>
-    </w:p>
-    <w:p>
-      <w:r>
-        <w:rPr>
-          <w:highlight w:val="yellow"/>
-        </w:rPr>
-        <w:t xml:space="preserve">CEF data: </w:t>
-      </w:r>
-      <w:r>
-        <w:rPr>
-          <w:highlight w:val="yellow"/>
-        </w:rPr>
-        <w:t>[</w:t>
-      </w:r>
-      <w:r>
-        <w:rPr>
-          <w:highlight w:val="yellow"/>
-        </w:rPr>
-        <w:t>"HNI" | "HEN" | "HSN"]</w:t>
-      </w:r>
-    </w:p>
-    <w:p>
-      <w:r>
-        <w:t xml:space="preserve">The </w:t>
-      </w:r>
-      <w:proofErr w:type="spellStart"/>
-      <w:r>
-        <w:t>rdbes_upload_data</w:t>
-      </w:r>
-      <w:proofErr w:type="spellEnd"/>
-      <w:r>
-        <w:t xml:space="preserve"> return a message (in your R working directory - typically the return file also opens automatically in R studio), which can be successful for screening and uploading of data or an error report for the failed checks. For successful screening and data upload an email will be sent. For failure an email will not be sent, see the returned message and potentially error file in </w:t>
-      </w:r>
-      <w:proofErr w:type="spellStart"/>
-      <w:r>
-        <w:t>json</w:t>
-      </w:r>
-      <w:proofErr w:type="spellEnd"/>
-      <w:r>
-        <w:t xml:space="preserve"> format.</w:t>
+        <w:t xml:space="preserve">For </w:t>
+      </w:r>
+      <w:proofErr w:type="spellStart"/>
+      <w:r>
+        <w:rPr>
+          <w:highlight w:val="yellow"/>
+        </w:rPr>
+        <w:t>detaied</w:t>
+      </w:r>
+      <w:proofErr w:type="spellEnd"/>
+      <w:r>
+        <w:rPr>
+          <w:highlight w:val="yellow"/>
+        </w:rPr>
+        <w:t xml:space="preserve"> RDBES data see the RDBES data model documentation.</w:t>
       </w:r>
     </w:p>
     <w:p>
@@ -292,27 +808,1186 @@
         <w:rPr>
           <w:b/>
           <w:bCs/>
+          <w:highlight w:val="yellow"/>
         </w:rPr>
       </w:pPr>
+      <w:proofErr w:type="spellStart"/>
       <w:r>
         <w:rPr>
           <w:b/>
           <w:bCs/>
-        </w:rPr>
-        <w:t>Examples of return messages</w:t>
-      </w:r>
-    </w:p>
-    <w:p>
-      <w:pPr>
+          <w:highlight w:val="yellow"/>
+        </w:rPr>
+        <w:t>Overwritting</w:t>
+      </w:r>
+      <w:proofErr w:type="spellEnd"/>
+      <w:r>
         <w:rPr>
           <w:b/>
           <w:bCs/>
+          <w:highlight w:val="yellow"/>
+        </w:rPr>
+        <w:t xml:space="preserve"> rules for CEF</w:t>
+      </w:r>
+    </w:p>
+    <w:tbl>
+      <w:tblPr>
+        <w:tblW w:w="4396" w:type="dxa"/>
+        <w:tblLook w:val="04A0" w:firstRow="1" w:lastRow="0" w:firstColumn="1" w:lastColumn="0" w:noHBand="0" w:noVBand="1"/>
+      </w:tblPr>
+      <w:tblGrid>
+        <w:gridCol w:w="4396"/>
+      </w:tblGrid>
+      <w:tr>
+        <w:trPr>
+          <w:trHeight w:val="285"/>
+        </w:trPr>
+        <w:tc>
+          <w:tcPr>
+            <w:tcW w:w="4396" w:type="dxa"/>
+            <w:tcBorders>
+              <w:top w:val="nil"/>
+              <w:left w:val="nil"/>
+              <w:bottom w:val="nil"/>
+              <w:right w:val="nil"/>
+            </w:tcBorders>
+            <w:noWrap/>
+            <w:vAlign w:val="bottom"/>
+            <w:hideMark/>
+          </w:tcPr>
+          <w:p>
+            <w:pPr>
+              <w:rPr>
+                <w:rFonts w:ascii="Aptos Narrow" w:hAnsi="Aptos Narrow"/>
+                <w:b/>
+                <w:bCs/>
+                <w:color w:val="000000"/>
+                <w:sz w:val="22"/>
+                <w:szCs w:val="22"/>
+                <w:highlight w:val="yellow"/>
+              </w:rPr>
+            </w:pPr>
+            <w:r>
+              <w:rPr>
+                <w:rFonts w:ascii="Aptos Narrow" w:hAnsi="Aptos Narrow"/>
+                <w:b/>
+                <w:bCs/>
+                <w:color w:val="000000"/>
+                <w:sz w:val="22"/>
+                <w:szCs w:val="22"/>
+                <w:highlight w:val="yellow"/>
+              </w:rPr>
+              <w:t>National Information (</w:t>
+            </w:r>
+            <w:proofErr w:type="gramStart"/>
+            <w:r>
+              <w:rPr>
+                <w:rFonts w:ascii="Aptos Narrow" w:hAnsi="Aptos Narrow"/>
+                <w:b/>
+                <w:bCs/>
+                <w:color w:val="000000"/>
+                <w:sz w:val="22"/>
+                <w:szCs w:val="22"/>
+                <w:highlight w:val="yellow"/>
+              </w:rPr>
+              <w:t>NI)  for</w:t>
+            </w:r>
+            <w:proofErr w:type="gramEnd"/>
+            <w:r>
+              <w:rPr>
+                <w:rFonts w:ascii="Aptos Narrow" w:hAnsi="Aptos Narrow"/>
+                <w:b/>
+                <w:bCs/>
+                <w:color w:val="000000"/>
+                <w:sz w:val="22"/>
+                <w:szCs w:val="22"/>
+                <w:highlight w:val="yellow"/>
+              </w:rPr>
+              <w:t xml:space="preserve"> CN and DN</w:t>
+            </w:r>
+          </w:p>
+        </w:tc>
+      </w:tr>
+      <w:tr>
+        <w:trPr>
+          <w:trHeight w:val="285"/>
+        </w:trPr>
+        <w:tc>
+          <w:tcPr>
+            <w:tcW w:w="4396" w:type="dxa"/>
+            <w:tcBorders>
+              <w:top w:val="nil"/>
+              <w:left w:val="nil"/>
+              <w:bottom w:val="nil"/>
+              <w:right w:val="nil"/>
+            </w:tcBorders>
+            <w:noWrap/>
+            <w:hideMark/>
+          </w:tcPr>
+          <w:p>
+            <w:pPr>
+              <w:spacing w:after="0"/>
+              <w:rPr>
+                <w:rFonts w:ascii="Calibri" w:hAnsi="Calibri" w:cs="Calibri"/>
+                <w:sz w:val="22"/>
+                <w:szCs w:val="22"/>
+                <w:highlight w:val="yellow"/>
+              </w:rPr>
+            </w:pPr>
+            <w:proofErr w:type="spellStart"/>
+            <w:r>
+              <w:rPr>
+                <w:rFonts w:ascii="Calibri" w:hAnsi="Calibri" w:cs="Calibri"/>
+                <w:sz w:val="22"/>
+                <w:szCs w:val="22"/>
+                <w:highlight w:val="yellow"/>
+              </w:rPr>
+              <w:t>vesselFlagCountry</w:t>
+            </w:r>
+            <w:proofErr w:type="spellEnd"/>
+          </w:p>
+        </w:tc>
+      </w:tr>
+      <w:tr>
+        <w:trPr>
+          <w:trHeight w:val="285"/>
+        </w:trPr>
+        <w:tc>
+          <w:tcPr>
+            <w:tcW w:w="4396" w:type="dxa"/>
+            <w:tcBorders>
+              <w:top w:val="nil"/>
+              <w:left w:val="nil"/>
+              <w:bottom w:val="nil"/>
+              <w:right w:val="nil"/>
+            </w:tcBorders>
+            <w:noWrap/>
+            <w:hideMark/>
+          </w:tcPr>
+          <w:p>
+            <w:pPr>
+              <w:spacing w:after="0"/>
+              <w:rPr>
+                <w:rFonts w:ascii="Calibri" w:hAnsi="Calibri" w:cs="Calibri"/>
+                <w:sz w:val="22"/>
+                <w:szCs w:val="22"/>
+                <w:highlight w:val="yellow"/>
+              </w:rPr>
+            </w:pPr>
+            <w:r>
+              <w:rPr>
+                <w:rFonts w:ascii="Calibri" w:hAnsi="Calibri" w:cs="Calibri"/>
+                <w:sz w:val="22"/>
+                <w:szCs w:val="22"/>
+                <w:highlight w:val="yellow"/>
+              </w:rPr>
+              <w:t>Y</w:t>
+            </w:r>
+            <w:r>
+              <w:rPr>
+                <w:rFonts w:ascii="Calibri" w:hAnsi="Calibri" w:cs="Calibri"/>
+                <w:sz w:val="22"/>
+                <w:szCs w:val="22"/>
+                <w:highlight w:val="yellow"/>
+              </w:rPr>
+              <w:t>ear</w:t>
+            </w:r>
+          </w:p>
+        </w:tc>
+      </w:tr>
+      <w:tr>
+        <w:trPr>
+          <w:trHeight w:val="285"/>
+        </w:trPr>
+        <w:tc>
+          <w:tcPr>
+            <w:tcW w:w="4396" w:type="dxa"/>
+            <w:tcBorders>
+              <w:top w:val="nil"/>
+              <w:left w:val="nil"/>
+              <w:bottom w:val="nil"/>
+              <w:right w:val="nil"/>
+            </w:tcBorders>
+            <w:noWrap/>
+            <w:hideMark/>
+          </w:tcPr>
+          <w:p>
+            <w:pPr>
+              <w:spacing w:after="0"/>
+              <w:rPr>
+                <w:rFonts w:ascii="Calibri" w:hAnsi="Calibri" w:cs="Calibri"/>
+                <w:sz w:val="22"/>
+                <w:szCs w:val="22"/>
+                <w:highlight w:val="yellow"/>
+              </w:rPr>
+            </w:pPr>
+            <w:proofErr w:type="spellStart"/>
+            <w:r>
+              <w:rPr>
+                <w:rFonts w:ascii="Calibri" w:hAnsi="Calibri" w:cs="Calibri"/>
+                <w:sz w:val="22"/>
+                <w:szCs w:val="22"/>
+                <w:highlight w:val="yellow"/>
+              </w:rPr>
+              <w:t>workingGroup</w:t>
+            </w:r>
+            <w:proofErr w:type="spellEnd"/>
+            <w:r>
+              <w:rPr>
+                <w:rFonts w:ascii="Calibri" w:hAnsi="Calibri" w:cs="Calibri"/>
+                <w:sz w:val="22"/>
+                <w:szCs w:val="22"/>
+                <w:highlight w:val="yellow"/>
+              </w:rPr>
+              <w:t xml:space="preserve"> </w:t>
+            </w:r>
+          </w:p>
+        </w:tc>
+      </w:tr>
+      <w:tr>
+        <w:trPr>
+          <w:trHeight w:val="285"/>
+        </w:trPr>
+        <w:tc>
+          <w:tcPr>
+            <w:tcW w:w="4396" w:type="dxa"/>
+            <w:tcBorders>
+              <w:top w:val="nil"/>
+              <w:left w:val="nil"/>
+              <w:bottom w:val="nil"/>
+              <w:right w:val="nil"/>
+            </w:tcBorders>
+            <w:noWrap/>
+            <w:hideMark/>
+          </w:tcPr>
+          <w:p>
+            <w:pPr>
+              <w:spacing w:after="0"/>
+              <w:rPr>
+                <w:rFonts w:ascii="Calibri" w:hAnsi="Calibri" w:cs="Calibri"/>
+                <w:sz w:val="22"/>
+                <w:szCs w:val="22"/>
+                <w:highlight w:val="yellow"/>
+              </w:rPr>
+            </w:pPr>
+            <w:r>
+              <w:rPr>
+                <w:rFonts w:ascii="Calibri" w:hAnsi="Calibri" w:cs="Calibri"/>
+                <w:sz w:val="22"/>
+                <w:szCs w:val="22"/>
+                <w:highlight w:val="yellow"/>
+              </w:rPr>
+              <w:lastRenderedPageBreak/>
+              <w:t>S</w:t>
+            </w:r>
+            <w:r>
+              <w:rPr>
+                <w:rFonts w:ascii="Calibri" w:hAnsi="Calibri" w:cs="Calibri"/>
+                <w:sz w:val="22"/>
+                <w:szCs w:val="22"/>
+                <w:highlight w:val="yellow"/>
+              </w:rPr>
+              <w:t>tock</w:t>
+            </w:r>
+          </w:p>
+        </w:tc>
+      </w:tr>
+      <w:tr>
+        <w:trPr>
+          <w:trHeight w:val="285"/>
+        </w:trPr>
+        <w:tc>
+          <w:tcPr>
+            <w:tcW w:w="4396" w:type="dxa"/>
+            <w:tcBorders>
+              <w:top w:val="nil"/>
+              <w:left w:val="nil"/>
+              <w:bottom w:val="nil"/>
+              <w:right w:val="nil"/>
+            </w:tcBorders>
+            <w:noWrap/>
+            <w:hideMark/>
+          </w:tcPr>
+          <w:p>
+            <w:pPr>
+              <w:spacing w:after="0"/>
+              <w:rPr>
+                <w:rFonts w:ascii="Calibri" w:hAnsi="Calibri" w:cs="Calibri"/>
+                <w:sz w:val="22"/>
+                <w:szCs w:val="22"/>
+                <w:highlight w:val="yellow"/>
+              </w:rPr>
+            </w:pPr>
+            <w:proofErr w:type="spellStart"/>
+            <w:r>
+              <w:rPr>
+                <w:rFonts w:ascii="Calibri" w:hAnsi="Calibri" w:cs="Calibri"/>
+                <w:sz w:val="22"/>
+                <w:szCs w:val="22"/>
+                <w:highlight w:val="yellow"/>
+              </w:rPr>
+              <w:t>speciesCode</w:t>
+            </w:r>
+            <w:proofErr w:type="spellEnd"/>
+          </w:p>
+        </w:tc>
+      </w:tr>
+      <w:tr>
+        <w:trPr>
+          <w:trHeight w:val="285"/>
+        </w:trPr>
+        <w:tc>
+          <w:tcPr>
+            <w:tcW w:w="4396" w:type="dxa"/>
+            <w:tcBorders>
+              <w:top w:val="nil"/>
+              <w:left w:val="nil"/>
+              <w:bottom w:val="nil"/>
+              <w:right w:val="nil"/>
+            </w:tcBorders>
+            <w:noWrap/>
+            <w:vAlign w:val="bottom"/>
+            <w:hideMark/>
+          </w:tcPr>
+          <w:p>
+            <w:pPr>
+              <w:rPr>
+                <w:rFonts w:ascii="Calibri" w:hAnsi="Calibri" w:cs="Calibri"/>
+                <w:sz w:val="22"/>
+                <w:szCs w:val="22"/>
+                <w:highlight w:val="yellow"/>
+              </w:rPr>
+            </w:pPr>
+          </w:p>
+        </w:tc>
+      </w:tr>
+      <w:tr>
+        <w:trPr>
+          <w:trHeight w:val="285"/>
+        </w:trPr>
+        <w:tc>
+          <w:tcPr>
+            <w:tcW w:w="4396" w:type="dxa"/>
+            <w:tcBorders>
+              <w:top w:val="nil"/>
+              <w:left w:val="nil"/>
+              <w:bottom w:val="nil"/>
+              <w:right w:val="nil"/>
+            </w:tcBorders>
+            <w:noWrap/>
+            <w:vAlign w:val="bottom"/>
+            <w:hideMark/>
+          </w:tcPr>
+          <w:p>
+            <w:pPr>
+              <w:rPr>
+                <w:rFonts w:ascii="Aptos Narrow" w:hAnsi="Aptos Narrow"/>
+                <w:b/>
+                <w:bCs/>
+                <w:color w:val="000000"/>
+                <w:sz w:val="22"/>
+                <w:szCs w:val="22"/>
+                <w:highlight w:val="yellow"/>
+              </w:rPr>
+            </w:pPr>
+            <w:r>
+              <w:rPr>
+                <w:rFonts w:ascii="Aptos Narrow" w:hAnsi="Aptos Narrow"/>
+                <w:b/>
+                <w:bCs/>
+                <w:color w:val="000000"/>
+                <w:sz w:val="22"/>
+                <w:szCs w:val="22"/>
+                <w:highlight w:val="yellow"/>
+              </w:rPr>
+              <w:t>Spatial landings details, National (SN)</w:t>
+            </w:r>
+          </w:p>
+        </w:tc>
+      </w:tr>
+      <w:tr>
+        <w:trPr>
+          <w:trHeight w:val="285"/>
+        </w:trPr>
+        <w:tc>
+          <w:tcPr>
+            <w:tcW w:w="4396" w:type="dxa"/>
+            <w:tcBorders>
+              <w:top w:val="nil"/>
+              <w:left w:val="nil"/>
+              <w:bottom w:val="nil"/>
+              <w:right w:val="nil"/>
+            </w:tcBorders>
+            <w:noWrap/>
+            <w:hideMark/>
+          </w:tcPr>
+          <w:p>
+            <w:pPr>
+              <w:spacing w:after="0"/>
+              <w:rPr>
+                <w:rFonts w:ascii="Calibri" w:hAnsi="Calibri" w:cs="Calibri"/>
+                <w:sz w:val="22"/>
+                <w:szCs w:val="22"/>
+                <w:highlight w:val="yellow"/>
+              </w:rPr>
+            </w:pPr>
+            <w:proofErr w:type="spellStart"/>
+            <w:r>
+              <w:rPr>
+                <w:rFonts w:ascii="Calibri" w:hAnsi="Calibri" w:cs="Calibri"/>
+                <w:sz w:val="22"/>
+                <w:szCs w:val="22"/>
+                <w:highlight w:val="yellow"/>
+              </w:rPr>
+              <w:t>vesselFlagCountry</w:t>
+            </w:r>
+            <w:proofErr w:type="spellEnd"/>
+          </w:p>
+        </w:tc>
+      </w:tr>
+      <w:tr>
+        <w:trPr>
+          <w:trHeight w:val="285"/>
+        </w:trPr>
+        <w:tc>
+          <w:tcPr>
+            <w:tcW w:w="4396" w:type="dxa"/>
+            <w:tcBorders>
+              <w:top w:val="nil"/>
+              <w:left w:val="nil"/>
+              <w:bottom w:val="nil"/>
+              <w:right w:val="nil"/>
+            </w:tcBorders>
+            <w:noWrap/>
+            <w:hideMark/>
+          </w:tcPr>
+          <w:p>
+            <w:pPr>
+              <w:spacing w:after="0"/>
+              <w:rPr>
+                <w:rFonts w:ascii="Calibri" w:hAnsi="Calibri" w:cs="Calibri"/>
+                <w:sz w:val="22"/>
+                <w:szCs w:val="22"/>
+                <w:highlight w:val="yellow"/>
+              </w:rPr>
+            </w:pPr>
+            <w:r>
+              <w:rPr>
+                <w:rFonts w:ascii="Calibri" w:hAnsi="Calibri" w:cs="Calibri"/>
+                <w:sz w:val="22"/>
+                <w:szCs w:val="22"/>
+                <w:highlight w:val="yellow"/>
+              </w:rPr>
+              <w:t>year</w:t>
+            </w:r>
+          </w:p>
+        </w:tc>
+      </w:tr>
+      <w:tr>
+        <w:trPr>
+          <w:trHeight w:val="285"/>
+        </w:trPr>
+        <w:tc>
+          <w:tcPr>
+            <w:tcW w:w="4396" w:type="dxa"/>
+            <w:tcBorders>
+              <w:top w:val="nil"/>
+              <w:left w:val="nil"/>
+              <w:bottom w:val="nil"/>
+              <w:right w:val="nil"/>
+            </w:tcBorders>
+            <w:noWrap/>
+            <w:hideMark/>
+          </w:tcPr>
+          <w:p>
+            <w:pPr>
+              <w:spacing w:after="0"/>
+              <w:rPr>
+                <w:rFonts w:ascii="Calibri" w:hAnsi="Calibri" w:cs="Calibri"/>
+                <w:sz w:val="22"/>
+                <w:szCs w:val="22"/>
+                <w:highlight w:val="yellow"/>
+              </w:rPr>
+            </w:pPr>
+            <w:proofErr w:type="spellStart"/>
+            <w:r>
+              <w:rPr>
+                <w:rFonts w:ascii="Calibri" w:hAnsi="Calibri" w:cs="Calibri"/>
+                <w:sz w:val="22"/>
+                <w:szCs w:val="22"/>
+                <w:highlight w:val="yellow"/>
+              </w:rPr>
+              <w:t>workingGroup</w:t>
+            </w:r>
+            <w:proofErr w:type="spellEnd"/>
+            <w:r>
+              <w:rPr>
+                <w:rFonts w:ascii="Calibri" w:hAnsi="Calibri" w:cs="Calibri"/>
+                <w:sz w:val="22"/>
+                <w:szCs w:val="22"/>
+                <w:highlight w:val="yellow"/>
+              </w:rPr>
+              <w:t xml:space="preserve"> </w:t>
+            </w:r>
+          </w:p>
+        </w:tc>
+      </w:tr>
+      <w:tr>
+        <w:trPr>
+          <w:trHeight w:val="285"/>
+        </w:trPr>
+        <w:tc>
+          <w:tcPr>
+            <w:tcW w:w="4396" w:type="dxa"/>
+            <w:tcBorders>
+              <w:top w:val="nil"/>
+              <w:left w:val="nil"/>
+              <w:bottom w:val="nil"/>
+              <w:right w:val="nil"/>
+            </w:tcBorders>
+            <w:noWrap/>
+            <w:hideMark/>
+          </w:tcPr>
+          <w:p>
+            <w:pPr>
+              <w:spacing w:after="0"/>
+              <w:rPr>
+                <w:rFonts w:ascii="Calibri" w:hAnsi="Calibri" w:cs="Calibri"/>
+                <w:sz w:val="22"/>
+                <w:szCs w:val="22"/>
+                <w:highlight w:val="yellow"/>
+              </w:rPr>
+            </w:pPr>
+            <w:r>
+              <w:rPr>
+                <w:rFonts w:ascii="Calibri" w:hAnsi="Calibri" w:cs="Calibri"/>
+                <w:sz w:val="22"/>
+                <w:szCs w:val="22"/>
+                <w:highlight w:val="yellow"/>
+              </w:rPr>
+              <w:t>stock</w:t>
+            </w:r>
+          </w:p>
+        </w:tc>
+      </w:tr>
+      <w:tr>
+        <w:trPr>
+          <w:trHeight w:val="285"/>
+        </w:trPr>
+        <w:tc>
+          <w:tcPr>
+            <w:tcW w:w="4396" w:type="dxa"/>
+            <w:tcBorders>
+              <w:top w:val="nil"/>
+              <w:left w:val="nil"/>
+              <w:bottom w:val="nil"/>
+              <w:right w:val="nil"/>
+            </w:tcBorders>
+            <w:noWrap/>
+            <w:hideMark/>
+          </w:tcPr>
+          <w:p>
+            <w:pPr>
+              <w:spacing w:after="0"/>
+              <w:rPr>
+                <w:rFonts w:ascii="Calibri" w:hAnsi="Calibri" w:cs="Calibri"/>
+                <w:sz w:val="22"/>
+                <w:szCs w:val="22"/>
+                <w:highlight w:val="yellow"/>
+              </w:rPr>
+            </w:pPr>
+            <w:proofErr w:type="spellStart"/>
+            <w:r>
+              <w:rPr>
+                <w:rFonts w:ascii="Calibri" w:hAnsi="Calibri" w:cs="Calibri"/>
+                <w:sz w:val="22"/>
+                <w:szCs w:val="22"/>
+                <w:highlight w:val="yellow"/>
+              </w:rPr>
+              <w:t>speciesCode</w:t>
+            </w:r>
+            <w:proofErr w:type="spellEnd"/>
+          </w:p>
+        </w:tc>
+      </w:tr>
+      <w:tr>
+        <w:trPr>
+          <w:trHeight w:val="285"/>
+        </w:trPr>
+        <w:tc>
+          <w:tcPr>
+            <w:tcW w:w="4396" w:type="dxa"/>
+            <w:tcBorders>
+              <w:top w:val="nil"/>
+              <w:left w:val="nil"/>
+              <w:bottom w:val="nil"/>
+              <w:right w:val="nil"/>
+            </w:tcBorders>
+            <w:noWrap/>
+            <w:vAlign w:val="bottom"/>
+            <w:hideMark/>
+          </w:tcPr>
+          <w:p>
+            <w:pPr>
+              <w:rPr>
+                <w:rFonts w:ascii="Calibri" w:hAnsi="Calibri" w:cs="Calibri"/>
+                <w:sz w:val="22"/>
+                <w:szCs w:val="22"/>
+                <w:highlight w:val="yellow"/>
+              </w:rPr>
+            </w:pPr>
+          </w:p>
+        </w:tc>
+      </w:tr>
+      <w:tr>
+        <w:trPr>
+          <w:trHeight w:val="285"/>
+        </w:trPr>
+        <w:tc>
+          <w:tcPr>
+            <w:tcW w:w="4396" w:type="dxa"/>
+            <w:tcBorders>
+              <w:top w:val="nil"/>
+              <w:left w:val="nil"/>
+              <w:bottom w:val="nil"/>
+              <w:right w:val="nil"/>
+            </w:tcBorders>
+            <w:noWrap/>
+            <w:vAlign w:val="bottom"/>
+            <w:hideMark/>
+          </w:tcPr>
+          <w:p>
+            <w:pPr>
+              <w:rPr>
+                <w:rFonts w:ascii="Aptos Narrow" w:hAnsi="Aptos Narrow"/>
+                <w:b/>
+                <w:bCs/>
+                <w:color w:val="000000"/>
+                <w:sz w:val="22"/>
+                <w:szCs w:val="22"/>
+                <w:highlight w:val="yellow"/>
+              </w:rPr>
+            </w:pPr>
+            <w:r>
+              <w:rPr>
+                <w:rFonts w:ascii="Aptos Narrow" w:hAnsi="Aptos Narrow"/>
+                <w:b/>
+                <w:bCs/>
+                <w:color w:val="000000"/>
+                <w:sz w:val="22"/>
+                <w:szCs w:val="22"/>
+                <w:highlight w:val="yellow"/>
+              </w:rPr>
+              <w:t>Effort, National (EN)</w:t>
+            </w:r>
+          </w:p>
+        </w:tc>
+      </w:tr>
+      <w:tr>
+        <w:trPr>
+          <w:trHeight w:val="285"/>
+        </w:trPr>
+        <w:tc>
+          <w:tcPr>
+            <w:tcW w:w="4396" w:type="dxa"/>
+            <w:tcBorders>
+              <w:top w:val="nil"/>
+              <w:left w:val="nil"/>
+              <w:bottom w:val="nil"/>
+              <w:right w:val="nil"/>
+            </w:tcBorders>
+            <w:noWrap/>
+            <w:hideMark/>
+          </w:tcPr>
+          <w:p>
+            <w:pPr>
+              <w:spacing w:after="0"/>
+              <w:rPr>
+                <w:rFonts w:ascii="Calibri" w:hAnsi="Calibri" w:cs="Calibri"/>
+                <w:sz w:val="22"/>
+                <w:szCs w:val="22"/>
+                <w:highlight w:val="yellow"/>
+              </w:rPr>
+            </w:pPr>
+            <w:proofErr w:type="spellStart"/>
+            <w:r>
+              <w:rPr>
+                <w:rFonts w:ascii="Calibri" w:hAnsi="Calibri" w:cs="Calibri"/>
+                <w:sz w:val="22"/>
+                <w:szCs w:val="22"/>
+                <w:highlight w:val="yellow"/>
+              </w:rPr>
+              <w:t>vesselFlagCountry</w:t>
+            </w:r>
+            <w:proofErr w:type="spellEnd"/>
+          </w:p>
+        </w:tc>
+      </w:tr>
+      <w:tr>
+        <w:trPr>
+          <w:trHeight w:val="285"/>
+        </w:trPr>
+        <w:tc>
+          <w:tcPr>
+            <w:tcW w:w="4396" w:type="dxa"/>
+            <w:tcBorders>
+              <w:top w:val="nil"/>
+              <w:left w:val="nil"/>
+              <w:bottom w:val="nil"/>
+              <w:right w:val="nil"/>
+            </w:tcBorders>
+            <w:noWrap/>
+            <w:hideMark/>
+          </w:tcPr>
+          <w:p>
+            <w:pPr>
+              <w:spacing w:after="0"/>
+              <w:rPr>
+                <w:rFonts w:ascii="Calibri" w:hAnsi="Calibri" w:cs="Calibri"/>
+                <w:sz w:val="22"/>
+                <w:szCs w:val="22"/>
+                <w:highlight w:val="yellow"/>
+              </w:rPr>
+            </w:pPr>
+            <w:r>
+              <w:rPr>
+                <w:rFonts w:ascii="Calibri" w:hAnsi="Calibri" w:cs="Calibri"/>
+                <w:sz w:val="22"/>
+                <w:szCs w:val="22"/>
+                <w:highlight w:val="yellow"/>
+              </w:rPr>
+              <w:t>year</w:t>
+            </w:r>
+          </w:p>
+        </w:tc>
+      </w:tr>
+      <w:tr>
+        <w:trPr>
+          <w:trHeight w:val="285"/>
+        </w:trPr>
+        <w:tc>
+          <w:tcPr>
+            <w:tcW w:w="4396" w:type="dxa"/>
+            <w:tcBorders>
+              <w:top w:val="nil"/>
+              <w:left w:val="nil"/>
+              <w:bottom w:val="nil"/>
+              <w:right w:val="nil"/>
+            </w:tcBorders>
+            <w:noWrap/>
+            <w:hideMark/>
+          </w:tcPr>
+          <w:p>
+            <w:pPr>
+              <w:spacing w:after="0"/>
+              <w:rPr>
+                <w:rFonts w:ascii="Calibri" w:hAnsi="Calibri" w:cs="Calibri"/>
+                <w:sz w:val="22"/>
+                <w:szCs w:val="22"/>
+                <w:highlight w:val="yellow"/>
+              </w:rPr>
+            </w:pPr>
+            <w:proofErr w:type="spellStart"/>
+            <w:r>
+              <w:rPr>
+                <w:rFonts w:ascii="Calibri" w:hAnsi="Calibri" w:cs="Calibri"/>
+                <w:sz w:val="22"/>
+                <w:szCs w:val="22"/>
+                <w:highlight w:val="yellow"/>
+              </w:rPr>
+              <w:t>workingGroup</w:t>
+            </w:r>
+            <w:proofErr w:type="spellEnd"/>
+            <w:r>
+              <w:rPr>
+                <w:rFonts w:ascii="Calibri" w:hAnsi="Calibri" w:cs="Calibri"/>
+                <w:sz w:val="22"/>
+                <w:szCs w:val="22"/>
+                <w:highlight w:val="yellow"/>
+              </w:rPr>
+              <w:t xml:space="preserve"> </w:t>
+            </w:r>
+          </w:p>
+        </w:tc>
+      </w:tr>
+    </w:tbl>
+    <w:p>
+      <w:pPr>
+        <w:rPr>
+          <w:highlight w:val="yellow"/>
         </w:rPr>
       </w:pPr>
-      <w:r>
+    </w:p>
+    <w:p>
+      <w:pPr>
         <w:rPr>
           <w:b/>
           <w:bCs/>
+          <w:highlight w:val="yellow"/>
+        </w:rPr>
+      </w:pPr>
+      <w:proofErr w:type="spellStart"/>
+      <w:r>
+        <w:rPr>
+          <w:b/>
+          <w:bCs/>
+          <w:highlight w:val="yellow"/>
+        </w:rPr>
+        <w:t>Overwritting</w:t>
+      </w:r>
+      <w:proofErr w:type="spellEnd"/>
+      <w:r>
+        <w:rPr>
+          <w:b/>
+          <w:bCs/>
+          <w:highlight w:val="yellow"/>
+        </w:rPr>
+        <w:t xml:space="preserve"> rules for SCF</w:t>
+      </w:r>
+    </w:p>
+    <w:tbl>
+      <w:tblPr>
+        <w:tblW w:w="3216" w:type="dxa"/>
+        <w:tblLook w:val="04A0" w:firstRow="1" w:lastRow="0" w:firstColumn="1" w:lastColumn="0" w:noHBand="0" w:noVBand="1"/>
+      </w:tblPr>
+      <w:tblGrid>
+        <w:gridCol w:w="3216"/>
+      </w:tblGrid>
+      <w:tr>
+        <w:trPr>
+          <w:trHeight w:val="285"/>
+        </w:trPr>
+        <w:tc>
+          <w:tcPr>
+            <w:tcW w:w="3216" w:type="dxa"/>
+            <w:tcBorders>
+              <w:top w:val="nil"/>
+              <w:left w:val="nil"/>
+              <w:bottom w:val="nil"/>
+              <w:right w:val="nil"/>
+            </w:tcBorders>
+            <w:noWrap/>
+            <w:vAlign w:val="bottom"/>
+            <w:hideMark/>
+          </w:tcPr>
+          <w:p>
+            <w:pPr>
+              <w:spacing w:after="0" w:line="240" w:lineRule="auto"/>
+              <w:rPr>
+                <w:rFonts w:ascii="Aptos Narrow" w:eastAsia="Times New Roman" w:hAnsi="Aptos Narrow" w:cs="Times New Roman"/>
+                <w:b/>
+                <w:bCs/>
+                <w:color w:val="000000"/>
+                <w:kern w:val="0"/>
+                <w:sz w:val="22"/>
+                <w:szCs w:val="22"/>
+                <w:highlight w:val="yellow"/>
+                <w:lang w:eastAsia="en-DK"/>
+                <w14:ligatures w14:val="none"/>
+              </w:rPr>
+            </w:pPr>
+            <w:r>
+              <w:rPr>
+                <w:rFonts w:ascii="Aptos Narrow" w:eastAsia="Times New Roman" w:hAnsi="Aptos Narrow" w:cs="Times New Roman"/>
+                <w:b/>
+                <w:bCs/>
+                <w:color w:val="000000"/>
+                <w:kern w:val="0"/>
+                <w:sz w:val="22"/>
+                <w:szCs w:val="22"/>
+                <w:highlight w:val="yellow"/>
+                <w:lang w:eastAsia="en-DK"/>
+                <w14:ligatures w14:val="none"/>
+              </w:rPr>
+              <w:t xml:space="preserve">Combined Information (CI) </w:t>
+            </w:r>
+          </w:p>
+        </w:tc>
+      </w:tr>
+      <w:tr>
+        <w:trPr>
+          <w:trHeight w:val="285"/>
+        </w:trPr>
+        <w:tc>
+          <w:tcPr>
+            <w:tcW w:w="3216" w:type="dxa"/>
+            <w:tcBorders>
+              <w:top w:val="nil"/>
+              <w:left w:val="nil"/>
+              <w:bottom w:val="nil"/>
+              <w:right w:val="nil"/>
+            </w:tcBorders>
+            <w:noWrap/>
+            <w:hideMark/>
+          </w:tcPr>
+          <w:p>
+            <w:pPr>
+              <w:spacing w:after="0" w:line="240" w:lineRule="auto"/>
+              <w:rPr>
+                <w:rFonts w:ascii="Calibri" w:eastAsia="Times New Roman" w:hAnsi="Calibri" w:cs="Calibri"/>
+                <w:kern w:val="0"/>
+                <w:sz w:val="22"/>
+                <w:szCs w:val="22"/>
+                <w:highlight w:val="yellow"/>
+                <w:lang w:eastAsia="en-DK"/>
+                <w14:ligatures w14:val="none"/>
+              </w:rPr>
+            </w:pPr>
+            <w:r>
+              <w:rPr>
+                <w:rFonts w:ascii="Calibri" w:eastAsia="Times New Roman" w:hAnsi="Calibri" w:cs="Calibri"/>
+                <w:kern w:val="0"/>
+                <w:sz w:val="22"/>
+                <w:szCs w:val="22"/>
+                <w:highlight w:val="yellow"/>
+                <w:lang w:eastAsia="en-DK"/>
+                <w14:ligatures w14:val="none"/>
+              </w:rPr>
+              <w:t>version</w:t>
+            </w:r>
+          </w:p>
+        </w:tc>
+      </w:tr>
+      <w:tr>
+        <w:trPr>
+          <w:trHeight w:val="285"/>
+        </w:trPr>
+        <w:tc>
+          <w:tcPr>
+            <w:tcW w:w="3216" w:type="dxa"/>
+            <w:tcBorders>
+              <w:top w:val="nil"/>
+              <w:left w:val="nil"/>
+              <w:bottom w:val="nil"/>
+              <w:right w:val="nil"/>
+            </w:tcBorders>
+            <w:noWrap/>
+            <w:hideMark/>
+          </w:tcPr>
+          <w:p>
+            <w:pPr>
+              <w:spacing w:after="0" w:line="240" w:lineRule="auto"/>
+              <w:rPr>
+                <w:rFonts w:ascii="Calibri" w:eastAsia="Times New Roman" w:hAnsi="Calibri" w:cs="Calibri"/>
+                <w:kern w:val="0"/>
+                <w:sz w:val="22"/>
+                <w:szCs w:val="22"/>
+                <w:highlight w:val="yellow"/>
+                <w:lang w:eastAsia="en-DK"/>
+                <w14:ligatures w14:val="none"/>
+              </w:rPr>
+            </w:pPr>
+            <w:r>
+              <w:rPr>
+                <w:rFonts w:ascii="Calibri" w:eastAsia="Times New Roman" w:hAnsi="Calibri" w:cs="Calibri"/>
+                <w:kern w:val="0"/>
+                <w:sz w:val="22"/>
+                <w:szCs w:val="22"/>
+                <w:highlight w:val="yellow"/>
+                <w:lang w:eastAsia="en-DK"/>
+                <w14:ligatures w14:val="none"/>
+              </w:rPr>
+              <w:t>year</w:t>
+            </w:r>
+          </w:p>
+        </w:tc>
+      </w:tr>
+      <w:tr>
+        <w:trPr>
+          <w:trHeight w:val="285"/>
+        </w:trPr>
+        <w:tc>
+          <w:tcPr>
+            <w:tcW w:w="3216" w:type="dxa"/>
+            <w:tcBorders>
+              <w:top w:val="nil"/>
+              <w:left w:val="nil"/>
+              <w:bottom w:val="nil"/>
+              <w:right w:val="nil"/>
+            </w:tcBorders>
+            <w:noWrap/>
+            <w:hideMark/>
+          </w:tcPr>
+          <w:p>
+            <w:pPr>
+              <w:spacing w:after="0" w:line="240" w:lineRule="auto"/>
+              <w:rPr>
+                <w:rFonts w:ascii="Calibri" w:eastAsia="Times New Roman" w:hAnsi="Calibri" w:cs="Calibri"/>
+                <w:kern w:val="0"/>
+                <w:sz w:val="22"/>
+                <w:szCs w:val="22"/>
+                <w:highlight w:val="yellow"/>
+                <w:lang w:eastAsia="en-DK"/>
+                <w14:ligatures w14:val="none"/>
+              </w:rPr>
+            </w:pPr>
+            <w:proofErr w:type="spellStart"/>
+            <w:r>
+              <w:rPr>
+                <w:rFonts w:ascii="Calibri" w:eastAsia="Times New Roman" w:hAnsi="Calibri" w:cs="Calibri"/>
+                <w:kern w:val="0"/>
+                <w:sz w:val="22"/>
+                <w:szCs w:val="22"/>
+                <w:highlight w:val="yellow"/>
+                <w:lang w:eastAsia="en-DK"/>
+                <w14:ligatures w14:val="none"/>
+              </w:rPr>
+              <w:t>workingGroup</w:t>
+            </w:r>
+            <w:proofErr w:type="spellEnd"/>
+            <w:r>
+              <w:rPr>
+                <w:rFonts w:ascii="Calibri" w:eastAsia="Times New Roman" w:hAnsi="Calibri" w:cs="Calibri"/>
+                <w:kern w:val="0"/>
+                <w:sz w:val="22"/>
+                <w:szCs w:val="22"/>
+                <w:highlight w:val="yellow"/>
+                <w:lang w:eastAsia="en-DK"/>
+                <w14:ligatures w14:val="none"/>
+              </w:rPr>
+              <w:t xml:space="preserve"> </w:t>
+            </w:r>
+          </w:p>
+        </w:tc>
+      </w:tr>
+      <w:tr>
+        <w:trPr>
+          <w:trHeight w:val="285"/>
+        </w:trPr>
+        <w:tc>
+          <w:tcPr>
+            <w:tcW w:w="3216" w:type="dxa"/>
+            <w:tcBorders>
+              <w:top w:val="nil"/>
+              <w:left w:val="nil"/>
+              <w:bottom w:val="nil"/>
+              <w:right w:val="nil"/>
+            </w:tcBorders>
+            <w:noWrap/>
+            <w:hideMark/>
+          </w:tcPr>
+          <w:p>
+            <w:pPr>
+              <w:spacing w:after="0" w:line="240" w:lineRule="auto"/>
+              <w:rPr>
+                <w:rFonts w:ascii="Calibri" w:eastAsia="Times New Roman" w:hAnsi="Calibri" w:cs="Calibri"/>
+                <w:kern w:val="0"/>
+                <w:sz w:val="22"/>
+                <w:szCs w:val="22"/>
+                <w:highlight w:val="yellow"/>
+                <w:lang w:eastAsia="en-DK"/>
+                <w14:ligatures w14:val="none"/>
+              </w:rPr>
+            </w:pPr>
+            <w:r>
+              <w:rPr>
+                <w:rFonts w:ascii="Calibri" w:eastAsia="Times New Roman" w:hAnsi="Calibri" w:cs="Calibri"/>
+                <w:kern w:val="0"/>
+                <w:sz w:val="22"/>
+                <w:szCs w:val="22"/>
+                <w:highlight w:val="yellow"/>
+                <w:lang w:eastAsia="en-DK"/>
+                <w14:ligatures w14:val="none"/>
+              </w:rPr>
+              <w:t>stock</w:t>
+            </w:r>
+          </w:p>
+        </w:tc>
+      </w:tr>
+      <w:tr>
+        <w:trPr>
+          <w:trHeight w:val="285"/>
+        </w:trPr>
+        <w:tc>
+          <w:tcPr>
+            <w:tcW w:w="3216" w:type="dxa"/>
+            <w:tcBorders>
+              <w:top w:val="nil"/>
+              <w:left w:val="nil"/>
+              <w:bottom w:val="nil"/>
+              <w:right w:val="nil"/>
+            </w:tcBorders>
+            <w:noWrap/>
+            <w:hideMark/>
+          </w:tcPr>
+          <w:p>
+            <w:pPr>
+              <w:spacing w:after="0" w:line="240" w:lineRule="auto"/>
+              <w:rPr>
+                <w:rFonts w:ascii="Calibri" w:eastAsia="Times New Roman" w:hAnsi="Calibri" w:cs="Calibri"/>
+                <w:kern w:val="0"/>
+                <w:sz w:val="22"/>
+                <w:szCs w:val="22"/>
+                <w:lang w:eastAsia="en-DK"/>
+                <w14:ligatures w14:val="none"/>
+              </w:rPr>
+            </w:pPr>
+            <w:proofErr w:type="spellStart"/>
+            <w:r>
+              <w:rPr>
+                <w:rFonts w:ascii="Calibri" w:eastAsia="Times New Roman" w:hAnsi="Calibri" w:cs="Calibri"/>
+                <w:kern w:val="0"/>
+                <w:sz w:val="22"/>
+                <w:szCs w:val="22"/>
+                <w:highlight w:val="yellow"/>
+                <w:lang w:eastAsia="en-DK"/>
+                <w14:ligatures w14:val="none"/>
+              </w:rPr>
+              <w:t>catchCategory</w:t>
+            </w:r>
+            <w:proofErr w:type="spellEnd"/>
+          </w:p>
+        </w:tc>
+      </w:tr>
+    </w:tbl>
+    <w:p/>
+    <w:p>
+      <w:r>
+        <w:t xml:space="preserve">The </w:t>
+      </w:r>
+      <w:proofErr w:type="spellStart"/>
+      <w:r>
+        <w:t>rdbes_upload_data</w:t>
+      </w:r>
+      <w:proofErr w:type="spellEnd"/>
+      <w:r>
+        <w:t xml:space="preserve"> return a message (in your R working directory - typically the return file also opens automatically in R studio), which can be successful for screening and uploading of data or an error report for the failed checks. For successful screening and data upload an email will be sent. For failure an email will not be sent, see the returned message and potentially error file in </w:t>
+      </w:r>
+      <w:proofErr w:type="spellStart"/>
+      <w:r>
+        <w:t>json</w:t>
+      </w:r>
+      <w:proofErr w:type="spellEnd"/>
+      <w:r>
+        <w:t xml:space="preserve"> format.</w:t>
+      </w:r>
+    </w:p>
+    <w:p>
+      <w:pPr>
+        <w:rPr>
+          <w:b/>
+          <w:bCs/>
+        </w:rPr>
+      </w:pPr>
+      <w:r>
+        <w:rPr>
+          <w:b/>
+          <w:bCs/>
+        </w:rPr>
+        <w:t>Examples of return messages</w:t>
+      </w:r>
+    </w:p>
+    <w:p>
+      <w:pPr>
+        <w:rPr>
+          <w:b/>
+          <w:bCs/>
+        </w:rPr>
+      </w:pPr>
+      <w:r>
+        <w:rPr>
+          <w:b/>
+          <w:bCs/>
         </w:rPr>
         <w:t>Examples of a message for a successful screening and data upload</w:t>
       </w:r>
@@ -357,12 +2032,12 @@
     </w:p>
     <w:p>
       <w:r>
+        <w:lastRenderedPageBreak/>
         <w:t>[14:09:51] Status: Processing</w:t>
       </w:r>
     </w:p>
     <w:p>
       <w:r>
-        <w:lastRenderedPageBreak/>
         <w:t>[14:09:55] Status: Processing</w:t>
       </w:r>
     </w:p>
@@ -526,12 +2201,12 @@
     </w:p>
     <w:p>
       <w:r>
+        <w:lastRenderedPageBreak/>
         <w:t>{</w:t>
       </w:r>
     </w:p>
     <w:p>
       <w:r>
-        <w:lastRenderedPageBreak/>
         <w:t xml:space="preserve">  "</w:t>
       </w:r>
       <w:proofErr w:type="spellStart"/>
@@ -704,7 +2379,203 @@
     </w:p>
     <w:p>
       <w:r>
-        <w:t>In the following there is given an example of a call to the RDBES API for three RDBES CEF data type “HNI”, “HEN”, and “HSN” and one example for the RDBES “HCS”. National Information (NI), which consist of Catch National (CN) and Distribution National (DN) example for upload of RDBES CEF data</w:t>
+        <w:t>In the following there is given example</w:t>
+      </w:r>
+      <w:r>
+        <w:t>s</w:t>
+      </w:r>
+      <w:r>
+        <w:t xml:space="preserve"> of </w:t>
+      </w:r>
+      <w:proofErr w:type="gramStart"/>
+      <w:r>
+        <w:t>a</w:t>
+      </w:r>
+      <w:proofErr w:type="gramEnd"/>
+      <w:r>
+        <w:t xml:space="preserve"> </w:t>
+      </w:r>
+      <w:r>
+        <w:t xml:space="preserve">uploading data by </w:t>
+      </w:r>
+      <w:r>
+        <w:t>call</w:t>
+      </w:r>
+      <w:r>
+        <w:t>ing</w:t>
+      </w:r>
+      <w:r>
+        <w:t xml:space="preserve"> to the RDBES API</w:t>
+      </w:r>
+      <w:r>
+        <w:t xml:space="preserve">. One </w:t>
+      </w:r>
+      <w:r>
+        <w:t xml:space="preserve">example for </w:t>
+      </w:r>
+      <w:r>
+        <w:t xml:space="preserve">upload of </w:t>
+      </w:r>
+      <w:r>
+        <w:t xml:space="preserve">the </w:t>
+      </w:r>
+      <w:r>
+        <w:t xml:space="preserve">detailed </w:t>
+      </w:r>
+      <w:r>
+        <w:t>RDBES “H</w:t>
+      </w:r>
+      <w:r>
+        <w:t>1</w:t>
+      </w:r>
+      <w:r>
+        <w:t>”</w:t>
+      </w:r>
+      <w:r>
+        <w:t xml:space="preserve"> hierarchy 1</w:t>
+      </w:r>
+      <w:r>
+        <w:t xml:space="preserve"> </w:t>
+      </w:r>
+      <w:r>
+        <w:t xml:space="preserve">data. Then </w:t>
+      </w:r>
+      <w:r>
+        <w:t xml:space="preserve">three </w:t>
+      </w:r>
+      <w:r>
+        <w:t xml:space="preserve">upload examples for </w:t>
+      </w:r>
+      <w:r>
+        <w:t>RDBES CEF data type “HNI”, “HEN”, and “HSN”</w:t>
+      </w:r>
+      <w:r>
+        <w:rPr>
+          <w:highlight w:val="yellow"/>
+        </w:rPr>
+        <w:t>,</w:t>
+      </w:r>
+      <w:r>
+        <w:rPr>
+          <w:highlight w:val="yellow"/>
+        </w:rPr>
+        <w:t xml:space="preserve"> and one</w:t>
+      </w:r>
+      <w:r>
+        <w:rPr>
+          <w:highlight w:val="yellow"/>
+        </w:rPr>
+        <w:t xml:space="preserve"> example for upload of SCF data type “HCI”</w:t>
+      </w:r>
+      <w:r>
+        <w:rPr>
+          <w:highlight w:val="yellow"/>
+        </w:rPr>
+        <w:t>.</w:t>
+      </w:r>
+      <w:r>
+        <w:t xml:space="preserve"> </w:t>
+      </w:r>
+      <w:r>
+        <w:t xml:space="preserve">The CEF </w:t>
+      </w:r>
+      <w:r>
+        <w:t>National Information (NI) consist of Catch National (CN) and Distribution National (DN</w:t>
+      </w:r>
+      <w:r>
+        <w:rPr>
+          <w:highlight w:val="yellow"/>
+        </w:rPr>
+        <w:t>)</w:t>
+      </w:r>
+      <w:r>
+        <w:rPr>
+          <w:highlight w:val="yellow"/>
+        </w:rPr>
+        <w:t xml:space="preserve">. The SCF Combined Information (NI) consist of Catch </w:t>
+      </w:r>
+      <w:r>
+        <w:rPr>
+          <w:highlight w:val="yellow"/>
+        </w:rPr>
+        <w:t>Combined</w:t>
+      </w:r>
+      <w:r>
+        <w:rPr>
+          <w:highlight w:val="yellow"/>
+        </w:rPr>
+        <w:t xml:space="preserve"> (C</w:t>
+      </w:r>
+      <w:r>
+        <w:rPr>
+          <w:highlight w:val="yellow"/>
+        </w:rPr>
+        <w:t>C</w:t>
+      </w:r>
+      <w:r>
+        <w:rPr>
+          <w:highlight w:val="yellow"/>
+        </w:rPr>
+        <w:t xml:space="preserve">) and Distribution </w:t>
+      </w:r>
+      <w:r>
+        <w:rPr>
+          <w:highlight w:val="yellow"/>
+        </w:rPr>
+        <w:t xml:space="preserve">Combined </w:t>
+      </w:r>
+      <w:r>
+        <w:rPr>
+          <w:highlight w:val="yellow"/>
+        </w:rPr>
+        <w:t>(D</w:t>
+      </w:r>
+      <w:r>
+        <w:rPr>
+          <w:highlight w:val="yellow"/>
+        </w:rPr>
+        <w:t>C</w:t>
+      </w:r>
+      <w:r>
+        <w:rPr>
+          <w:highlight w:val="yellow"/>
+        </w:rPr>
+        <w:t>).</w:t>
+      </w:r>
+    </w:p>
+    <w:p>
+      <w:r>
+        <w:t>E</w:t>
+      </w:r>
+      <w:r>
+        <w:t xml:space="preserve">xample </w:t>
+      </w:r>
+      <w:r>
+        <w:t>of</w:t>
+      </w:r>
+      <w:r>
+        <w:t xml:space="preserve"> upload of </w:t>
+      </w:r>
+      <w:r>
+        <w:t xml:space="preserve">detailed </w:t>
+      </w:r>
+      <w:r>
+        <w:t xml:space="preserve">RDBES data </w:t>
+      </w:r>
+      <w:r>
+        <w:t xml:space="preserve">Hierarchy 1 </w:t>
+      </w:r>
+      <w:r>
+        <w:t>(</w:t>
+      </w:r>
+      <w:r>
+        <w:t>Commercial Sampling</w:t>
+      </w:r>
+      <w:r>
+        <w:t>)</w:t>
+      </w:r>
+      <w:r>
+        <w:t xml:space="preserve"> </w:t>
       </w:r>
     </w:p>
     <w:p>
@@ -720,9 +2591,114 @@
         <w:t>)</w:t>
       </w:r>
     </w:p>
+    <w:p>
+      <w:r>
+        <w:lastRenderedPageBreak/>
+        <w:t xml:space="preserve">result &lt;- </w:t>
+      </w:r>
+      <w:proofErr w:type="spellStart"/>
+      <w:r>
+        <w:t>rdbes_upload_</w:t>
+      </w:r>
+      <w:proofErr w:type="gramStart"/>
+      <w:r>
+        <w:t>data</w:t>
+      </w:r>
+      <w:proofErr w:type="spellEnd"/>
+      <w:r>
+        <w:t>(</w:t>
+      </w:r>
+      <w:proofErr w:type="gramEnd"/>
+    </w:p>
+    <w:p>
+      <w:proofErr w:type="spellStart"/>
+      <w:r>
+        <w:t>file_path</w:t>
+      </w:r>
+      <w:proofErr w:type="spellEnd"/>
+      <w:r>
+        <w:t xml:space="preserve"> = "D:\\support\\finalcheckstestfiles\\importtest_H1.csv",</w:t>
+      </w:r>
+    </w:p>
+    <w:p>
+      <w:r>
+        <w:t>hierarchy = "H1"</w:t>
+      </w:r>
+      <w:r>
+        <w:rPr>
+          <w:highlight w:val="yellow"/>
+        </w:rPr>
+        <w:t>,</w:t>
+      </w:r>
+      <w:r>
+        <w:rPr>
+          <w:highlight w:val="yellow"/>
+        </w:rPr>
+        <w:t xml:space="preserve"> </w:t>
+      </w:r>
+      <w:proofErr w:type="spellStart"/>
+      <w:r>
+        <w:rPr>
+          <w:highlight w:val="yellow"/>
+        </w:rPr>
+        <w:t>overwriteWithoutAsking</w:t>
+      </w:r>
+      <w:proofErr w:type="spellEnd"/>
+      <w:r>
+        <w:rPr>
+          <w:highlight w:val="yellow"/>
+        </w:rPr>
+        <w:t xml:space="preserve"> = TRUE</w:t>
+      </w:r>
+      <w:r>
+        <w:t>)</w:t>
+      </w:r>
+    </w:p>
     <w:p/>
     <w:p>
       <w:r>
+        <w:t>E</w:t>
+      </w:r>
+      <w:r>
+        <w:t xml:space="preserve">xample </w:t>
+      </w:r>
+      <w:r>
+        <w:t>of</w:t>
+      </w:r>
+      <w:r>
+        <w:t xml:space="preserve"> upload of </w:t>
+      </w:r>
+      <w:r>
+        <w:t>u</w:t>
+      </w:r>
+      <w:r>
+        <w:t xml:space="preserve">pload of </w:t>
+      </w:r>
+      <w:r>
+        <w:t xml:space="preserve">CEF </w:t>
+      </w:r>
+      <w:r>
+        <w:t>National Information (NI)</w:t>
+      </w:r>
+      <w:r>
+        <w:t xml:space="preserve"> data file</w:t>
+      </w:r>
+    </w:p>
+    <w:p>
+      <w:r>
+        <w:t>library(</w:t>
+      </w:r>
+      <w:proofErr w:type="spellStart"/>
+      <w:r>
+        <w:t>icesRDBES</w:t>
+      </w:r>
+      <w:proofErr w:type="spellEnd"/>
+      <w:r>
+        <w:t>)</w:t>
+      </w:r>
+    </w:p>
+    <w:p>
+      <w:r>
         <w:t xml:space="preserve">result &lt;- </w:t>
       </w:r>
       <w:proofErr w:type="spellStart"/>
@@ -751,13 +2727,57 @@
     </w:p>
     <w:p>
       <w:r>
-        <w:t>hierarchy = "HNI")</w:t>
-      </w:r>
-    </w:p>
-    <w:p>
-      <w:r>
-        <w:lastRenderedPageBreak/>
-        <w:t>Effort National (EN) example for upload of RDBES CEF data</w:t>
+        <w:t>hierarchy = "HNI"</w:t>
+      </w:r>
+      <w:r>
+        <w:rPr>
+          <w:highlight w:val="yellow"/>
+        </w:rPr>
+        <w:t>,</w:t>
+      </w:r>
+      <w:r>
+        <w:rPr>
+          <w:highlight w:val="yellow"/>
+        </w:rPr>
+        <w:t xml:space="preserve"> </w:t>
+      </w:r>
+      <w:proofErr w:type="spellStart"/>
+      <w:r>
+        <w:rPr>
+          <w:highlight w:val="yellow"/>
+        </w:rPr>
+        <w:t>overwriteWithoutAsking</w:t>
+      </w:r>
+      <w:proofErr w:type="spellEnd"/>
+      <w:r>
+        <w:rPr>
+          <w:highlight w:val="yellow"/>
+        </w:rPr>
+        <w:t xml:space="preserve"> = TRUE</w:t>
+      </w:r>
+      <w:r>
+        <w:t>)</w:t>
+      </w:r>
+    </w:p>
+    <w:p/>
+    <w:p>
+      <w:r>
+        <w:t>E</w:t>
+      </w:r>
+      <w:r>
+        <w:t xml:space="preserve">xample </w:t>
+      </w:r>
+      <w:r>
+        <w:t>of</w:t>
+      </w:r>
+      <w:r>
+        <w:t xml:space="preserve"> upload of </w:t>
+      </w:r>
+      <w:r>
+        <w:t xml:space="preserve">upload of CEF </w:t>
+      </w:r>
+      <w:r>
+        <w:t xml:space="preserve">Effort National (EN) </w:t>
       </w:r>
     </w:p>
     <w:p>
@@ -773,9 +2793,75 @@
         <w:t>)</w:t>
       </w:r>
     </w:p>
+    <w:p>
+      <w:r>
+        <w:t xml:space="preserve">result &lt;- </w:t>
+      </w:r>
+      <w:proofErr w:type="spellStart"/>
+      <w:r>
+        <w:t>rdbes_upload_</w:t>
+      </w:r>
+      <w:proofErr w:type="gramStart"/>
+      <w:r>
+        <w:t>data</w:t>
+      </w:r>
+      <w:proofErr w:type="spellEnd"/>
+      <w:r>
+        <w:t>(</w:t>
+      </w:r>
+      <w:proofErr w:type="gramEnd"/>
+    </w:p>
+    <w:p>
+      <w:proofErr w:type="spellStart"/>
+      <w:r>
+        <w:t>file_path</w:t>
+      </w:r>
+      <w:proofErr w:type="spellEnd"/>
+      <w:r>
+        <w:t xml:space="preserve"> = "D:\\support\\finalcheckstestfiles\\importtest_HEN.csv",</w:t>
+      </w:r>
+    </w:p>
+    <w:p>
+      <w:r>
+        <w:t>hierarchy = "HEN")</w:t>
+      </w:r>
+    </w:p>
     <w:p/>
     <w:p>
       <w:r>
+        <w:t>E</w:t>
+      </w:r>
+      <w:r>
+        <w:t xml:space="preserve">xample </w:t>
+      </w:r>
+      <w:r>
+        <w:t>of</w:t>
+      </w:r>
+      <w:r>
+        <w:t xml:space="preserve"> upload of </w:t>
+      </w:r>
+      <w:r>
+        <w:t xml:space="preserve">upload of CEF </w:t>
+      </w:r>
+      <w:r>
+        <w:t xml:space="preserve">Spatial National (SN) </w:t>
+      </w:r>
+    </w:p>
+    <w:p>
+      <w:r>
+        <w:t>library(</w:t>
+      </w:r>
+      <w:proofErr w:type="spellStart"/>
+      <w:r>
+        <w:t>icesRDBES</w:t>
+      </w:r>
+      <w:proofErr w:type="spellEnd"/>
+      <w:r>
+        <w:t>)</w:t>
+      </w:r>
+    </w:p>
+    <w:p>
+      <w:r>
         <w:t xml:space="preserve">result &lt;- </w:t>
       </w:r>
       <w:proofErr w:type="spellStart"/>
@@ -799,123 +2885,215 @@
       </w:r>
       <w:proofErr w:type="spellEnd"/>
       <w:r>
-        <w:t xml:space="preserve"> = "D:\\support\\finalcheckstestfiles\\importtest_HEN.csv",</w:t>
-      </w:r>
-    </w:p>
-    <w:p>
-      <w:r>
-        <w:t>hierarchy = "HEN")</w:t>
-      </w:r>
-    </w:p>
-    <w:p>
-      <w:r>
-        <w:t>Spatial National (SN) example for upload of RDBES CEF data</w:t>
-      </w:r>
-    </w:p>
-    <w:p>
-      <w:r>
+        <w:t xml:space="preserve"> = "D:\\support\\finalcheckstestfiles\\importtest_HSN.csv",</w:t>
+      </w:r>
+    </w:p>
+    <w:p>
+      <w:r>
+        <w:t>hierarchy = "HSN"</w:t>
+      </w:r>
+      <w:r>
+        <w:rPr>
+          <w:highlight w:val="yellow"/>
+        </w:rPr>
+        <w:t>,</w:t>
+      </w:r>
+      <w:r>
+        <w:rPr>
+          <w:highlight w:val="yellow"/>
+        </w:rPr>
+        <w:t xml:space="preserve"> </w:t>
+      </w:r>
+      <w:proofErr w:type="spellStart"/>
+      <w:r>
+        <w:rPr>
+          <w:highlight w:val="yellow"/>
+        </w:rPr>
+        <w:t>overwriteWithoutAsking</w:t>
+      </w:r>
+      <w:proofErr w:type="spellEnd"/>
+      <w:r>
+        <w:rPr>
+          <w:highlight w:val="yellow"/>
+        </w:rPr>
+        <w:t xml:space="preserve"> = TRUE</w:t>
+      </w:r>
+      <w:r>
+        <w:t>)</w:t>
+      </w:r>
+    </w:p>
+    <w:p/>
+    <w:p>
+      <w:pPr>
+        <w:rPr>
+          <w:highlight w:val="yellow"/>
+        </w:rPr>
+      </w:pPr>
+      <w:r>
+        <w:rPr>
+          <w:highlight w:val="yellow"/>
+        </w:rPr>
+        <w:t xml:space="preserve">Example of upload of upload of </w:t>
+      </w:r>
+      <w:r>
+        <w:rPr>
+          <w:highlight w:val="yellow"/>
+        </w:rPr>
+        <w:t>S</w:t>
+      </w:r>
+      <w:r>
+        <w:rPr>
+          <w:highlight w:val="yellow"/>
+        </w:rPr>
+        <w:t xml:space="preserve">CF </w:t>
+      </w:r>
+      <w:r>
+        <w:rPr>
+          <w:highlight w:val="yellow"/>
+        </w:rPr>
+        <w:t xml:space="preserve">Combined </w:t>
+      </w:r>
+      <w:r>
+        <w:rPr>
+          <w:highlight w:val="yellow"/>
+        </w:rPr>
+        <w:t>Information (</w:t>
+      </w:r>
+      <w:r>
+        <w:rPr>
+          <w:highlight w:val="yellow"/>
+        </w:rPr>
+        <w:t>C</w:t>
+      </w:r>
+      <w:r>
+        <w:rPr>
+          <w:highlight w:val="yellow"/>
+        </w:rPr>
+        <w:t>I) data file</w:t>
+      </w:r>
+    </w:p>
+    <w:p>
+      <w:pPr>
+        <w:rPr>
+          <w:highlight w:val="yellow"/>
+        </w:rPr>
+      </w:pPr>
+      <w:r>
+        <w:rPr>
+          <w:highlight w:val="yellow"/>
+        </w:rPr>
         <w:t>library(</w:t>
       </w:r>
       <w:proofErr w:type="spellStart"/>
       <w:r>
+        <w:rPr>
+          <w:highlight w:val="yellow"/>
+        </w:rPr>
         <w:t>icesRDBES</w:t>
       </w:r>
       <w:proofErr w:type="spellEnd"/>
       <w:r>
+        <w:rPr>
+          <w:highlight w:val="yellow"/>
+        </w:rPr>
         <w:t>)</w:t>
       </w:r>
     </w:p>
+    <w:p>
+      <w:pPr>
+        <w:rPr>
+          <w:highlight w:val="yellow"/>
+        </w:rPr>
+      </w:pPr>
+      <w:r>
+        <w:rPr>
+          <w:highlight w:val="yellow"/>
+        </w:rPr>
+        <w:t xml:space="preserve">result &lt;- </w:t>
+      </w:r>
+      <w:proofErr w:type="spellStart"/>
+      <w:r>
+        <w:rPr>
+          <w:highlight w:val="yellow"/>
+        </w:rPr>
+        <w:t>rdbes_upload_</w:t>
+      </w:r>
+      <w:proofErr w:type="gramStart"/>
+      <w:r>
+        <w:rPr>
+          <w:highlight w:val="yellow"/>
+        </w:rPr>
+        <w:t>data</w:t>
+      </w:r>
+      <w:proofErr w:type="spellEnd"/>
+      <w:r>
+        <w:rPr>
+          <w:highlight w:val="yellow"/>
+        </w:rPr>
+        <w:t>(</w:t>
+      </w:r>
+      <w:proofErr w:type="gramEnd"/>
+    </w:p>
+    <w:p>
+      <w:pPr>
+        <w:rPr>
+          <w:highlight w:val="yellow"/>
+        </w:rPr>
+      </w:pPr>
+      <w:proofErr w:type="spellStart"/>
+      <w:r>
+        <w:rPr>
+          <w:highlight w:val="yellow"/>
+        </w:rPr>
+        <w:t>file_path</w:t>
+      </w:r>
+      <w:proofErr w:type="spellEnd"/>
+      <w:r>
+        <w:rPr>
+          <w:highlight w:val="yellow"/>
+        </w:rPr>
+        <w:t xml:space="preserve"> = "D:\\support\\finalcheckstestfiles\\importtest_H</w:t>
+      </w:r>
+      <w:r>
+        <w:rPr>
+          <w:highlight w:val="yellow"/>
+        </w:rPr>
+        <w:t>C</w:t>
+      </w:r>
+      <w:r>
+        <w:rPr>
+          <w:highlight w:val="yellow"/>
+        </w:rPr>
+        <w:t>I.csv",</w:t>
+      </w:r>
+    </w:p>
+    <w:p>
+      <w:r>
+        <w:rPr>
+          <w:highlight w:val="yellow"/>
+        </w:rPr>
+        <w:t>hierarchy = "H</w:t>
+      </w:r>
+      <w:r>
+        <w:rPr>
+          <w:highlight w:val="yellow"/>
+        </w:rPr>
+        <w:t>C</w:t>
+      </w:r>
+      <w:r>
+        <w:rPr>
+          <w:highlight w:val="yellow"/>
+        </w:rPr>
+        <w:t>I")</w:t>
+      </w:r>
+    </w:p>
     <w:p/>
-    <w:p>
-      <w:r>
-        <w:t xml:space="preserve">result &lt;- </w:t>
-      </w:r>
-      <w:proofErr w:type="spellStart"/>
-      <w:r>
-        <w:t>rdbes_upload_</w:t>
-      </w:r>
-      <w:proofErr w:type="gramStart"/>
-      <w:r>
-        <w:t>data</w:t>
-      </w:r>
-      <w:proofErr w:type="spellEnd"/>
-      <w:r>
-        <w:t>(</w:t>
-      </w:r>
-      <w:proofErr w:type="gramEnd"/>
-    </w:p>
-    <w:p>
-      <w:proofErr w:type="spellStart"/>
-      <w:r>
-        <w:t>file_path</w:t>
-      </w:r>
-      <w:proofErr w:type="spellEnd"/>
-      <w:r>
-        <w:t xml:space="preserve"> = "D:\\support\\finalcheckstestfiles\\importtest_HSN.csv",</w:t>
-      </w:r>
-    </w:p>
-    <w:p>
-      <w:r>
-        <w:t>hierarchy = "HSN")</w:t>
-      </w:r>
-    </w:p>
-    <w:p>
-      <w:r>
-        <w:t>Hierarchy 1 of the Commercial Sampling example for upload of RDBES data</w:t>
-      </w:r>
-    </w:p>
-    <w:p>
-      <w:r>
-        <w:t>library(</w:t>
-      </w:r>
-      <w:proofErr w:type="spellStart"/>
-      <w:r>
-        <w:t>icesRDBES</w:t>
-      </w:r>
-      <w:proofErr w:type="spellEnd"/>
-      <w:r>
-        <w:t>)</w:t>
-      </w:r>
-    </w:p>
-    <w:p/>
-    <w:p>
-      <w:r>
-        <w:t xml:space="preserve">result &lt;- </w:t>
-      </w:r>
-      <w:proofErr w:type="spellStart"/>
-      <w:r>
-        <w:t>rdbes_upload_</w:t>
-      </w:r>
-      <w:proofErr w:type="gramStart"/>
-      <w:r>
-        <w:t>data</w:t>
-      </w:r>
-      <w:proofErr w:type="spellEnd"/>
-      <w:r>
-        <w:t>(</w:t>
-      </w:r>
-      <w:proofErr w:type="gramEnd"/>
-    </w:p>
-    <w:p>
-      <w:proofErr w:type="spellStart"/>
-      <w:r>
-        <w:t>file_path</w:t>
-      </w:r>
-      <w:proofErr w:type="spellEnd"/>
-      <w:r>
-        <w:t xml:space="preserve"> = "D:\\support\\finalcheckstestfiles\\importtest_H1.csv",</w:t>
-      </w:r>
-    </w:p>
-    <w:p>
-      <w:r>
-        <w:t>hierarchy = "H1")</w:t>
-      </w:r>
-    </w:p>
     <w:p>
       <w:pPr>
         <w:pStyle w:val="Heading1"/>
       </w:pPr>
       <w:r>
+        <w:lastRenderedPageBreak/>
         <w:t xml:space="preserve">API </w:t>
       </w:r>
       <w:proofErr w:type="spellStart"/>
@@ -944,49 +3122,73 @@
         <w:t xml:space="preserve"> can be used to download </w:t>
       </w:r>
       <w:r>
-        <w:t xml:space="preserve">detailed </w:t>
-      </w:r>
-      <w:r>
         <w:rPr>
           <w:b/>
           <w:bCs/>
         </w:rPr>
-        <w:t xml:space="preserve">RDBES </w:t>
+        <w:t>detailed</w:t>
+      </w:r>
+      <w:r>
+        <w:t xml:space="preserve"> </w:t>
       </w:r>
       <w:r>
         <w:rPr>
           <w:b/>
           <w:bCs/>
         </w:rPr>
+        <w:t xml:space="preserve">RDBES </w:t>
+      </w:r>
+      <w:r>
         <w:t>data</w:t>
       </w:r>
       <w:r>
         <w:t xml:space="preserve"> from </w:t>
       </w:r>
       <w:r>
-        <w:t xml:space="preserve">RDBES and </w:t>
+        <w:t>RDBES</w:t>
+      </w:r>
+      <w:r>
+        <w:t>,</w:t>
+      </w:r>
+      <w:r>
+        <w:t xml:space="preserve"> </w:t>
       </w:r>
       <w:r>
         <w:rPr>
           <w:b/>
           <w:bCs/>
         </w:rPr>
-        <w:t>CEF data</w:t>
+        <w:t xml:space="preserve">CEF </w:t>
+      </w:r>
+      <w:r>
+        <w:t>data</w:t>
       </w:r>
       <w:r>
         <w:t xml:space="preserve"> from RDBES</w:t>
       </w:r>
       <w:r>
-        <w:t>.</w:t>
-      </w:r>
-    </w:p>
-    <w:p>
-      <w:pPr>
+        <w:rPr>
+          <w:highlight w:val="yellow"/>
+        </w:rPr>
+        <w:t xml:space="preserve">, and </w:t>
+      </w:r>
+      <w:r>
         <w:rPr>
           <w:b/>
           <w:bCs/>
-        </w:rPr>
-      </w:pPr>
+          <w:highlight w:val="yellow"/>
+        </w:rPr>
+        <w:t>SCF</w:t>
+      </w:r>
+      <w:r>
+        <w:rPr>
+          <w:highlight w:val="yellow"/>
+        </w:rPr>
+        <w:t xml:space="preserve"> data from RDBES</w:t>
+      </w:r>
+      <w:r>
+        <w:t>.</w:t>
+      </w:r>
     </w:p>
     <w:p>
       <w:pPr>
@@ -995,164 +3197,273 @@
           <w:bCs/>
         </w:rPr>
       </w:pPr>
-      <w:r>
+    </w:p>
+    <w:p>
+      <w:pPr>
         <w:rPr>
           <w:b/>
           <w:bCs/>
         </w:rPr>
-        <w:t>Mandatory Request Object Fields</w:t>
-      </w:r>
-    </w:p>
-    <w:p>
-      <w:r>
-        <w:t>Every request must include these four core components:</w:t>
-      </w:r>
-    </w:p>
-    <w:p>
-      <w:proofErr w:type="spellStart"/>
-      <w:r>
-        <w:t>dataType</w:t>
-      </w:r>
-      <w:proofErr w:type="spellEnd"/>
-      <w:r>
-        <w:t xml:space="preserve">: </w:t>
-      </w:r>
-      <w:r>
-        <w:t>“CS”, “CL”, “CE”, “SL”, “VD”</w:t>
-      </w:r>
+      </w:pPr>
       <w:r>
         <w:rPr>
           <w:b/>
           <w:bCs/>
         </w:rPr>
-        <w:t>,</w:t>
+        <w:t>Mandatory Request Object Fields</w:t>
+      </w:r>
+    </w:p>
+    <w:p>
+      <w:r>
+        <w:t>Every request must include these four core components:</w:t>
+      </w:r>
+    </w:p>
+    <w:p>
+      <w:proofErr w:type="spellStart"/>
+      <w:r>
+        <w:t>dataType</w:t>
+      </w:r>
+      <w:proofErr w:type="spellEnd"/>
+      <w:r>
+        <w:t xml:space="preserve">: </w:t>
+      </w:r>
+      <w:r>
+        <w:t>“CL”, “CE”, “SL”, “VD”</w:t>
+      </w:r>
+      <w:r>
+        <w:t xml:space="preserve">, </w:t>
+      </w:r>
+      <w:r>
+        <w:t>"H</w:t>
+      </w:r>
+      <w:r>
+        <w:t>1”</w:t>
+      </w:r>
+      <w:r>
+        <w:t xml:space="preserve"> | "H</w:t>
+      </w:r>
+      <w:r>
+        <w:t xml:space="preserve">2” </w:t>
+      </w:r>
+      <w:r>
+        <w:t>| "H</w:t>
+      </w:r>
+      <w:r>
+        <w:t xml:space="preserve">3” </w:t>
+      </w:r>
+      <w:r>
+        <w:t>| "H</w:t>
+      </w:r>
+      <w:r>
+        <w:t xml:space="preserve">4” </w:t>
+      </w:r>
+      <w:r>
+        <w:t>| "H</w:t>
+      </w:r>
+      <w:r>
+        <w:t xml:space="preserve">5” </w:t>
+      </w:r>
+      <w:r>
+        <w:t>| "H</w:t>
+      </w:r>
+      <w:r>
+        <w:t xml:space="preserve">6” </w:t>
+      </w:r>
+      <w:r>
+        <w:t>| "H</w:t>
+      </w:r>
+      <w:r>
+        <w:t xml:space="preserve">7” </w:t>
+      </w:r>
+      <w:r>
+        <w:t>| "H</w:t>
+      </w:r>
+      <w:r>
+        <w:t xml:space="preserve">8” </w:t>
+      </w:r>
+      <w:r>
+        <w:t>| "H</w:t>
+      </w:r>
+      <w:r>
+        <w:t xml:space="preserve">9” </w:t>
+      </w:r>
+      <w:r>
+        <w:t>| "H</w:t>
+      </w:r>
+      <w:r>
+        <w:t xml:space="preserve">10” </w:t>
+      </w:r>
+      <w:r>
+        <w:t>| "H</w:t>
+      </w:r>
+      <w:r>
+        <w:t xml:space="preserve">11” </w:t>
+      </w:r>
+      <w:r>
+        <w:t>| "H</w:t>
+      </w:r>
+      <w:r>
+        <w:t xml:space="preserve">12” </w:t>
+      </w:r>
+      <w:r>
+        <w:t>| "H</w:t>
+      </w:r>
+      <w:r>
+        <w:t>13</w:t>
+      </w:r>
+      <w:r>
+        <w:t>"</w:t>
       </w:r>
       <w:r>
         <w:rPr>
           <w:b/>
           <w:bCs/>
         </w:rPr>
-        <w:t xml:space="preserve"> or</w:t>
+        <w:t>,</w:t>
       </w:r>
       <w:r>
         <w:rPr>
           <w:b/>
           <w:bCs/>
         </w:rPr>
-        <w:t xml:space="preserve"> </w:t>
+        <w:t xml:space="preserve"> or</w:t>
       </w:r>
       <w:r>
         <w:rPr>
           <w:b/>
           <w:bCs/>
         </w:rPr>
-        <w:t>“CEF”</w:t>
-      </w:r>
-    </w:p>
-    <w:p>
-      <w:r>
-        <w:t>format: “</w:t>
-      </w:r>
-      <w:proofErr w:type="spellStart"/>
-      <w:r>
-        <w:t>SingleCsvFile</w:t>
-      </w:r>
-      <w:proofErr w:type="spellEnd"/>
-      <w:r>
-        <w:t>” or “</w:t>
-      </w:r>
-      <w:proofErr w:type="spellStart"/>
-      <w:r>
-        <w:t>CsvFilePerTable</w:t>
-      </w:r>
-      <w:proofErr w:type="spellEnd"/>
-      <w:r>
-        <w:t>”.</w:t>
-      </w:r>
-    </w:p>
-    <w:p>
-      <w:r>
-        <w:t xml:space="preserve">hierarchies: </w:t>
-      </w:r>
-      <w:r>
-        <w:t>“</w:t>
-      </w:r>
-      <w:r>
-        <w:rPr>
-          <w:highlight w:val="yellow"/>
-        </w:rPr>
-        <w:t>H</w:t>
-      </w:r>
-      <w:r>
-        <w:t>CS”, “</w:t>
-      </w:r>
-      <w:r>
-        <w:rPr>
-          <w:highlight w:val="yellow"/>
-        </w:rPr>
-        <w:t>H</w:t>
-      </w:r>
-      <w:r>
-        <w:t>C</w:t>
-      </w:r>
-      <w:r>
-        <w:t>L”, “</w:t>
-      </w:r>
-      <w:r>
-        <w:rPr>
-          <w:highlight w:val="yellow"/>
-        </w:rPr>
-        <w:t>H</w:t>
-      </w:r>
-      <w:r>
-        <w:t>CE”, “</w:t>
-      </w:r>
-      <w:r>
-        <w:rPr>
-          <w:highlight w:val="yellow"/>
-        </w:rPr>
-        <w:t>H</w:t>
-      </w:r>
-      <w:r>
-        <w:t>SL”, “</w:t>
-      </w:r>
-      <w:r>
-        <w:rPr>
-          <w:highlight w:val="yellow"/>
-        </w:rPr>
-        <w:t>H</w:t>
-      </w:r>
-      <w:r>
-        <w:t xml:space="preserve">VD”, </w:t>
+        <w:t xml:space="preserve"> </w:t>
       </w:r>
       <w:r>
         <w:rPr>
           <w:b/>
           <w:bCs/>
         </w:rPr>
-        <w:t xml:space="preserve">"HNI", "HEN", </w:t>
+        <w:t>“CEF”</w:t>
       </w:r>
       <w:r>
         <w:rPr>
           <w:b/>
           <w:bCs/>
         </w:rPr>
-        <w:t>or</w:t>
+        <w:t xml:space="preserve">, </w:t>
       </w:r>
       <w:r>
         <w:rPr>
           <w:b/>
           <w:bCs/>
+          <w:highlight w:val="yellow"/>
+        </w:rPr>
+        <w:t>or “SCF”</w:t>
+      </w:r>
+    </w:p>
+    <w:p>
+      <w:r>
+        <w:t>format: “</w:t>
+      </w:r>
+      <w:proofErr w:type="spellStart"/>
+      <w:r>
+        <w:t>SingleCsvFile</w:t>
+      </w:r>
+      <w:proofErr w:type="spellEnd"/>
+      <w:r>
+        <w:t>” or “</w:t>
+      </w:r>
+      <w:proofErr w:type="spellStart"/>
+      <w:r>
+        <w:t>CsvFilePerTable</w:t>
+      </w:r>
+      <w:proofErr w:type="spellEnd"/>
+      <w:r>
+        <w:t>”.</w:t>
+      </w:r>
+    </w:p>
+    <w:p>
+      <w:r>
+        <w:t>hierarchies</w:t>
+      </w:r>
+      <w:r>
+        <w:t xml:space="preserve">: </w:t>
+      </w:r>
+      <w:r>
+        <w:t>“</w:t>
+      </w:r>
+      <w:r>
+        <w:t>H</w:t>
+      </w:r>
+      <w:r>
+        <w:t>CS”, “</w:t>
+      </w:r>
+      <w:r>
+        <w:t>HC</w:t>
+      </w:r>
+      <w:r>
+        <w:t>L”, “</w:t>
+      </w:r>
+      <w:r>
+        <w:t>H</w:t>
+      </w:r>
+      <w:r>
+        <w:t>CE”, “</w:t>
+      </w:r>
+      <w:r>
+        <w:t>H</w:t>
+      </w:r>
+      <w:r>
+        <w:t>SL”, “</w:t>
+      </w:r>
+      <w:r>
+        <w:t>H</w:t>
+      </w:r>
+      <w:r>
+        <w:t>VD”,</w:t>
+      </w:r>
+      <w:r>
+        <w:t xml:space="preserve"> </w:t>
+      </w:r>
+      <w:r>
+        <w:rPr>
+          <w:b/>
+          <w:bCs/>
+        </w:rPr>
+        <w:t xml:space="preserve">"HNI", "HEN", </w:t>
+      </w:r>
+      <w:r>
+        <w:rPr>
+          <w:b/>
+          <w:bCs/>
+        </w:rPr>
+        <w:t>or</w:t>
+      </w:r>
+      <w:r>
+        <w:rPr>
+          <w:b/>
+          <w:bCs/>
         </w:rPr>
         <w:t xml:space="preserve"> "HSN"</w:t>
       </w:r>
       <w:r>
+        <w:rPr>
+          <w:b/>
+          <w:bCs/>
+        </w:rPr>
+        <w:t xml:space="preserve">, </w:t>
+      </w:r>
+      <w:r>
+        <w:rPr>
+          <w:b/>
+          <w:bCs/>
+          <w:highlight w:val="yellow"/>
+        </w:rPr>
+        <w:t>or “HCI”</w:t>
+      </w:r>
+      <w:r>
         <w:t>.</w:t>
       </w:r>
     </w:p>
     <w:p>
       <w:r>
-        <w:lastRenderedPageBreak/>
         <w:t>data type filters: The specific filter object for the data type (e.g. </w:t>
       </w:r>
       <w:proofErr w:type="spellStart"/>
@@ -1483,356 +3794,1031 @@
           <w:b/>
           <w:bCs/>
         </w:rPr>
-        <w:t>Files are download by calling the API like this:</w:t>
-      </w:r>
-    </w:p>
-    <w:p/>
-    <w:p>
-      <w:pPr>
+        <w:t xml:space="preserve">Files are download by calling the API </w:t>
+      </w:r>
+      <w:r>
         <w:rPr>
           <w:b/>
           <w:bCs/>
         </w:rPr>
-      </w:pPr>
-      <w:proofErr w:type="spellStart"/>
+        <w:t xml:space="preserve">with </w:t>
+      </w:r>
       <w:r>
         <w:rPr>
           <w:b/>
           <w:bCs/>
         </w:rPr>
-        <w:t>zipfile</w:t>
-      </w:r>
-      <w:proofErr w:type="spellEnd"/>
+        <w:t xml:space="preserve">the list of </w:t>
+      </w:r>
+      <w:proofErr w:type="gramStart"/>
       <w:r>
         <w:rPr>
           <w:b/>
           <w:bCs/>
         </w:rPr>
-        <w:t xml:space="preserve"> &lt;- </w:t>
-      </w:r>
-      <w:proofErr w:type="spellStart"/>
+        <w:t>parameter</w:t>
+      </w:r>
+      <w:proofErr w:type="gramEnd"/>
       <w:r>
         <w:rPr>
           <w:b/>
           <w:bCs/>
         </w:rPr>
-        <w:t>rdbes_download_data</w:t>
-      </w:r>
-      <w:proofErr w:type="spellEnd"/>
+        <w:t xml:space="preserve"> see the following</w:t>
+      </w:r>
       <w:r>
         <w:rPr>
           <w:b/>
           <w:bCs/>
         </w:rPr>
-        <w:t>(</w:t>
-      </w:r>
-      <w:proofErr w:type="spellStart"/>
-      <w:r>
+        <w:t>:</w:t>
+      </w:r>
+    </w:p>
+    <w:p/>
+    <w:p>
+      <w:pPr>
         <w:rPr>
           <w:b/>
           <w:bCs/>
         </w:rPr>
-        <w:t>my_filter</w:t>
-      </w:r>
-      <w:proofErr w:type="spellEnd"/>
+      </w:pPr>
+      <w:proofErr w:type="spellStart"/>
       <w:r>
         <w:rPr>
           <w:b/>
           <w:bCs/>
         </w:rPr>
-        <w:t>)</w:t>
-      </w:r>
-    </w:p>
-    <w:p>
-      <w:pPr>
+        <w:t>zipfile</w:t>
+      </w:r>
+      <w:proofErr w:type="spellEnd"/>
+      <w:r>
         <w:rPr>
           <w:b/>
           <w:bCs/>
         </w:rPr>
-      </w:pPr>
-    </w:p>
-    <w:p>
-      <w:r>
-        <w:t xml:space="preserve">There is not need for a filter for the Distribution National (DN) </w:t>
-      </w:r>
-      <w:r>
-        <w:t xml:space="preserve">table/record type because the DN is always downloaded in connection with the Catch National (CN) in the National Information </w:t>
-      </w:r>
-      <w:r>
-        <w:t>(NI).</w:t>
-      </w:r>
-    </w:p>
-    <w:p>
-      <w:r>
-        <w:t>The “</w:t>
-      </w:r>
-      <w:proofErr w:type="spellStart"/>
-      <w:r>
-        <w:t>ENStockForDeterminingAreas</w:t>
-      </w:r>
-      <w:proofErr w:type="spellEnd"/>
-      <w:r>
-        <w:t xml:space="preserve">” is </w:t>
-      </w:r>
-      <w:r>
-        <w:t xml:space="preserve">a </w:t>
-      </w:r>
-      <w:r>
-        <w:t xml:space="preserve">filter used to determine the effort areas that should be downloaded for the stock, </w:t>
-      </w:r>
-      <w:r>
-        <w:t xml:space="preserve">(this is </w:t>
-      </w:r>
-      <w:r>
-        <w:t>because</w:t>
-      </w:r>
-      <w:r>
-        <w:t>, as you know,</w:t>
-      </w:r>
-      <w:r>
-        <w:t xml:space="preserve"> there is not stock data in the effort table</w:t>
-      </w:r>
-      <w:r>
-        <w:t>)</w:t>
-      </w:r>
-      <w:r>
-        <w:t>.</w:t>
-      </w:r>
-    </w:p>
-    <w:p>
-      <w:r>
-        <w:lastRenderedPageBreak/>
-        <w:t xml:space="preserve">It is also possible to download one </w:t>
-      </w:r>
-      <w:proofErr w:type="gramStart"/>
-      <w:r>
-        <w:t xml:space="preserve">hierarchy </w:t>
-      </w:r>
-      <w:r>
-        <w:t>)</w:t>
-      </w:r>
-      <w:proofErr w:type="gramEnd"/>
-      <w:r>
-        <w:t xml:space="preserve"> "HNI", "HEN", "HSN" </w:t>
-      </w:r>
-      <w:r>
-        <w:t>at the time</w:t>
-      </w:r>
-      <w:r>
-        <w:t xml:space="preserve">, two tables/record types for "HNI", and one </w:t>
-      </w:r>
-      <w:r>
-        <w:t>tables/record types for "HEN", "HSN", see the example below</w:t>
-      </w:r>
-    </w:p>
-    <w:p>
-      <w:proofErr w:type="spellStart"/>
-      <w:r>
-        <w:t>my_filter</w:t>
-      </w:r>
-      <w:proofErr w:type="spellEnd"/>
-      <w:r>
-        <w:t xml:space="preserve"> &lt;- </w:t>
-      </w:r>
-      <w:proofErr w:type="gramStart"/>
-      <w:r>
-        <w:t>list(</w:t>
-      </w:r>
-      <w:proofErr w:type="gramEnd"/>
-    </w:p>
-    <w:p>
-      <w:r>
-        <w:t>  "Hierarchies": ["HNI"],</w:t>
-      </w:r>
-    </w:p>
-    <w:p>
-      <w:r>
-        <w:t>  "</w:t>
-      </w:r>
-      <w:proofErr w:type="spellStart"/>
-      <w:r>
-        <w:t>DataType</w:t>
-      </w:r>
-      <w:proofErr w:type="spellEnd"/>
-      <w:r>
-        <w:t>": "CEF",</w:t>
-      </w:r>
-    </w:p>
-    <w:p>
-      <w:r>
-        <w:t>  "Format": "</w:t>
-      </w:r>
-      <w:r>
-        <w:t xml:space="preserve"> </w:t>
-      </w:r>
-      <w:proofErr w:type="spellStart"/>
-      <w:r>
-        <w:t>CsvFilePerTable</w:t>
-      </w:r>
-      <w:proofErr w:type="spellEnd"/>
-      <w:r>
-        <w:t xml:space="preserve"> </w:t>
-      </w:r>
-      <w:r>
-        <w:t>",</w:t>
-      </w:r>
-    </w:p>
-    <w:p>
-      <w:r>
-        <w:t>  "</w:t>
-      </w:r>
-      <w:proofErr w:type="spellStart"/>
-      <w:r>
-        <w:t>CEFFilters</w:t>
-      </w:r>
-      <w:proofErr w:type="spellEnd"/>
-      <w:r>
-        <w:t>": {</w:t>
-      </w:r>
-    </w:p>
-    <w:p>
-      <w:r>
-        <w:t>    "</w:t>
-      </w:r>
-      <w:proofErr w:type="spellStart"/>
-      <w:r>
-        <w:t>CNVesselFlagCountry</w:t>
-      </w:r>
-      <w:proofErr w:type="spellEnd"/>
-      <w:r>
-        <w:t>": ["FR"],</w:t>
-      </w:r>
-    </w:p>
-    <w:p>
-      <w:r>
-        <w:t>    "</w:t>
-      </w:r>
-      <w:proofErr w:type="spellStart"/>
-      <w:r>
-        <w:t>CNstock</w:t>
-      </w:r>
-      <w:proofErr w:type="spellEnd"/>
-      <w:r>
-        <w:t>": ["</w:t>
-      </w:r>
-      <w:r>
-        <w:rPr>
-          <w:highlight w:val="yellow"/>
-        </w:rPr>
-        <w:t>All</w:t>
-      </w:r>
-      <w:r>
-        <w:t>"],</w:t>
-      </w:r>
-    </w:p>
-    <w:p>
-      <w:r>
-        <w:t>    "</w:t>
-      </w:r>
-      <w:proofErr w:type="spellStart"/>
-      <w:r>
-        <w:t>CNyear</w:t>
-      </w:r>
-      <w:proofErr w:type="spellEnd"/>
-      <w:r>
-        <w:t>"</w:t>
-      </w:r>
-      <w:proofErr w:type="gramStart"/>
-      <w:r>
-        <w:t>:  [</w:t>
-      </w:r>
-      <w:proofErr w:type="gramEnd"/>
-      <w:r>
-        <w:t>"2020","2021","2022","2023"],</w:t>
-      </w:r>
-    </w:p>
-    <w:p>
-      <w:r>
-        <w:t> )</w:t>
-      </w:r>
-    </w:p>
-    <w:p/>
-    <w:p>
-      <w:pPr>
+        <w:t xml:space="preserve"> &lt;- </w:t>
+      </w:r>
+      <w:proofErr w:type="spellStart"/>
+      <w:r>
         <w:rPr>
           <w:b/>
           <w:bCs/>
         </w:rPr>
-      </w:pPr>
+        <w:t>rdbes_download_data</w:t>
+      </w:r>
+      <w:proofErr w:type="spellEnd"/>
       <w:r>
         <w:rPr>
           <w:b/>
           <w:bCs/>
         </w:rPr>
-        <w:t>Files are download by calling the API like this:</w:t>
-      </w:r>
-    </w:p>
-    <w:p/>
-    <w:p>
-      <w:pPr>
+        <w:t>(</w:t>
+      </w:r>
+      <w:proofErr w:type="spellStart"/>
+      <w:r>
         <w:rPr>
           <w:b/>
           <w:bCs/>
         </w:rPr>
-      </w:pPr>
-      <w:proofErr w:type="spellStart"/>
+        <w:t>my_filter</w:t>
+      </w:r>
+      <w:proofErr w:type="spellEnd"/>
       <w:r>
         <w:rPr>
           <w:b/>
           <w:bCs/>
         </w:rPr>
-        <w:t>zipfile</w:t>
-      </w:r>
-      <w:proofErr w:type="spellEnd"/>
-      <w:r>
+        <w:t>)</w:t>
+      </w:r>
+    </w:p>
+    <w:p>
+      <w:pPr>
         <w:rPr>
           <w:b/>
           <w:bCs/>
         </w:rPr>
-        <w:t xml:space="preserve"> &lt;- </w:t>
-      </w:r>
-      <w:proofErr w:type="spellStart"/>
-      <w:r>
+      </w:pPr>
+    </w:p>
+    <w:p>
+      <w:r>
+        <w:t xml:space="preserve">There is not need for a filter for the Distribution National (DN) </w:t>
+      </w:r>
+      <w:r>
+        <w:t xml:space="preserve">table/record type because the DN is always downloaded in connection with the Catch National (CN) in the National Information </w:t>
+      </w:r>
+      <w:r>
+        <w:t>(NI).</w:t>
+      </w:r>
+    </w:p>
+    <w:p>
+      <w:r>
+        <w:t>The “</w:t>
+      </w:r>
+      <w:proofErr w:type="spellStart"/>
+      <w:r>
+        <w:t>ENStockForDeterminingAreas</w:t>
+      </w:r>
+      <w:proofErr w:type="spellEnd"/>
+      <w:r>
+        <w:t xml:space="preserve">” is </w:t>
+      </w:r>
+      <w:r>
+        <w:t xml:space="preserve">a </w:t>
+      </w:r>
+      <w:r>
+        <w:t xml:space="preserve">filter used to determine the effort areas that should be downloaded for the stock, </w:t>
+      </w:r>
+      <w:r>
+        <w:t xml:space="preserve">(this is </w:t>
+      </w:r>
+      <w:r>
+        <w:t>because</w:t>
+      </w:r>
+      <w:r>
+        <w:t>, as you know,</w:t>
+      </w:r>
+      <w:r>
+        <w:t xml:space="preserve"> there is not stock data in the effort table</w:t>
+      </w:r>
+      <w:r>
+        <w:t>)</w:t>
+      </w:r>
+      <w:r>
+        <w:t>.</w:t>
+      </w:r>
+    </w:p>
+    <w:p>
+      <w:r>
+        <w:t xml:space="preserve">It is also possible to download one </w:t>
+      </w:r>
+      <w:proofErr w:type="gramStart"/>
+      <w:r>
+        <w:t xml:space="preserve">hierarchy </w:t>
+      </w:r>
+      <w:r>
+        <w:t>)</w:t>
+      </w:r>
+      <w:proofErr w:type="gramEnd"/>
+      <w:r>
+        <w:t xml:space="preserve"> "HNI", "HEN", "HSN" </w:t>
+      </w:r>
+      <w:r>
+        <w:t>at the time</w:t>
+      </w:r>
+      <w:r>
+        <w:t xml:space="preserve">, two </w:t>
+      </w:r>
+      <w:proofErr w:type="gramStart"/>
+      <w:r>
+        <w:t>tables</w:t>
+      </w:r>
+      <w:proofErr w:type="gramEnd"/>
+      <w:r>
+        <w:t xml:space="preserve">/record types for "HNI", and one </w:t>
+      </w:r>
+      <w:r>
+        <w:t>tables/record types for "HEN", "HSN", see the example below</w:t>
+      </w:r>
+    </w:p>
+    <w:p>
+      <w:proofErr w:type="spellStart"/>
+      <w:r>
+        <w:t>my_filter</w:t>
+      </w:r>
+      <w:proofErr w:type="spellEnd"/>
+      <w:r>
+        <w:t xml:space="preserve"> &lt;- </w:t>
+      </w:r>
+      <w:proofErr w:type="gramStart"/>
+      <w:r>
+        <w:t>list(</w:t>
+      </w:r>
+      <w:proofErr w:type="gramEnd"/>
+    </w:p>
+    <w:p>
+      <w:r>
+        <w:t>  "Hierarchies": ["HNI"],</w:t>
+      </w:r>
+    </w:p>
+    <w:p>
+      <w:r>
+        <w:t>  "</w:t>
+      </w:r>
+      <w:proofErr w:type="spellStart"/>
+      <w:r>
+        <w:t>DataType</w:t>
+      </w:r>
+      <w:proofErr w:type="spellEnd"/>
+      <w:r>
+        <w:t>": "CEF",</w:t>
+      </w:r>
+    </w:p>
+    <w:p>
+      <w:r>
+        <w:t>  "Format": "</w:t>
+      </w:r>
+      <w:r>
+        <w:t xml:space="preserve"> </w:t>
+      </w:r>
+      <w:proofErr w:type="spellStart"/>
+      <w:r>
+        <w:t>CsvFilePerTable</w:t>
+      </w:r>
+      <w:proofErr w:type="spellEnd"/>
+      <w:r>
+        <w:t xml:space="preserve"> </w:t>
+      </w:r>
+      <w:r>
+        <w:t>",</w:t>
+      </w:r>
+    </w:p>
+    <w:p>
+      <w:r>
+        <w:t>  "</w:t>
+      </w:r>
+      <w:proofErr w:type="spellStart"/>
+      <w:r>
+        <w:t>CEFFilters</w:t>
+      </w:r>
+      <w:proofErr w:type="spellEnd"/>
+      <w:r>
+        <w:t>": {</w:t>
+      </w:r>
+    </w:p>
+    <w:p>
+      <w:r>
+        <w:t>    "</w:t>
+      </w:r>
+      <w:proofErr w:type="spellStart"/>
+      <w:r>
+        <w:t>CNVesselFlagCountry</w:t>
+      </w:r>
+      <w:proofErr w:type="spellEnd"/>
+      <w:r>
+        <w:t>": ["FR"],</w:t>
+      </w:r>
+    </w:p>
+    <w:p>
+      <w:r>
+        <w:t>    "</w:t>
+      </w:r>
+      <w:proofErr w:type="spellStart"/>
+      <w:r>
+        <w:t>CNstock</w:t>
+      </w:r>
+      <w:proofErr w:type="spellEnd"/>
+      <w:r>
+        <w:t>": ["</w:t>
+      </w:r>
+      <w:r>
+        <w:rPr>
+          <w:highlight w:val="yellow"/>
+        </w:rPr>
+        <w:t>All</w:t>
+      </w:r>
+      <w:r>
+        <w:t>"],</w:t>
+      </w:r>
+    </w:p>
+    <w:p>
+      <w:r>
+        <w:t>    "</w:t>
+      </w:r>
+      <w:proofErr w:type="spellStart"/>
+      <w:r>
+        <w:t>CNyear</w:t>
+      </w:r>
+      <w:proofErr w:type="spellEnd"/>
+      <w:r>
+        <w:t>"</w:t>
+      </w:r>
+      <w:proofErr w:type="gramStart"/>
+      <w:r>
+        <w:t>:  [</w:t>
+      </w:r>
+      <w:proofErr w:type="gramEnd"/>
+      <w:r>
+        <w:t>"2020","2021","2022","2023"],</w:t>
+      </w:r>
+    </w:p>
+    <w:p>
+      <w:r>
+        <w:t> )</w:t>
+      </w:r>
+    </w:p>
+    <w:p/>
+    <w:p>
+      <w:pPr>
         <w:rPr>
           <w:b/>
           <w:bCs/>
         </w:rPr>
-        <w:t>rdbes_download_data</w:t>
-      </w:r>
-      <w:proofErr w:type="spellEnd"/>
+      </w:pPr>
       <w:r>
         <w:rPr>
           <w:b/>
           <w:bCs/>
         </w:rPr>
-        <w:t>(</w:t>
-      </w:r>
-      <w:proofErr w:type="spellStart"/>
-      <w:r>
+        <w:t>Files are download by calling the API like this:</w:t>
+      </w:r>
+    </w:p>
+    <w:p/>
+    <w:p>
+      <w:pPr>
         <w:rPr>
           <w:b/>
           <w:bCs/>
         </w:rPr>
-        <w:t>my_filter</w:t>
-      </w:r>
-      <w:proofErr w:type="spellEnd"/>
+      </w:pPr>
+      <w:proofErr w:type="spellStart"/>
       <w:r>
         <w:rPr>
           <w:b/>
           <w:bCs/>
         </w:rPr>
-        <w:t>)</w:t>
-      </w:r>
-    </w:p>
-    <w:p/>
-    <w:p>
-      <w:pPr>
+        <w:t>zipfile</w:t>
+      </w:r>
+      <w:proofErr w:type="spellEnd"/>
+      <w:r>
         <w:rPr>
           <w:b/>
           <w:bCs/>
         </w:rPr>
+        <w:t xml:space="preserve"> &lt;- </w:t>
+      </w:r>
+      <w:proofErr w:type="spellStart"/>
+      <w:r>
+        <w:rPr>
+          <w:b/>
+          <w:bCs/>
+        </w:rPr>
+        <w:t>rdbes_download_data</w:t>
+      </w:r>
+      <w:proofErr w:type="spellEnd"/>
+      <w:r>
+        <w:rPr>
+          <w:b/>
+          <w:bCs/>
+        </w:rPr>
+        <w:t>(</w:t>
+      </w:r>
+      <w:proofErr w:type="spellStart"/>
+      <w:r>
+        <w:rPr>
+          <w:b/>
+          <w:bCs/>
+        </w:rPr>
+        <w:t>my_filter</w:t>
+      </w:r>
+      <w:proofErr w:type="spellEnd"/>
+      <w:r>
+        <w:rPr>
+          <w:b/>
+          <w:bCs/>
+        </w:rPr>
+        <w:t>)</w:t>
+      </w:r>
+    </w:p>
+    <w:p/>
+    <w:p>
+      <w:pPr>
+        <w:pStyle w:val="Heading2"/>
+        <w:rPr>
+          <w:highlight w:val="yellow"/>
+        </w:rPr>
       </w:pPr>
-    </w:p>
+      <w:r>
+        <w:rPr>
+          <w:highlight w:val="yellow"/>
+        </w:rPr>
+        <w:lastRenderedPageBreak/>
+        <w:t xml:space="preserve">Download </w:t>
+      </w:r>
+      <w:r>
+        <w:rPr>
+          <w:highlight w:val="yellow"/>
+        </w:rPr>
+        <w:t>S</w:t>
+      </w:r>
+      <w:r>
+        <w:rPr>
+          <w:highlight w:val="yellow"/>
+        </w:rPr>
+        <w:t>CF data</w:t>
+      </w:r>
+    </w:p>
+    <w:p>
+      <w:pPr>
+        <w:rPr>
+          <w:highlight w:val="yellow"/>
+        </w:rPr>
+      </w:pPr>
+      <w:r>
+        <w:rPr>
+          <w:highlight w:val="yellow"/>
+        </w:rPr>
+        <w:t xml:space="preserve">To download all three </w:t>
+      </w:r>
+      <w:r>
+        <w:rPr>
+          <w:highlight w:val="yellow"/>
+        </w:rPr>
+        <w:t>S</w:t>
+      </w:r>
+      <w:r>
+        <w:rPr>
+          <w:highlight w:val="yellow"/>
+        </w:rPr>
+        <w:t>CF hierarchies (work will be done to update the filter names) "H</w:t>
+      </w:r>
+      <w:r>
+        <w:rPr>
+          <w:highlight w:val="yellow"/>
+        </w:rPr>
+        <w:t>C</w:t>
+      </w:r>
+      <w:r>
+        <w:rPr>
+          <w:highlight w:val="yellow"/>
+        </w:rPr>
+        <w:t xml:space="preserve">I", which consist of the </w:t>
+      </w:r>
+      <w:r>
+        <w:rPr>
+          <w:highlight w:val="yellow"/>
+        </w:rPr>
+        <w:t xml:space="preserve">two </w:t>
+      </w:r>
+      <w:r>
+        <w:rPr>
+          <w:highlight w:val="yellow"/>
+        </w:rPr>
+        <w:t xml:space="preserve">record types/tables </w:t>
+      </w:r>
+      <w:r>
+        <w:rPr>
+          <w:highlight w:val="yellow"/>
+        </w:rPr>
+        <w:t>C</w:t>
+      </w:r>
+      <w:r>
+        <w:rPr>
+          <w:highlight w:val="yellow"/>
+        </w:rPr>
+        <w:t xml:space="preserve">C, </w:t>
+      </w:r>
+      <w:r>
+        <w:rPr>
+          <w:highlight w:val="yellow"/>
+        </w:rPr>
+        <w:t>C</w:t>
+      </w:r>
+      <w:r>
+        <w:rPr>
+          <w:highlight w:val="yellow"/>
+        </w:rPr>
+        <w:t xml:space="preserve">D in one gone please see the example below, in the parameter </w:t>
+      </w:r>
+      <w:proofErr w:type="spellStart"/>
+      <w:r>
+        <w:rPr>
+          <w:highlight w:val="yellow"/>
+        </w:rPr>
+        <w:t>CNstock</w:t>
+      </w:r>
+      <w:proofErr w:type="spellEnd"/>
+      <w:r>
+        <w:rPr>
+          <w:highlight w:val="yellow"/>
+        </w:rPr>
+        <w:t xml:space="preserve"> and </w:t>
+      </w:r>
+      <w:proofErr w:type="spellStart"/>
+      <w:r>
+        <w:rPr>
+          <w:highlight w:val="yellow"/>
+        </w:rPr>
+        <w:t>SNstock</w:t>
+      </w:r>
+      <w:proofErr w:type="spellEnd"/>
+      <w:r>
+        <w:rPr>
+          <w:highlight w:val="yellow"/>
+        </w:rPr>
+        <w:t xml:space="preserve"> only "All" is allowed, the specific stock data have to be </w:t>
+      </w:r>
+      <w:proofErr w:type="spellStart"/>
+      <w:r>
+        <w:rPr>
+          <w:highlight w:val="yellow"/>
+        </w:rPr>
+        <w:t>filetered</w:t>
+      </w:r>
+      <w:proofErr w:type="spellEnd"/>
+      <w:r>
+        <w:rPr>
+          <w:highlight w:val="yellow"/>
+        </w:rPr>
+        <w:t xml:space="preserve"> after the download:</w:t>
+      </w:r>
+    </w:p>
+    <w:p>
+      <w:pPr>
+        <w:rPr>
+          <w:highlight w:val="yellow"/>
+        </w:rPr>
+      </w:pPr>
+      <w:proofErr w:type="spellStart"/>
+      <w:r>
+        <w:rPr>
+          <w:highlight w:val="yellow"/>
+        </w:rPr>
+        <w:t>my_payload</w:t>
+      </w:r>
+      <w:proofErr w:type="spellEnd"/>
+      <w:r>
+        <w:rPr>
+          <w:highlight w:val="yellow"/>
+        </w:rPr>
+        <w:t xml:space="preserve"> &lt;- </w:t>
+      </w:r>
+      <w:proofErr w:type="gramStart"/>
+      <w:r>
+        <w:rPr>
+          <w:highlight w:val="yellow"/>
+        </w:rPr>
+        <w:t>list(</w:t>
+      </w:r>
+      <w:proofErr w:type="gramEnd"/>
+      <w:r>
+        <w:rPr>
+          <w:highlight w:val="yellow"/>
+        </w:rPr>
+        <w:br/>
+        <w:t xml:space="preserve">  </w:t>
+      </w:r>
+      <w:proofErr w:type="spellStart"/>
+      <w:r>
+        <w:rPr>
+          <w:highlight w:val="yellow"/>
+        </w:rPr>
+        <w:t>dataType</w:t>
+      </w:r>
+      <w:proofErr w:type="spellEnd"/>
+      <w:r>
+        <w:rPr>
+          <w:highlight w:val="yellow"/>
+        </w:rPr>
+        <w:t>          = "</w:t>
+      </w:r>
+      <w:r>
+        <w:rPr>
+          <w:b/>
+          <w:bCs/>
+          <w:highlight w:val="yellow"/>
+        </w:rPr>
+        <w:t>SCF</w:t>
+      </w:r>
+      <w:r>
+        <w:rPr>
+          <w:highlight w:val="yellow"/>
+        </w:rPr>
+        <w:t>",</w:t>
+      </w:r>
+      <w:r>
+        <w:rPr>
+          <w:highlight w:val="yellow"/>
+        </w:rPr>
+        <w:br/>
+        <w:t>  #SingleCsvFile</w:t>
+      </w:r>
+      <w:r>
+        <w:rPr>
+          <w:highlight w:val="yellow"/>
+        </w:rPr>
+        <w:br/>
+        <w:t>  #CsvFilePerTable</w:t>
+      </w:r>
+      <w:r>
+        <w:rPr>
+          <w:highlight w:val="yellow"/>
+        </w:rPr>
+        <w:br/>
+        <w:t>  format            = "</w:t>
+      </w:r>
+      <w:r>
+        <w:rPr>
+          <w:highlight w:val="yellow"/>
+        </w:rPr>
+        <w:t xml:space="preserve"> </w:t>
+      </w:r>
+      <w:proofErr w:type="spellStart"/>
+      <w:r>
+        <w:rPr>
+          <w:highlight w:val="yellow"/>
+        </w:rPr>
+        <w:t>CsvFilePerTable</w:t>
+      </w:r>
+      <w:proofErr w:type="spellEnd"/>
+      <w:r>
+        <w:rPr>
+          <w:highlight w:val="yellow"/>
+        </w:rPr>
+        <w:t xml:space="preserve"> </w:t>
+      </w:r>
+      <w:r>
+        <w:rPr>
+          <w:highlight w:val="yellow"/>
+        </w:rPr>
+        <w:t>", </w:t>
+      </w:r>
+      <w:r>
+        <w:rPr>
+          <w:highlight w:val="yellow"/>
+        </w:rPr>
+        <w:br/>
+        <w:t>  hierarchies       = list("</w:t>
+      </w:r>
+      <w:r>
+        <w:rPr>
+          <w:b/>
+          <w:bCs/>
+          <w:highlight w:val="yellow"/>
+        </w:rPr>
+        <w:t>HCI</w:t>
+      </w:r>
+      <w:r>
+        <w:rPr>
+          <w:highlight w:val="yellow"/>
+        </w:rPr>
+        <w:t>"),</w:t>
+      </w:r>
+      <w:r>
+        <w:rPr>
+          <w:highlight w:val="yellow"/>
+        </w:rPr>
+        <w:br/>
+        <w:t xml:space="preserve">  </w:t>
+      </w:r>
+      <w:proofErr w:type="spellStart"/>
+      <w:r>
+        <w:rPr>
+          <w:highlight w:val="yellow"/>
+        </w:rPr>
+        <w:t>scfFilters</w:t>
+      </w:r>
+      <w:proofErr w:type="spellEnd"/>
+      <w:r>
+        <w:rPr>
+          <w:highlight w:val="yellow"/>
+        </w:rPr>
+        <w:t xml:space="preserve">         = </w:t>
+      </w:r>
+      <w:proofErr w:type="gramStart"/>
+      <w:r>
+        <w:rPr>
+          <w:highlight w:val="yellow"/>
+        </w:rPr>
+        <w:t>list(</w:t>
+      </w:r>
+      <w:proofErr w:type="gramEnd"/>
+      <w:r>
+        <w:rPr>
+          <w:highlight w:val="yellow"/>
+        </w:rPr>
+        <w:br/>
+        <w:t xml:space="preserve">    </w:t>
+      </w:r>
+      <w:proofErr w:type="spellStart"/>
+      <w:r>
+        <w:rPr>
+          <w:highlight w:val="yellow"/>
+        </w:rPr>
+        <w:t>ccStock</w:t>
+      </w:r>
+      <w:proofErr w:type="spellEnd"/>
+      <w:r>
+        <w:rPr>
+          <w:highlight w:val="yellow"/>
+        </w:rPr>
+        <w:t>         = list("</w:t>
+      </w:r>
+      <w:r>
+        <w:rPr>
+          <w:b/>
+          <w:bCs/>
+          <w:highlight w:val="yellow"/>
+        </w:rPr>
+        <w:t>spr.27.3a4</w:t>
+      </w:r>
+      <w:r>
+        <w:rPr>
+          <w:highlight w:val="yellow"/>
+        </w:rPr>
+        <w:t>"),</w:t>
+      </w:r>
+      <w:r>
+        <w:rPr>
+          <w:highlight w:val="yellow"/>
+        </w:rPr>
+        <w:br/>
+        <w:t xml:space="preserve">    </w:t>
+      </w:r>
+      <w:proofErr w:type="spellStart"/>
+      <w:r>
+        <w:rPr>
+          <w:highlight w:val="yellow"/>
+        </w:rPr>
+        <w:t>ccYear</w:t>
+      </w:r>
+      <w:proofErr w:type="spellEnd"/>
+      <w:r>
+        <w:rPr>
+          <w:highlight w:val="yellow"/>
+        </w:rPr>
+        <w:t xml:space="preserve">            = </w:t>
+      </w:r>
+      <w:proofErr w:type="gramStart"/>
+      <w:r>
+        <w:rPr>
+          <w:highlight w:val="yellow"/>
+        </w:rPr>
+        <w:t>list(</w:t>
+      </w:r>
+      <w:proofErr w:type="gramEnd"/>
+      <w:r>
+        <w:rPr>
+          <w:highlight w:val="yellow"/>
+        </w:rPr>
+        <w:t>"2024"</w:t>
+      </w:r>
+      <w:r>
+        <w:rPr>
+          <w:highlight w:val="yellow"/>
+        </w:rPr>
+        <w:t>,</w:t>
+      </w:r>
+      <w:r>
+        <w:rPr>
+          <w:highlight w:val="yellow"/>
+        </w:rPr>
+        <w:t>"202</w:t>
+      </w:r>
+      <w:r>
+        <w:rPr>
+          <w:highlight w:val="yellow"/>
+        </w:rPr>
+        <w:t>5</w:t>
+      </w:r>
+      <w:r>
+        <w:rPr>
+          <w:highlight w:val="yellow"/>
+        </w:rPr>
+        <w:t>"</w:t>
+      </w:r>
+      <w:r>
+        <w:rPr>
+          <w:highlight w:val="yellow"/>
+        </w:rPr>
+        <w:t>) </w:t>
+      </w:r>
+      <w:r>
+        <w:rPr>
+          <w:highlight w:val="yellow"/>
+        </w:rPr>
+        <w:br/>
+        <w:t>  )</w:t>
+      </w:r>
+      <w:r>
+        <w:rPr>
+          <w:highlight w:val="yellow"/>
+        </w:rPr>
+        <w:br/>
+        <w:t>)</w:t>
+      </w:r>
+    </w:p>
+    <w:p>
+      <w:pPr>
+        <w:rPr>
+          <w:highlight w:val="yellow"/>
+        </w:rPr>
+      </w:pPr>
+    </w:p>
+    <w:p>
+      <w:pPr>
+        <w:rPr>
+          <w:b/>
+          <w:bCs/>
+          <w:highlight w:val="yellow"/>
+        </w:rPr>
+      </w:pPr>
+      <w:r>
+        <w:rPr>
+          <w:b/>
+          <w:bCs/>
+          <w:highlight w:val="yellow"/>
+        </w:rPr>
+        <w:t xml:space="preserve">Files are download by calling the API with the list of </w:t>
+      </w:r>
+      <w:proofErr w:type="gramStart"/>
+      <w:r>
+        <w:rPr>
+          <w:b/>
+          <w:bCs/>
+          <w:highlight w:val="yellow"/>
+        </w:rPr>
+        <w:t>parameter</w:t>
+      </w:r>
+      <w:proofErr w:type="gramEnd"/>
+      <w:r>
+        <w:rPr>
+          <w:b/>
+          <w:bCs/>
+          <w:highlight w:val="yellow"/>
+        </w:rPr>
+        <w:t xml:space="preserve"> see the following:</w:t>
+      </w:r>
+    </w:p>
+    <w:p>
+      <w:pPr>
+        <w:rPr>
+          <w:highlight w:val="yellow"/>
+        </w:rPr>
+      </w:pPr>
+    </w:p>
+    <w:p>
+      <w:pPr>
+        <w:rPr>
+          <w:b/>
+          <w:bCs/>
+          <w:highlight w:val="yellow"/>
+        </w:rPr>
+      </w:pPr>
+      <w:proofErr w:type="spellStart"/>
+      <w:r>
+        <w:rPr>
+          <w:b/>
+          <w:bCs/>
+          <w:highlight w:val="yellow"/>
+        </w:rPr>
+        <w:t>zipfile</w:t>
+      </w:r>
+      <w:proofErr w:type="spellEnd"/>
+      <w:r>
+        <w:rPr>
+          <w:b/>
+          <w:bCs/>
+          <w:highlight w:val="yellow"/>
+        </w:rPr>
+        <w:t xml:space="preserve"> &lt;- </w:t>
+      </w:r>
+      <w:proofErr w:type="spellStart"/>
+      <w:r>
+        <w:rPr>
+          <w:b/>
+          <w:bCs/>
+          <w:highlight w:val="yellow"/>
+        </w:rPr>
+        <w:t>rdbes_download_data</w:t>
+      </w:r>
+      <w:proofErr w:type="spellEnd"/>
+      <w:r>
+        <w:rPr>
+          <w:b/>
+          <w:bCs/>
+          <w:highlight w:val="yellow"/>
+        </w:rPr>
+        <w:t>(</w:t>
+      </w:r>
+      <w:proofErr w:type="spellStart"/>
+      <w:r>
+        <w:rPr>
+          <w:b/>
+          <w:bCs/>
+          <w:highlight w:val="yellow"/>
+        </w:rPr>
+        <w:t>my_</w:t>
+      </w:r>
+      <w:r>
+        <w:rPr>
+          <w:b/>
+          <w:bCs/>
+          <w:highlight w:val="yellow"/>
+        </w:rPr>
+        <w:t>payload</w:t>
+      </w:r>
+      <w:proofErr w:type="spellEnd"/>
+      <w:r>
+        <w:rPr>
+          <w:b/>
+          <w:bCs/>
+          <w:highlight w:val="yellow"/>
+        </w:rPr>
+        <w:t>)</w:t>
+      </w:r>
+    </w:p>
+    <w:p>
+      <w:pPr>
+        <w:rPr>
+          <w:b/>
+          <w:bCs/>
+          <w:highlight w:val="yellow"/>
+        </w:rPr>
+      </w:pPr>
+    </w:p>
+    <w:p>
+      <w:r>
+        <w:rPr>
+          <w:highlight w:val="yellow"/>
+        </w:rPr>
+        <w:t xml:space="preserve">There is not need for a filter for the Distribution </w:t>
+      </w:r>
+      <w:r>
+        <w:rPr>
+          <w:highlight w:val="yellow"/>
+        </w:rPr>
+        <w:t xml:space="preserve">Combined </w:t>
+      </w:r>
+      <w:r>
+        <w:rPr>
+          <w:highlight w:val="yellow"/>
+        </w:rPr>
+        <w:t>(D</w:t>
+      </w:r>
+      <w:r>
+        <w:rPr>
+          <w:highlight w:val="yellow"/>
+        </w:rPr>
+        <w:t>C</w:t>
+      </w:r>
+      <w:r>
+        <w:rPr>
+          <w:highlight w:val="yellow"/>
+        </w:rPr>
+        <w:t>) table/record type because the D</w:t>
+      </w:r>
+      <w:r>
+        <w:rPr>
+          <w:highlight w:val="yellow"/>
+        </w:rPr>
+        <w:t>C</w:t>
+      </w:r>
+      <w:r>
+        <w:rPr>
+          <w:highlight w:val="yellow"/>
+        </w:rPr>
+        <w:t xml:space="preserve"> is always downloaded in connection with the Catch </w:t>
+      </w:r>
+      <w:r>
+        <w:rPr>
+          <w:highlight w:val="yellow"/>
+        </w:rPr>
+        <w:t>Combined</w:t>
+      </w:r>
+      <w:r>
+        <w:rPr>
+          <w:highlight w:val="yellow"/>
+        </w:rPr>
+        <w:t xml:space="preserve"> (C</w:t>
+      </w:r>
+      <w:r>
+        <w:rPr>
+          <w:highlight w:val="yellow"/>
+        </w:rPr>
+        <w:t>C</w:t>
+      </w:r>
+      <w:r>
+        <w:rPr>
+          <w:highlight w:val="yellow"/>
+        </w:rPr>
+        <w:t xml:space="preserve">) in the </w:t>
+      </w:r>
+      <w:r>
+        <w:rPr>
+          <w:highlight w:val="yellow"/>
+        </w:rPr>
+        <w:t>Combined</w:t>
+      </w:r>
+      <w:r>
+        <w:rPr>
+          <w:highlight w:val="yellow"/>
+        </w:rPr>
+        <w:t xml:space="preserve"> Information (</w:t>
+      </w:r>
+      <w:r>
+        <w:rPr>
+          <w:highlight w:val="yellow"/>
+        </w:rPr>
+        <w:t>C</w:t>
+      </w:r>
+      <w:r>
+        <w:rPr>
+          <w:highlight w:val="yellow"/>
+        </w:rPr>
+        <w:t>I).</w:t>
+      </w:r>
+    </w:p>
+    <w:p/>
     <w:p>
       <w:pPr>
         <w:pStyle w:val="Heading2"/>
@@ -1926,6 +4912,7 @@
     </w:p>
     <w:p>
       <w:r>
+        <w:lastRenderedPageBreak/>
         <w:t xml:space="preserve">  </w:t>
       </w:r>
       <w:proofErr w:type="spellStart"/>
@@ -1978,7 +4965,6 @@
     </w:p>
     <w:p>
       <w:r>
-        <w:lastRenderedPageBreak/>
         <w:t xml:space="preserve">  )</w:t>
       </w:r>
     </w:p>
@@ -2148,6 +5134,7 @@
     </w:p>
     <w:p>
       <w:r>
+        <w:lastRenderedPageBreak/>
         <w:t xml:space="preserve">  hierarchies = list("HSL"),</w:t>
       </w:r>
     </w:p>
@@ -2184,7 +5171,6 @@
     </w:p>
     <w:p>
       <w:r>
-        <w:lastRenderedPageBreak/>
         <w:t xml:space="preserve">    </w:t>
       </w:r>
       <w:proofErr w:type="spellStart"/>
@@ -2433,13 +5419,251 @@
           <w:b/>
           <w:bCs/>
         </w:rPr>
+        <w:t>Using predefined filters</w:t>
+      </w:r>
+    </w:p>
+    <w:p>
+      <w:r>
+        <w:t>T</w:t>
+      </w:r>
+      <w:r>
+        <w:t xml:space="preserve">he </w:t>
+      </w:r>
+      <w:proofErr w:type="spellStart"/>
+      <w:r>
+        <w:t>icesRDBES</w:t>
+      </w:r>
+      <w:proofErr w:type="spellEnd"/>
+      <w:r>
+        <w:t xml:space="preserve"> package also provides predefined filters for each data type, which can be used to simplify the process of creating the filter list.</w:t>
+      </w:r>
+    </w:p>
+    <w:p>
+      <w:r>
+        <w:t>library(</w:t>
+      </w:r>
+      <w:proofErr w:type="spellStart"/>
+      <w:r>
+        <w:t>icesRDBES</w:t>
+      </w:r>
+      <w:proofErr w:type="spellEnd"/>
+      <w:r>
+        <w:t>)</w:t>
+      </w:r>
+    </w:p>
+    <w:p>
+      <w:r>
+        <w:t xml:space="preserve"># </w:t>
+      </w:r>
+      <w:proofErr w:type="gramStart"/>
+      <w:r>
+        <w:t>see ?</w:t>
+      </w:r>
+      <w:proofErr w:type="spellStart"/>
+      <w:r>
+        <w:t>type</w:t>
+      </w:r>
+      <w:proofErr w:type="gramEnd"/>
+      <w:r>
+        <w:t>_filters</w:t>
+      </w:r>
+      <w:proofErr w:type="spellEnd"/>
+    </w:p>
+    <w:p>
+      <w:r>
+        <w:t>names(</w:t>
+      </w:r>
+      <w:proofErr w:type="spellStart"/>
+      <w:r>
+        <w:t>type_filters</w:t>
+      </w:r>
+      <w:proofErr w:type="spellEnd"/>
+      <w:r>
+        <w:t>)</w:t>
+      </w:r>
+    </w:p>
+    <w:p>
+      <w:r>
+        <w:t>## [1] "CS" "CL" "CE" "SL" "VD"</w:t>
+      </w:r>
+    </w:p>
+    <w:p>
+      <w:proofErr w:type="spellStart"/>
+      <w:r>
+        <w:t>type_filters</w:t>
+      </w:r>
+      <w:proofErr w:type="spellEnd"/>
+      <w:r>
+        <w:t>[["CE"]]</w:t>
+      </w:r>
+    </w:p>
+    <w:p>
+      <w:r>
+        <w:t>## $hierarchies</w:t>
+      </w:r>
+    </w:p>
+    <w:p>
+      <w:r>
+        <w:t>## $</w:t>
+      </w:r>
+      <w:proofErr w:type="gramStart"/>
+      <w:r>
+        <w:t>hierarchies[</w:t>
+      </w:r>
+      <w:proofErr w:type="gramEnd"/>
+      <w:r>
+        <w:t>[1]]</w:t>
+      </w:r>
+    </w:p>
+    <w:p>
+      <w:r>
+        <w:t>## [1] "HCE"</w:t>
+      </w:r>
+    </w:p>
+    <w:p>
+      <w:r>
+        <w:t xml:space="preserve">## </w:t>
+      </w:r>
+    </w:p>
+    <w:p>
+      <w:r>
+        <w:t xml:space="preserve">## </w:t>
+      </w:r>
+    </w:p>
+    <w:p>
+      <w:r>
+        <w:t>## $</w:t>
+      </w:r>
+      <w:proofErr w:type="spellStart"/>
+      <w:r>
+        <w:t>ceFilters</w:t>
+      </w:r>
+      <w:proofErr w:type="spellEnd"/>
+    </w:p>
+    <w:p>
+      <w:r>
+        <w:t>## $</w:t>
+      </w:r>
+      <w:proofErr w:type="spellStart"/>
+      <w:r>
+        <w:t>ceFilters$ceYear</w:t>
+      </w:r>
+      <w:proofErr w:type="spellEnd"/>
+    </w:p>
+    <w:p>
+      <w:r>
+        <w:t>## $</w:t>
+      </w:r>
+      <w:proofErr w:type="spellStart"/>
+      <w:r>
+        <w:t>ceFilters$</w:t>
+      </w:r>
+      <w:proofErr w:type="gramStart"/>
+      <w:r>
+        <w:t>ceYear</w:t>
+      </w:r>
+      <w:proofErr w:type="spellEnd"/>
+      <w:r>
+        <w:t>[</w:t>
+      </w:r>
+      <w:proofErr w:type="gramEnd"/>
+      <w:r>
+        <w:t>[1]]</w:t>
+      </w:r>
+    </w:p>
+    <w:p>
+      <w:r>
+        <w:t>## [1] "2024"</w:t>
+      </w:r>
+    </w:p>
+    <w:p>
+      <w:r>
+        <w:t xml:space="preserve">## </w:t>
+      </w:r>
+    </w:p>
+    <w:p>
+      <w:r>
+        <w:t xml:space="preserve">## </w:t>
+      </w:r>
+    </w:p>
+    <w:p>
+      <w:r>
+        <w:t>## $</w:t>
+      </w:r>
+      <w:proofErr w:type="spellStart"/>
+      <w:r>
+        <w:t>ceFilters$ceVesselFlagCountry</w:t>
+      </w:r>
+      <w:proofErr w:type="spellEnd"/>
+    </w:p>
+    <w:p>
+      <w:r>
+        <w:t>## $</w:t>
+      </w:r>
+      <w:proofErr w:type="spellStart"/>
+      <w:r>
+        <w:t>ceFilters$</w:t>
+      </w:r>
+      <w:proofErr w:type="gramStart"/>
+      <w:r>
+        <w:t>ceVesselFlagCountry</w:t>
+      </w:r>
+      <w:proofErr w:type="spellEnd"/>
+      <w:r>
+        <w:t>[</w:t>
+      </w:r>
+      <w:proofErr w:type="gramEnd"/>
+      <w:r>
+        <w:t>[1]]</w:t>
+      </w:r>
+    </w:p>
+    <w:p>
+      <w:r>
+        <w:t>## [1] "ZW"</w:t>
+      </w:r>
+    </w:p>
+    <w:p>
+      <w:r>
+        <w:t xml:space="preserve">## </w:t>
+      </w:r>
+    </w:p>
+    <w:p>
+      <w:r>
+        <w:t xml:space="preserve">## </w:t>
+      </w:r>
+    </w:p>
+    <w:p>
+      <w:r>
+        <w:t>## $</w:t>
+      </w:r>
+      <w:proofErr w:type="spellStart"/>
+      <w:r>
+        <w:t>ceFilters$ceArea</w:t>
+      </w:r>
+      <w:proofErr w:type="spellEnd"/>
+    </w:p>
+    <w:p>
+      <w:r>
         <w:lastRenderedPageBreak/>
-        <w:t>Using predefined filters</w:t>
-      </w:r>
-    </w:p>
-    <w:p>
-      <w:r>
-        <w:t xml:space="preserve">the </w:t>
+        <w:t xml:space="preserve">## </w:t>
+      </w:r>
+      <w:proofErr w:type="gramStart"/>
+      <w:r>
+        <w:t>list(</w:t>
+      </w:r>
+      <w:proofErr w:type="gramEnd"/>
+      <w:r>
+        <w:t>)</w:t>
+      </w:r>
+    </w:p>
+    <w:p>
+      <w:r>
+        <w:t>A more complex example using the predefined filters for each data type could look like this:</w:t>
+      </w:r>
+    </w:p>
+    <w:p>
+      <w:r>
+        <w:t>library(</w:t>
       </w:r>
       <w:proofErr w:type="spellStart"/>
       <w:r>
@@ -2447,217 +5671,279 @@
       </w:r>
       <w:proofErr w:type="spellEnd"/>
       <w:r>
-        <w:t xml:space="preserve"> package also provides predefined filters for each data type, which can be used to simplify the process of creating the filter list.</w:t>
-      </w:r>
-    </w:p>
-    <w:p>
-      <w:r>
-        <w:t>library(</w:t>
-      </w:r>
-      <w:proofErr w:type="spellStart"/>
-      <w:r>
-        <w:t>icesRDBES</w:t>
-      </w:r>
-      <w:proofErr w:type="spellEnd"/>
-      <w:r>
         <w:t>)</w:t>
       </w:r>
     </w:p>
+    <w:p/>
+    <w:p>
+      <w:proofErr w:type="spellStart"/>
+      <w:r>
+        <w:t>selected_type</w:t>
+      </w:r>
+      <w:proofErr w:type="spellEnd"/>
+      <w:r>
+        <w:t xml:space="preserve">   &lt;- "CL"              # Options: "CS", "CL", "CE", "SL", "VD"</w:t>
+      </w:r>
+    </w:p>
+    <w:p>
+      <w:proofErr w:type="spellStart"/>
+      <w:r>
+        <w:t>selected_format</w:t>
+      </w:r>
+      <w:proofErr w:type="spellEnd"/>
+      <w:r>
+        <w:t xml:space="preserve"> &lt;- "</w:t>
+      </w:r>
+      <w:proofErr w:type="spellStart"/>
+      <w:r>
+        <w:t>SingleCsvFile</w:t>
+      </w:r>
+      <w:proofErr w:type="spellEnd"/>
+      <w:r>
+        <w:t>"   # Options: "</w:t>
+      </w:r>
+      <w:proofErr w:type="spellStart"/>
+      <w:r>
+        <w:t>SingleCsvFile</w:t>
+      </w:r>
+      <w:proofErr w:type="spellEnd"/>
+      <w:r>
+        <w:t>", "</w:t>
+      </w:r>
+      <w:proofErr w:type="spellStart"/>
+      <w:r>
+        <w:t>CsvFilePerTable</w:t>
+      </w:r>
+      <w:proofErr w:type="spellEnd"/>
+      <w:r>
+        <w:t>"</w:t>
+      </w:r>
+    </w:p>
+    <w:p>
+      <w:proofErr w:type="spellStart"/>
+      <w:r>
+        <w:t>selected_filter</w:t>
+      </w:r>
+      <w:proofErr w:type="spellEnd"/>
+      <w:r>
+        <w:t xml:space="preserve"> &lt;- </w:t>
+      </w:r>
+      <w:proofErr w:type="spellStart"/>
+      <w:r>
+        <w:t>type_filters</w:t>
+      </w:r>
+      <w:proofErr w:type="spellEnd"/>
+      <w:r>
+        <w:t>[[</w:t>
+      </w:r>
+      <w:proofErr w:type="spellStart"/>
+      <w:r>
+        <w:t>selected_type</w:t>
+      </w:r>
+      <w:proofErr w:type="spellEnd"/>
+      <w:r>
+        <w:t>]]</w:t>
+      </w:r>
+    </w:p>
+    <w:p/>
     <w:p>
       <w:r>
         <w:t xml:space="preserve"># </w:t>
       </w:r>
       <w:proofErr w:type="gramStart"/>
       <w:r>
-        <w:t>see ?</w:t>
-      </w:r>
-      <w:proofErr w:type="spellStart"/>
-      <w:r>
-        <w:t>type</w:t>
-      </w:r>
-      <w:proofErr w:type="gramEnd"/>
-      <w:r>
-        <w:t>_filters</w:t>
-      </w:r>
-      <w:proofErr w:type="spellEnd"/>
-    </w:p>
-    <w:p>
-      <w:r>
-        <w:t>names(</w:t>
-      </w:r>
-      <w:proofErr w:type="spellStart"/>
-      <w:r>
-        <w:t>type_filters</w:t>
-      </w:r>
-      <w:proofErr w:type="spellEnd"/>
+        <w:t>modify</w:t>
+      </w:r>
+      <w:proofErr w:type="gramEnd"/>
+      <w:r>
+        <w:t xml:space="preserve"> the filter here if needed, e.g. to add a species code filter</w:t>
+      </w:r>
+    </w:p>
+    <w:p>
+      <w:proofErr w:type="spellStart"/>
+      <w:r>
+        <w:t>selected_filter</w:t>
+      </w:r>
+      <w:proofErr w:type="spellEnd"/>
+    </w:p>
+    <w:p>
+      <w:r>
+        <w:t>## $hierarchies</w:t>
+      </w:r>
+    </w:p>
+    <w:p>
+      <w:r>
+        <w:t>## $</w:t>
+      </w:r>
+      <w:proofErr w:type="gramStart"/>
+      <w:r>
+        <w:t>hierarchies[</w:t>
+      </w:r>
+      <w:proofErr w:type="gramEnd"/>
+      <w:r>
+        <w:t>[1]]</w:t>
+      </w:r>
+    </w:p>
+    <w:p>
+      <w:r>
+        <w:t>## [1] "HCL"</w:t>
+      </w:r>
+    </w:p>
+    <w:p>
+      <w:r>
+        <w:t xml:space="preserve">## </w:t>
+      </w:r>
+    </w:p>
+    <w:p>
+      <w:r>
+        <w:t xml:space="preserve">## </w:t>
+      </w:r>
+    </w:p>
+    <w:p>
+      <w:r>
+        <w:t>## $</w:t>
+      </w:r>
+      <w:proofErr w:type="spellStart"/>
+      <w:r>
+        <w:t>clFilters</w:t>
+      </w:r>
+      <w:proofErr w:type="spellEnd"/>
+    </w:p>
+    <w:p>
+      <w:r>
+        <w:t>## $</w:t>
+      </w:r>
+      <w:proofErr w:type="spellStart"/>
+      <w:r>
+        <w:t>clFilters$clYear</w:t>
+      </w:r>
+      <w:proofErr w:type="spellEnd"/>
+    </w:p>
+    <w:p>
+      <w:r>
+        <w:t>## $</w:t>
+      </w:r>
+      <w:proofErr w:type="spellStart"/>
+      <w:r>
+        <w:t>clFilters$</w:t>
+      </w:r>
+      <w:proofErr w:type="gramStart"/>
+      <w:r>
+        <w:t>clYear</w:t>
+      </w:r>
+      <w:proofErr w:type="spellEnd"/>
+      <w:r>
+        <w:t>[</w:t>
+      </w:r>
+      <w:proofErr w:type="gramEnd"/>
+      <w:r>
+        <w:t>[1]]</w:t>
+      </w:r>
+    </w:p>
+    <w:p>
+      <w:r>
+        <w:t>## [1] "2024"</w:t>
+      </w:r>
+    </w:p>
+    <w:p>
+      <w:r>
+        <w:t xml:space="preserve">## </w:t>
+      </w:r>
+    </w:p>
+    <w:p>
+      <w:r>
+        <w:t xml:space="preserve">## </w:t>
+      </w:r>
+    </w:p>
+    <w:p>
+      <w:r>
+        <w:t>## $</w:t>
+      </w:r>
+      <w:proofErr w:type="spellStart"/>
+      <w:r>
+        <w:t>clFilters$clVesselFlagCountry</w:t>
+      </w:r>
+      <w:proofErr w:type="spellEnd"/>
+    </w:p>
+    <w:p>
+      <w:r>
+        <w:t>## $</w:t>
+      </w:r>
+      <w:proofErr w:type="spellStart"/>
+      <w:r>
+        <w:t>clFilters$</w:t>
+      </w:r>
+      <w:proofErr w:type="gramStart"/>
+      <w:r>
+        <w:t>clVesselFlagCountry</w:t>
+      </w:r>
+      <w:proofErr w:type="spellEnd"/>
+      <w:r>
+        <w:t>[</w:t>
+      </w:r>
+      <w:proofErr w:type="gramEnd"/>
+      <w:r>
+        <w:t>[1]]</w:t>
+      </w:r>
+    </w:p>
+    <w:p>
+      <w:r>
+        <w:t>## [1] "ZW"</w:t>
+      </w:r>
+    </w:p>
+    <w:p>
+      <w:r>
+        <w:t xml:space="preserve">## </w:t>
+      </w:r>
+    </w:p>
+    <w:p>
+      <w:r>
+        <w:t xml:space="preserve">## </w:t>
+      </w:r>
+    </w:p>
+    <w:p>
+      <w:r>
+        <w:t>## $</w:t>
+      </w:r>
+      <w:proofErr w:type="spellStart"/>
+      <w:r>
+        <w:t>clFilters$clArea</w:t>
+      </w:r>
+      <w:proofErr w:type="spellEnd"/>
+    </w:p>
+    <w:p>
+      <w:r>
+        <w:lastRenderedPageBreak/>
+        <w:t xml:space="preserve">## </w:t>
+      </w:r>
+      <w:proofErr w:type="gramStart"/>
+      <w:r>
+        <w:t>list(</w:t>
+      </w:r>
+      <w:proofErr w:type="gramEnd"/>
       <w:r>
         <w:t>)</w:t>
       </w:r>
     </w:p>
     <w:p>
       <w:r>
-        <w:t>## [1] "CS" "CL" "CE" "SL" "VD"</w:t>
-      </w:r>
-    </w:p>
-    <w:p>
-      <w:proofErr w:type="spellStart"/>
-      <w:r>
-        <w:t>type_filters</w:t>
-      </w:r>
-      <w:proofErr w:type="spellEnd"/>
-      <w:r>
-        <w:t>[["CE"]]</w:t>
-      </w:r>
-    </w:p>
-    <w:p>
-      <w:r>
-        <w:t>## $hierarchies</w:t>
+        <w:t xml:space="preserve">## </w:t>
       </w:r>
     </w:p>
     <w:p>
       <w:r>
         <w:t>## $</w:t>
       </w:r>
-      <w:proofErr w:type="gramStart"/>
-      <w:r>
-        <w:t>hierarchies[</w:t>
-      </w:r>
-      <w:proofErr w:type="gramEnd"/>
-      <w:r>
-        <w:t>[1]]</w:t>
-      </w:r>
-    </w:p>
-    <w:p>
-      <w:r>
-        <w:t>## [1] "HCE"</w:t>
-      </w:r>
+      <w:proofErr w:type="spellStart"/>
+      <w:r>
+        <w:t>clFilters$clSpeciesCode</w:t>
+      </w:r>
+      <w:proofErr w:type="spellEnd"/>
     </w:p>
     <w:p>
       <w:r>
         <w:t xml:space="preserve">## </w:t>
       </w:r>
-    </w:p>
-    <w:p>
-      <w:r>
-        <w:t xml:space="preserve">## </w:t>
-      </w:r>
-    </w:p>
-    <w:p>
-      <w:r>
-        <w:t>## $</w:t>
-      </w:r>
-      <w:proofErr w:type="spellStart"/>
-      <w:r>
-        <w:t>ceFilters</w:t>
-      </w:r>
-      <w:proofErr w:type="spellEnd"/>
-    </w:p>
-    <w:p>
-      <w:r>
-        <w:t>## $</w:t>
-      </w:r>
-      <w:proofErr w:type="spellStart"/>
-      <w:r>
-        <w:t>ceFilters$ceYear</w:t>
-      </w:r>
-      <w:proofErr w:type="spellEnd"/>
-    </w:p>
-    <w:p>
-      <w:r>
-        <w:t>## $</w:t>
-      </w:r>
-      <w:proofErr w:type="spellStart"/>
-      <w:r>
-        <w:t>ceFilters$</w:t>
-      </w:r>
-      <w:proofErr w:type="gramStart"/>
-      <w:r>
-        <w:t>ceYear</w:t>
-      </w:r>
-      <w:proofErr w:type="spellEnd"/>
-      <w:r>
-        <w:t>[</w:t>
-      </w:r>
-      <w:proofErr w:type="gramEnd"/>
-      <w:r>
-        <w:t>[1]]</w:t>
-      </w:r>
-    </w:p>
-    <w:p>
-      <w:r>
-        <w:t>## [1] "2024"</w:t>
-      </w:r>
-    </w:p>
-    <w:p>
-      <w:r>
-        <w:t xml:space="preserve">## </w:t>
-      </w:r>
-    </w:p>
-    <w:p>
-      <w:r>
-        <w:t xml:space="preserve">## </w:t>
-      </w:r>
-    </w:p>
-    <w:p>
-      <w:r>
-        <w:t>## $</w:t>
-      </w:r>
-      <w:proofErr w:type="spellStart"/>
-      <w:r>
-        <w:t>ceFilters$ceVesselFlagCountry</w:t>
-      </w:r>
-      <w:proofErr w:type="spellEnd"/>
-    </w:p>
-    <w:p>
-      <w:r>
-        <w:t>## $</w:t>
-      </w:r>
-      <w:proofErr w:type="spellStart"/>
-      <w:r>
-        <w:t>ceFilters$</w:t>
-      </w:r>
-      <w:proofErr w:type="gramStart"/>
-      <w:r>
-        <w:t>ceVesselFlagCountry</w:t>
-      </w:r>
-      <w:proofErr w:type="spellEnd"/>
-      <w:r>
-        <w:t>[</w:t>
-      </w:r>
-      <w:proofErr w:type="gramEnd"/>
-      <w:r>
-        <w:t>[1]]</w:t>
-      </w:r>
-    </w:p>
-    <w:p>
-      <w:r>
-        <w:t>## [1] "ZW"</w:t>
-      </w:r>
-    </w:p>
-    <w:p>
-      <w:r>
-        <w:t xml:space="preserve">## </w:t>
-      </w:r>
-    </w:p>
-    <w:p>
-      <w:r>
-        <w:t xml:space="preserve">## </w:t>
-      </w:r>
-    </w:p>
-    <w:p>
-      <w:r>
-        <w:t>## $</w:t>
-      </w:r>
-      <w:proofErr w:type="spellStart"/>
-      <w:r>
-        <w:t>ceFilters$ceArea</w:t>
-      </w:r>
-      <w:proofErr w:type="spellEnd"/>
-    </w:p>
-    <w:p>
-      <w:r>
-        <w:t xml:space="preserve">## </w:t>
-      </w:r>
       <w:proofErr w:type="gramStart"/>
       <w:r>
         <w:t>list(</w:t>
@@ -2669,71 +5955,100 @@
     </w:p>
     <w:p>
       <w:r>
-        <w:t>A more complex example using the predefined filters for each data type could look like this:</w:t>
-      </w:r>
-    </w:p>
-    <w:p>
-      <w:r>
-        <w:t>library(</w:t>
-      </w:r>
-      <w:proofErr w:type="spellStart"/>
-      <w:r>
-        <w:t>icesRDBES</w:t>
-      </w:r>
-      <w:proofErr w:type="spellEnd"/>
-      <w:r>
-        <w:t>)</w:t>
+        <w:t># 1. Initialize filter with constant parameters</w:t>
+      </w:r>
+    </w:p>
+    <w:p>
+      <w:proofErr w:type="spellStart"/>
+      <w:r>
+        <w:t>my_filter</w:t>
+      </w:r>
+      <w:proofErr w:type="spellEnd"/>
+      <w:r>
+        <w:t xml:space="preserve"> &lt;-</w:t>
+      </w:r>
+    </w:p>
+    <w:p>
+      <w:r>
+        <w:t xml:space="preserve">  </w:t>
+      </w:r>
+      <w:proofErr w:type="gramStart"/>
+      <w:r>
+        <w:t>c(</w:t>
+      </w:r>
+      <w:proofErr w:type="gramEnd"/>
+    </w:p>
+    <w:p>
+      <w:r>
+        <w:t xml:space="preserve">    </w:t>
+      </w:r>
+      <w:proofErr w:type="gramStart"/>
+      <w:r>
+        <w:t>list(</w:t>
+      </w:r>
+      <w:proofErr w:type="gramEnd"/>
+    </w:p>
+    <w:p>
+      <w:r>
+        <w:t xml:space="preserve">      </w:t>
+      </w:r>
+      <w:proofErr w:type="spellStart"/>
+      <w:r>
+        <w:t>dataType</w:t>
+      </w:r>
+      <w:proofErr w:type="spellEnd"/>
+      <w:r>
+        <w:t xml:space="preserve">          = </w:t>
+      </w:r>
+      <w:proofErr w:type="spellStart"/>
+      <w:r>
+        <w:t>selected_type</w:t>
+      </w:r>
+      <w:proofErr w:type="spellEnd"/>
+      <w:r>
+        <w:t>,</w:t>
+      </w:r>
+    </w:p>
+    <w:p>
+      <w:r>
+        <w:t xml:space="preserve">      format            = </w:t>
+      </w:r>
+      <w:proofErr w:type="spellStart"/>
+      <w:r>
+        <w:t>selected_format</w:t>
+      </w:r>
+      <w:proofErr w:type="spellEnd"/>
+    </w:p>
+    <w:p>
+      <w:r>
+        <w:t xml:space="preserve">    ),</w:t>
+      </w:r>
+    </w:p>
+    <w:p>
+      <w:r>
+        <w:t xml:space="preserve">    </w:t>
+      </w:r>
+      <w:proofErr w:type="spellStart"/>
+      <w:r>
+        <w:t>selected_filter</w:t>
+      </w:r>
+      <w:proofErr w:type="spellEnd"/>
+    </w:p>
+    <w:p>
+      <w:r>
+        <w:t xml:space="preserve">  )</w:t>
       </w:r>
     </w:p>
     <w:p/>
     <w:p>
-      <w:proofErr w:type="spellStart"/>
-      <w:r>
-        <w:t>selected_type</w:t>
-      </w:r>
-      <w:proofErr w:type="spellEnd"/>
-      <w:r>
-        <w:t xml:space="preserve">   &lt;- "CL"              # Options: "CS", "CL", "CE", "SL", "VD"</w:t>
-      </w:r>
-    </w:p>
-    <w:p>
-      <w:proofErr w:type="spellStart"/>
-      <w:r>
-        <w:t>selected_format</w:t>
-      </w:r>
-      <w:proofErr w:type="spellEnd"/>
-      <w:r>
-        <w:t xml:space="preserve"> &lt;- "</w:t>
-      </w:r>
-      <w:proofErr w:type="spellStart"/>
-      <w:r>
-        <w:t>SingleCsvFile</w:t>
-      </w:r>
-      <w:proofErr w:type="spellEnd"/>
-      <w:r>
-        <w:t>"   # Options: "</w:t>
-      </w:r>
-      <w:proofErr w:type="spellStart"/>
-      <w:r>
-        <w:t>SingleCsvFile</w:t>
-      </w:r>
-      <w:proofErr w:type="spellEnd"/>
-      <w:r>
-        <w:t>", "</w:t>
-      </w:r>
-      <w:proofErr w:type="spellStart"/>
-      <w:r>
-        <w:t>CsvFilePerTable</w:t>
-      </w:r>
-      <w:proofErr w:type="spellEnd"/>
-      <w:r>
-        <w:t>"</w:t>
-      </w:r>
-    </w:p>
-    <w:p>
-      <w:proofErr w:type="spellStart"/>
-      <w:r>
-        <w:t>selected_filter</w:t>
+      <w:r>
+        <w:t># 3. Execute</w:t>
+      </w:r>
+    </w:p>
+    <w:p>
+      <w:proofErr w:type="spellStart"/>
+      <w:r>
+        <w:t>zipfile</w:t>
       </w:r>
       <w:proofErr w:type="spellEnd"/>
       <w:r>
@@ -2741,444 +6056,119 @@
       </w:r>
       <w:proofErr w:type="spellStart"/>
       <w:r>
-        <w:t>type_filters</w:t>
-      </w:r>
-      <w:proofErr w:type="spellEnd"/>
-      <w:r>
-        <w:t>[[</w:t>
-      </w:r>
-      <w:proofErr w:type="spellStart"/>
-      <w:r>
-        <w:t>selected_type</w:t>
-      </w:r>
-      <w:proofErr w:type="spellEnd"/>
-      <w:r>
-        <w:t>]]</w:t>
+        <w:t>rdbes_download_</w:t>
+      </w:r>
+      <w:proofErr w:type="gramStart"/>
+      <w:r>
+        <w:t>data</w:t>
+      </w:r>
+      <w:proofErr w:type="spellEnd"/>
+      <w:r>
+        <w:t>(</w:t>
+      </w:r>
+      <w:proofErr w:type="gramEnd"/>
+      <w:r>
+        <w:t xml:space="preserve">payload = </w:t>
+      </w:r>
+      <w:proofErr w:type="spellStart"/>
+      <w:r>
+        <w:t>my_filter</w:t>
+      </w:r>
+      <w:proofErr w:type="spellEnd"/>
+      <w:r>
+        <w:t xml:space="preserve">, </w:t>
+      </w:r>
+      <w:proofErr w:type="spellStart"/>
+      <w:r>
+        <w:t>dest_dir</w:t>
+      </w:r>
+      <w:proofErr w:type="spellEnd"/>
+      <w:r>
+        <w:t xml:space="preserve"> = </w:t>
+      </w:r>
+      <w:proofErr w:type="spellStart"/>
+      <w:proofErr w:type="gramStart"/>
+      <w:r>
+        <w:t>tempdir</w:t>
+      </w:r>
+      <w:proofErr w:type="spellEnd"/>
+      <w:r>
+        <w:t>(</w:t>
+      </w:r>
+      <w:proofErr w:type="gramEnd"/>
+      <w:r>
+        <w:t>))</w:t>
+      </w:r>
+    </w:p>
+    <w:p>
+      <w:r>
+        <w:t>## [201 Created] Create Export Job</w:t>
       </w:r>
     </w:p>
     <w:p/>
     <w:p>
       <w:r>
+        <w:t>## Job ID: 54d1e521-1aa1-4fc0-83dd-6a000df1d798. Polling for completion...</w:t>
+      </w:r>
+    </w:p>
+    <w:p/>
+    <w:p>
+      <w:r>
+        <w:t>## [200 OK] Check Status</w:t>
+      </w:r>
+    </w:p>
+    <w:p/>
+    <w:p>
+      <w:r>
+        <w:t>## Job Completed!</w:t>
+      </w:r>
+    </w:p>
+    <w:p/>
+    <w:p>
+      <w:r>
+        <w:t>## [200 OK] Download File</w:t>
+      </w:r>
+    </w:p>
+    <w:p/>
+    <w:p>
+      <w:r>
+        <w:t>## Process finished. File saved: /</w:t>
+      </w:r>
+      <w:proofErr w:type="spellStart"/>
+      <w:r>
+        <w:t>tmp</w:t>
+      </w:r>
+      <w:proofErr w:type="spellEnd"/>
+      <w:r>
+        <w:t>/RtmpF47iyo/export_54d1e521-1aa1-4fc0-83dd-6a000df1d798.zip</w:t>
+      </w:r>
+    </w:p>
+    <w:p>
+      <w:r>
+        <w:lastRenderedPageBreak/>
         <w:t xml:space="preserve"># </w:t>
       </w:r>
       <w:proofErr w:type="gramStart"/>
       <w:r>
-        <w:t>modify</w:t>
-      </w:r>
-      <w:proofErr w:type="gramEnd"/>
-      <w:r>
-        <w:t xml:space="preserve"> the filter here if needed, e.g. to add a species code filter</w:t>
-      </w:r>
-    </w:p>
-    <w:p>
-      <w:proofErr w:type="spellStart"/>
-      <w:r>
-        <w:t>selected_filter</w:t>
-      </w:r>
-      <w:proofErr w:type="spellEnd"/>
-    </w:p>
-    <w:p>
-      <w:r>
-        <w:t>## $hierarchies</w:t>
-      </w:r>
-    </w:p>
-    <w:p>
-      <w:r>
-        <w:t>## $</w:t>
-      </w:r>
-      <w:proofErr w:type="gramStart"/>
-      <w:r>
-        <w:t>hierarchies[</w:t>
-      </w:r>
-      <w:proofErr w:type="gramEnd"/>
-      <w:r>
-        <w:t>[1]]</w:t>
-      </w:r>
-    </w:p>
-    <w:p>
-      <w:r>
-        <w:t>## [1] "HCL"</w:t>
-      </w:r>
-    </w:p>
-    <w:p>
-      <w:r>
-        <w:t xml:space="preserve">## </w:t>
-      </w:r>
-    </w:p>
-    <w:p>
-      <w:r>
-        <w:t xml:space="preserve">## </w:t>
-      </w:r>
-    </w:p>
-    <w:p>
-      <w:r>
-        <w:t>## $</w:t>
-      </w:r>
-      <w:proofErr w:type="spellStart"/>
-      <w:r>
-        <w:t>clFilters</w:t>
-      </w:r>
-      <w:proofErr w:type="spellEnd"/>
-    </w:p>
-    <w:p>
-      <w:r>
-        <w:t>## $</w:t>
-      </w:r>
-      <w:proofErr w:type="spellStart"/>
-      <w:r>
-        <w:t>clFilters$clYear</w:t>
-      </w:r>
-      <w:proofErr w:type="spellEnd"/>
-    </w:p>
-    <w:p>
-      <w:r>
-        <w:t>## $</w:t>
-      </w:r>
-      <w:proofErr w:type="spellStart"/>
-      <w:r>
-        <w:t>clFilters$</w:t>
-      </w:r>
-      <w:proofErr w:type="gramStart"/>
-      <w:r>
-        <w:t>clYear</w:t>
-      </w:r>
-      <w:proofErr w:type="spellEnd"/>
-      <w:r>
-        <w:t>[</w:t>
-      </w:r>
-      <w:proofErr w:type="gramEnd"/>
-      <w:r>
-        <w:t>[1]]</w:t>
-      </w:r>
-    </w:p>
-    <w:p>
-      <w:r>
-        <w:t>## [1] "2024"</w:t>
-      </w:r>
-    </w:p>
-    <w:p>
-      <w:r>
-        <w:t xml:space="preserve">## </w:t>
-      </w:r>
-    </w:p>
-    <w:p>
-      <w:r>
-        <w:t xml:space="preserve">## </w:t>
-      </w:r>
-    </w:p>
-    <w:p>
-      <w:r>
-        <w:t>## $</w:t>
-      </w:r>
-      <w:proofErr w:type="spellStart"/>
-      <w:r>
-        <w:t>clFilters$clVesselFlagCountry</w:t>
-      </w:r>
-      <w:proofErr w:type="spellEnd"/>
-    </w:p>
-    <w:p>
-      <w:r>
-        <w:t>## $</w:t>
-      </w:r>
-      <w:proofErr w:type="spellStart"/>
-      <w:r>
-        <w:t>clFilters$</w:t>
-      </w:r>
-      <w:proofErr w:type="gramStart"/>
-      <w:r>
-        <w:t>clVesselFlagCountry</w:t>
-      </w:r>
-      <w:proofErr w:type="spellEnd"/>
-      <w:r>
-        <w:t>[</w:t>
-      </w:r>
-      <w:proofErr w:type="gramEnd"/>
-      <w:r>
-        <w:t>[1]]</w:t>
-      </w:r>
-    </w:p>
-    <w:p>
-      <w:r>
-        <w:t>## [1] "ZW"</w:t>
-      </w:r>
-    </w:p>
-    <w:p>
-      <w:r>
-        <w:t xml:space="preserve">## </w:t>
-      </w:r>
-    </w:p>
-    <w:p>
-      <w:r>
-        <w:t xml:space="preserve">## </w:t>
-      </w:r>
-    </w:p>
-    <w:p>
-      <w:r>
-        <w:t>## $</w:t>
-      </w:r>
-      <w:proofErr w:type="spellStart"/>
-      <w:r>
-        <w:t>clFilters$clArea</w:t>
-      </w:r>
-      <w:proofErr w:type="spellEnd"/>
-    </w:p>
-    <w:p>
-      <w:r>
-        <w:t xml:space="preserve">## </w:t>
-      </w:r>
-      <w:proofErr w:type="gramStart"/>
-      <w:r>
-        <w:t>list(</w:t>
-      </w:r>
-      <w:proofErr w:type="gramEnd"/>
-      <w:r>
-        <w:t>)</w:t>
-      </w:r>
-    </w:p>
-    <w:p>
-      <w:r>
-        <w:t xml:space="preserve">## </w:t>
-      </w:r>
-    </w:p>
-    <w:p>
-      <w:r>
-        <w:t>## $</w:t>
-      </w:r>
-      <w:proofErr w:type="spellStart"/>
-      <w:r>
-        <w:t>clFilters$clSpeciesCode</w:t>
-      </w:r>
-      <w:proofErr w:type="spellEnd"/>
-    </w:p>
-    <w:p>
-      <w:r>
-        <w:t xml:space="preserve">## </w:t>
-      </w:r>
-      <w:proofErr w:type="gramStart"/>
-      <w:r>
-        <w:t>list(</w:t>
-      </w:r>
-      <w:proofErr w:type="gramEnd"/>
-      <w:r>
-        <w:t>)</w:t>
-      </w:r>
-    </w:p>
-    <w:p>
-      <w:r>
-        <w:lastRenderedPageBreak/>
-        <w:t># 1. Initialize filter with constant parameters</w:t>
-      </w:r>
-    </w:p>
-    <w:p>
-      <w:proofErr w:type="spellStart"/>
-      <w:r>
-        <w:t>my_filter</w:t>
-      </w:r>
-      <w:proofErr w:type="spellEnd"/>
-      <w:r>
-        <w:t xml:space="preserve"> &lt;-</w:t>
-      </w:r>
-    </w:p>
-    <w:p>
-      <w:r>
-        <w:t xml:space="preserve">  </w:t>
-      </w:r>
-      <w:proofErr w:type="gramStart"/>
-      <w:r>
-        <w:t>c(</w:t>
-      </w:r>
-      <w:proofErr w:type="gramEnd"/>
-    </w:p>
-    <w:p>
-      <w:r>
-        <w:t xml:space="preserve">    </w:t>
-      </w:r>
-      <w:proofErr w:type="gramStart"/>
-      <w:r>
-        <w:t>list(</w:t>
-      </w:r>
-      <w:proofErr w:type="gramEnd"/>
-    </w:p>
-    <w:p>
-      <w:r>
-        <w:t xml:space="preserve">      </w:t>
-      </w:r>
-      <w:proofErr w:type="spellStart"/>
-      <w:r>
-        <w:t>dataType</w:t>
-      </w:r>
-      <w:proofErr w:type="spellEnd"/>
-      <w:r>
-        <w:t xml:space="preserve">          = </w:t>
-      </w:r>
-      <w:proofErr w:type="spellStart"/>
-      <w:r>
-        <w:t>selected_type</w:t>
-      </w:r>
-      <w:proofErr w:type="spellEnd"/>
-      <w:r>
-        <w:t>,</w:t>
-      </w:r>
-    </w:p>
-    <w:p>
-      <w:r>
-        <w:t xml:space="preserve">      format            = </w:t>
-      </w:r>
-      <w:proofErr w:type="spellStart"/>
-      <w:r>
-        <w:t>selected_format</w:t>
-      </w:r>
-      <w:proofErr w:type="spellEnd"/>
-    </w:p>
-    <w:p>
-      <w:r>
-        <w:t xml:space="preserve">    ),</w:t>
-      </w:r>
-    </w:p>
-    <w:p>
-      <w:r>
-        <w:t xml:space="preserve">    </w:t>
-      </w:r>
-      <w:proofErr w:type="spellStart"/>
-      <w:r>
-        <w:t>selected_filter</w:t>
-      </w:r>
-      <w:proofErr w:type="spellEnd"/>
-    </w:p>
-    <w:p>
-      <w:r>
-        <w:t xml:space="preserve">  )</w:t>
-      </w:r>
-    </w:p>
-    <w:p/>
-    <w:p>
-      <w:r>
-        <w:t># 3. Execute</w:t>
-      </w:r>
-    </w:p>
-    <w:p>
-      <w:proofErr w:type="spellStart"/>
+        <w:t>list</w:t>
+      </w:r>
+      <w:proofErr w:type="gramEnd"/>
+      <w:r>
+        <w:t xml:space="preserve"> the contents of the downloaded ZIP file</w:t>
+      </w:r>
+    </w:p>
+    <w:p>
+      <w:proofErr w:type="gramStart"/>
+      <w:r>
+        <w:t>unzip(</w:t>
+      </w:r>
+      <w:proofErr w:type="spellStart"/>
+      <w:proofErr w:type="gramEnd"/>
       <w:r>
         <w:t>zipfile</w:t>
       </w:r>
       <w:proofErr w:type="spellEnd"/>
       <w:r>
-        <w:t xml:space="preserve"> &lt;- </w:t>
-      </w:r>
-      <w:proofErr w:type="spellStart"/>
-      <w:r>
-        <w:t>rdbes_download_</w:t>
-      </w:r>
-      <w:proofErr w:type="gramStart"/>
-      <w:r>
-        <w:t>data</w:t>
-      </w:r>
-      <w:proofErr w:type="spellEnd"/>
-      <w:r>
-        <w:t>(</w:t>
-      </w:r>
-      <w:proofErr w:type="gramEnd"/>
-      <w:r>
-        <w:t xml:space="preserve">payload = </w:t>
-      </w:r>
-      <w:proofErr w:type="spellStart"/>
-      <w:r>
-        <w:t>my_filter</w:t>
-      </w:r>
-      <w:proofErr w:type="spellEnd"/>
-      <w:r>
-        <w:t xml:space="preserve">, </w:t>
-      </w:r>
-      <w:proofErr w:type="spellStart"/>
-      <w:r>
-        <w:t>dest_dir</w:t>
-      </w:r>
-      <w:proofErr w:type="spellEnd"/>
-      <w:r>
-        <w:t xml:space="preserve"> = </w:t>
-      </w:r>
-      <w:proofErr w:type="spellStart"/>
-      <w:proofErr w:type="gramStart"/>
-      <w:r>
-        <w:t>tempdir</w:t>
-      </w:r>
-      <w:proofErr w:type="spellEnd"/>
-      <w:r>
-        <w:t>(</w:t>
-      </w:r>
-      <w:proofErr w:type="gramEnd"/>
-      <w:r>
-        <w:t>))</w:t>
-      </w:r>
-    </w:p>
-    <w:p>
-      <w:r>
-        <w:t>## [201 Created] Create Export Job</w:t>
-      </w:r>
-    </w:p>
-    <w:p/>
-    <w:p>
-      <w:r>
-        <w:t>## Job ID: 54d1e521-1aa1-4fc0-83dd-6a000df1d798. Polling for completion...</w:t>
-      </w:r>
-    </w:p>
-    <w:p/>
-    <w:p>
-      <w:r>
-        <w:t>## [200 OK] Check Status</w:t>
-      </w:r>
-    </w:p>
-    <w:p/>
-    <w:p>
-      <w:r>
-        <w:t>## Job Completed!</w:t>
-      </w:r>
-    </w:p>
-    <w:p/>
-    <w:p>
-      <w:r>
-        <w:t>## [200 OK] Download File</w:t>
-      </w:r>
-    </w:p>
-    <w:p/>
-    <w:p>
-      <w:r>
-        <w:t>## Process finished. File saved: /</w:t>
-      </w:r>
-      <w:proofErr w:type="spellStart"/>
-      <w:r>
-        <w:t>tmp</w:t>
-      </w:r>
-      <w:proofErr w:type="spellEnd"/>
-      <w:r>
-        <w:t>/RtmpF47iyo/export_54d1e521-1aa1-4fc0-83dd-6a000df1d798.zip</w:t>
-      </w:r>
-    </w:p>
-    <w:p>
-      <w:r>
-        <w:t xml:space="preserve"># </w:t>
-      </w:r>
-      <w:proofErr w:type="gramStart"/>
-      <w:r>
-        <w:t>list</w:t>
-      </w:r>
-      <w:proofErr w:type="gramEnd"/>
-      <w:r>
-        <w:t xml:space="preserve"> the contents of the downloaded ZIP file</w:t>
-      </w:r>
-    </w:p>
-    <w:p>
-      <w:proofErr w:type="gramStart"/>
-      <w:r>
-        <w:t>unzip(</w:t>
-      </w:r>
-      <w:proofErr w:type="spellStart"/>
-      <w:proofErr w:type="gramEnd"/>
-      <w:r>
-        <w:t>zipfile</w:t>
-      </w:r>
-      <w:proofErr w:type="spellEnd"/>
-      <w:r>
         <w:t>, list = TRUE)</w:t>
       </w:r>
     </w:p>
@@ -3194,7 +6184,6 @@
     </w:p>
     <w:p>
       <w:r>
-        <w:lastRenderedPageBreak/>
         <w:t>## 2 Disclaimer.txt    810 2026-05-13 13:36:00</w:t>
       </w:r>
     </w:p>
@@ -3542,6 +6531,7 @@
     </w:p>
     <w:p>
       <w:r>
+        <w:lastRenderedPageBreak/>
         <w:t xml:space="preserve">SL: </w:t>
       </w:r>
       <w:proofErr w:type="spellStart"/>
@@ -3609,7 +6599,6 @@
     </w:p>
     <w:p>
       <w:r>
-        <w:lastRenderedPageBreak/>
         <w:t xml:space="preserve">The country filter within the filter list for each data type; CL, CE, CS, SL, and VD is mandatory for permission validation. The country filters are; </w:t>
       </w:r>
       <w:proofErr w:type="spellStart"/>
@@ -3853,6 +6842,7 @@
     </w:p>
     <w:p>
       <w:r>
+        <w:lastRenderedPageBreak/>
         <w:t xml:space="preserve">  hierarchies       = </w:t>
       </w:r>
       <w:proofErr w:type="gramStart"/>
@@ -3926,7 +6916,6 @@
     </w:p>
     <w:p>
       <w:r>
-        <w:lastRenderedPageBreak/>
         <w:t xml:space="preserve">    # </w:t>
       </w:r>
       <w:proofErr w:type="spellStart"/>
@@ -4297,6 +7286,7 @@
     <w:p>
       <w:proofErr w:type="spellStart"/>
       <w:r>
+        <w:lastRenderedPageBreak/>
         <w:t>rdbes_download_</w:t>
       </w:r>
       <w:proofErr w:type="gramStart"/>
@@ -4346,7 +7336,6 @@
     <w:p>
       <w:proofErr w:type="spellStart"/>
       <w:r>
-        <w:lastRenderedPageBreak/>
         <w:t>my_payload</w:t>
       </w:r>
       <w:proofErr w:type="spellEnd"/>
@@ -4697,6 +7686,7 @@
     </w:p>
     <w:p>
       <w:r>
+        <w:lastRenderedPageBreak/>
         <w:t xml:space="preserve">  )</w:t>
       </w:r>
     </w:p>
@@ -4738,7 +7728,6 @@
           <w:i/>
           <w:iCs/>
         </w:rPr>
-        <w:lastRenderedPageBreak/>
         <w:t>Vessel Details (VD) example for download of RDBES data</w:t>
       </w:r>
     </w:p>
@@ -5014,7 +8003,7 @@
 </file>
 
 <file path=word/numbering.xml><?xml version="1.0" encoding="utf-8"?>
-<w:numbering xmlns:wpc="http://schemas.microsoft.com/office/word/2010/wordprocessingCanvas" xmlns:cx="http://schemas.microsoft.com/office/drawing/2014/chartex" xmlns:cx1="http://schemas.microsoft.com/office/drawing/2015/9/8/chartex" xmlns:cx2="http://schemas.microsoft.com/office/drawing/2015/10/21/chartex" xmlns:cx3="http://schemas.microsoft.com/office/drawing/2016/5/9/chartex" xmlns:cx4="http://schemas.microsoft.com/office/drawing/2016/5/10/chartex" xmlns:cx5="http://schemas.microsoft.com/office/drawing/2016/5/11/chartex" xmlns:cx6="http://schemas.microsoft.com/office/drawing/2016/5/12/chartex" xmlns:cx7="http://schemas.microsoft.com/office/drawing/2016/5/13/chartex" xmlns:cx8="http://schemas.microsoft.com/office/drawing/2016/5/14/chartex" xmlns:mc="http://schemas.openxmlformats.org/markup-compatibility/2006" xmlns:aink="http://schemas.microsoft.com/office/drawing/2016/ink" xmlns:am3d="http://schemas.microsoft.com/office/drawing/2017/model3d" xmlns:o="urn:schemas-microsoft-com:office:office" xmlns:oel="http://schemas.microsoft.com/office/2019/extlst" xmlns:r="http://schemas.openxmlformats.org/officeDocument/2006/relationships" xmlns:m="http://schemas.openxmlformats.org/officeDocument/2006/math" xmlns:v="urn:schemas-microsoft-com:vml" xmlns:wp14="http://schemas.microsoft.com/office/word/2010/wordprocessingDrawing" xmlns:wp="http://schemas.openxmlformats.org/drawingml/2006/wordprocessingDrawing" xmlns:w10="urn:schemas-microsoft-com:office:word" xmlns:w="http://schemas.openxmlformats.org/wordprocessingml/2006/main" xmlns:w14="http://schemas.microsoft.com/office/word/2010/wordml" xmlns:w15="http://schemas.microsoft.com/office/word/2012/wordml" xmlns:w16cei="http://schemas.microsoft.com/office/word/2026/wordml/cei" xmlns:w16cex="http://schemas.microsoft.com/office/word/2018/wordml/cex" xmlns:w16cid="http://schemas.microsoft.com/office/word/2016/wordml/cid" xmlns:w16="http://schemas.microsoft.com/office/word/2018/wordml" xmlns:w16du="http://schemas.microsoft.com/office/word/2023/wordml/word16du" xmlns:w16sdtdh="http://schemas.microsoft.com/office/word/2020/wordml/sdtdatahash" xmlns:w16sdtfl="http://schemas.microsoft.com/office/word/2024/wordml/sdtformatlock" xmlns:w16se="http://schemas.microsoft.com/office/word/2015/wordml/symex" xmlns:wpg="http://schemas.microsoft.com/office/word/2010/wordprocessingGroup" xmlns:wpi="http://schemas.microsoft.com/office/word/2010/wordprocessingInk" xmlns:wne="http://schemas.microsoft.com/office/word/2006/wordml" xmlns:wps="http://schemas.microsoft.com/office/word/2010/wordprocessingShape" mc:Ignorable="w14 w15 w16se w16cid w16 w16cex w16sdtdh w16sdtfl w16du wp14">
+<w:numbering xmlns:wpc="http://schemas.microsoft.com/office/word/2010/wordprocessingCanvas" xmlns:cx="http://schemas.microsoft.com/office/drawing/2014/chartex" xmlns:cx1="http://schemas.microsoft.com/office/drawing/2015/9/8/chartex" xmlns:cx2="http://schemas.microsoft.com/office/drawing/2015/10/21/chartex" xmlns:cx3="http://schemas.microsoft.com/office/drawing/2016/5/9/chartex" xmlns:cx4="http://schemas.microsoft.com/office/drawing/2016/5/10/chartex" xmlns:cx5="http://schemas.microsoft.com/office/drawing/2016/5/11/chartex" xmlns:cx6="http://schemas.microsoft.com/office/drawing/2016/5/12/chartex" xmlns:cx7="http://schemas.microsoft.com/office/drawing/2016/5/13/chartex" xmlns:cx8="http://schemas.microsoft.com/office/drawing/2016/5/14/chartex" xmlns:mc="http://schemas.openxmlformats.org/markup-compatibility/2006" xmlns:aink="http://schemas.microsoft.com/office/drawing/2016/ink" xmlns:am3d="http://schemas.microsoft.com/office/drawing/2017/model3d" xmlns:o="urn:schemas-microsoft-com:office:office" xmlns:oel="http://schemas.microsoft.com/office/2019/extlst" xmlns:r="http://schemas.openxmlformats.org/officeDocument/2006/relationships" xmlns:m="http://schemas.openxmlformats.org/officeDocument/2006/math" xmlns:v="urn:schemas-microsoft-com:vml" xmlns:wp14="http://schemas.microsoft.com/office/word/2010/wordprocessingDrawing" xmlns:wp="http://schemas.openxmlformats.org/drawingml/2006/wordprocessingDrawing" xmlns:w10="urn:schemas-microsoft-com:office:word" xmlns:w="http://schemas.openxmlformats.org/wordprocessingml/2006/main" xmlns:w14="http://schemas.microsoft.com/office/word/2010/wordml" xmlns:w15="http://schemas.microsoft.com/office/word/2012/wordml" xmlns:w16cex="http://schemas.microsoft.com/office/word/2018/wordml/cex" xmlns:w16cid="http://schemas.microsoft.com/office/word/2016/wordml/cid" xmlns:w16="http://schemas.microsoft.com/office/word/2018/wordml" xmlns:w16du="http://schemas.microsoft.com/office/word/2023/wordml/word16du" xmlns:w16sdtdh="http://schemas.microsoft.com/office/word/2020/wordml/sdtdatahash" xmlns:w16sdtfl="http://schemas.microsoft.com/office/word/2024/wordml/sdtformatlock" xmlns:w16se="http://schemas.microsoft.com/office/word/2015/wordml/symex" xmlns:wpg="http://schemas.microsoft.com/office/word/2010/wordprocessingGroup" xmlns:wpi="http://schemas.microsoft.com/office/word/2010/wordprocessingInk" xmlns:wne="http://schemas.microsoft.com/office/word/2006/wordml" xmlns:wps="http://schemas.microsoft.com/office/word/2010/wordprocessingShape" mc:Ignorable="w14 w15 w16se w16cid w16 w16cex w16sdtdh w16sdtfl w16du wp14">
   <w:abstractNum w:abstractNumId="0" w15:restartNumberingAfterBreak="0">
     <w:nsid w:val="4D0904A0"/>
     <w:multiLevelType w:val="hybridMultilevel"/>
@@ -5889,7 +8878,6 @@
   <w:style w:type="character" w:default="1" w:styleId="DefaultParagraphFont">
     <w:name w:val="Default Paragraph Font"/>
     <w:uiPriority w:val="1"/>
-    <w:semiHidden/>
     <w:unhideWhenUsed/>
   </w:style>
   <w:style w:type="table" w:default="1" w:styleId="TableNormal">

--- a/API information/RDBES APIs documentation.docx
+++ b/API information/RDBES APIs documentation.docx
@@ -225,17 +225,12 @@
       </w:r>
       <w:proofErr w:type="spellStart"/>
       <w:r>
-        <w:t>rdbes_upload_</w:t>
-      </w:r>
-      <w:proofErr w:type="gramStart"/>
-      <w:r>
-        <w:t>data</w:t>
+        <w:t>rdbes_upload_data</w:t>
       </w:r>
       <w:proofErr w:type="spellEnd"/>
       <w:r>
         <w:t>(</w:t>
       </w:r>
-      <w:proofErr w:type="gramEnd"/>
     </w:p>
     <w:p>
       <w:r>
@@ -263,19 +258,217 @@
         <w:t xml:space="preserve">      hierarchy = ["</w:t>
       </w:r>
       <w:r>
-        <w:t>HCL"</w:t>
-      </w:r>
-      <w:r>
-        <w:t>,</w:t>
+        <w:t>HCL</w:t>
+      </w:r>
+      <w:r>
+        <w:t xml:space="preserve"> | </w:t>
+      </w:r>
+      <w:r>
+        <w:t>"HCE"</w:t>
+      </w:r>
+      <w:r>
+        <w:t xml:space="preserve"> |</w:t>
       </w:r>
       <w:r>
         <w:t xml:space="preserve"> </w:t>
       </w:r>
       <w:r>
+        <w:t>"H</w:t>
+      </w:r>
+      <w:r>
+        <w:t>1”</w:t>
+      </w:r>
+      <w:r>
+        <w:t xml:space="preserve"> | "H</w:t>
+      </w:r>
+      <w:r>
+        <w:t xml:space="preserve">2” </w:t>
+      </w:r>
+      <w:r>
+        <w:t>| "H</w:t>
+      </w:r>
+      <w:r>
+        <w:t xml:space="preserve">3” </w:t>
+      </w:r>
+      <w:r>
+        <w:t>| "H</w:t>
+      </w:r>
+      <w:r>
+        <w:t xml:space="preserve">4” </w:t>
+      </w:r>
+      <w:r>
+        <w:t>| "H</w:t>
+      </w:r>
+      <w:r>
+        <w:t xml:space="preserve">5” </w:t>
+      </w:r>
+      <w:r>
+        <w:t>| "H</w:t>
+      </w:r>
+      <w:r>
+        <w:t xml:space="preserve">6” </w:t>
+      </w:r>
+      <w:r>
+        <w:t>| "H</w:t>
+      </w:r>
+      <w:r>
+        <w:t xml:space="preserve">7” </w:t>
+      </w:r>
+      <w:r>
+        <w:t>| "H</w:t>
+      </w:r>
+      <w:r>
+        <w:t xml:space="preserve">8” </w:t>
+      </w:r>
+      <w:r>
+        <w:t>| "H</w:t>
+      </w:r>
+      <w:r>
+        <w:t xml:space="preserve">9” </w:t>
+      </w:r>
+      <w:r>
+        <w:t>| "H</w:t>
+      </w:r>
+      <w:r>
+        <w:t xml:space="preserve">10” </w:t>
+      </w:r>
+      <w:r>
+        <w:t>| "H</w:t>
+      </w:r>
+      <w:r>
+        <w:t xml:space="preserve">11” </w:t>
+      </w:r>
+      <w:r>
+        <w:t>| "H</w:t>
+      </w:r>
+      <w:r>
+        <w:t xml:space="preserve">12” </w:t>
+      </w:r>
+      <w:r>
+        <w:t>| "H</w:t>
+      </w:r>
+      <w:r>
+        <w:t>13</w:t>
+      </w:r>
+      <w:r>
+        <w:t>"</w:t>
+      </w:r>
+      <w:r>
+        <w:t xml:space="preserve"> |</w:t>
+      </w:r>
+      <w:r>
+        <w:t xml:space="preserve"> "HSL"</w:t>
+      </w:r>
+      <w:r>
+        <w:t xml:space="preserve"> |</w:t>
+      </w:r>
+      <w:r>
+        <w:t xml:space="preserve"> "HVD</w:t>
+      </w:r>
+      <w:r>
+        <w:t>"</w:t>
+      </w:r>
+      <w:r>
+        <w:t xml:space="preserve"> |</w:t>
+      </w:r>
+      <w:r>
+        <w:t xml:space="preserve"> </w:t>
+      </w:r>
+      <w:r>
+        <w:t>"HNI"</w:t>
+      </w:r>
+      <w:r>
+        <w:t xml:space="preserve"> |</w:t>
+      </w:r>
+      <w:r>
+        <w:t xml:space="preserve"> </w:t>
+      </w:r>
+      <w:r>
+        <w:t>"HEN"</w:t>
+      </w:r>
+      <w:r>
+        <w:t xml:space="preserve"> |</w:t>
+      </w:r>
+      <w:r>
+        <w:t xml:space="preserve"> </w:t>
+      </w:r>
+      <w:r>
+        <w:t>"HSN"</w:t>
+      </w:r>
+      <w:r>
+        <w:t xml:space="preserve"> |</w:t>
+      </w:r>
+      <w:r>
+        <w:t xml:space="preserve"> </w:t>
+      </w:r>
+      <w:r>
+        <w:rPr>
+          <w:highlight w:val="yellow"/>
+        </w:rPr>
+        <w:t>"HCI"</w:t>
+      </w:r>
+      <w:r>
+        <w:t>]</w:t>
+      </w:r>
+    </w:p>
+    <w:p>
+      <w:proofErr w:type="spellStart"/>
+      <w:r>
+        <w:rPr>
+          <w:highlight w:val="yellow"/>
+        </w:rPr>
+        <w:t>overwriteWithoutAsking</w:t>
+      </w:r>
+      <w:proofErr w:type="spellEnd"/>
+      <w:r>
+        <w:rPr>
+          <w:highlight w:val="yellow"/>
+        </w:rPr>
+        <w:t xml:space="preserve"> = TRUE</w:t>
+      </w:r>
+    </w:p>
+    <w:p>
+      <w:r>
+        <w:t>RDBES hierarch</w:t>
+      </w:r>
+      <w:r>
+        <w:t>ies</w:t>
+      </w:r>
+      <w:r>
+        <w:t xml:space="preserve"> </w:t>
+      </w:r>
+      <w:r>
+        <w:t>are</w:t>
+      </w:r>
+      <w:r>
+        <w:t xml:space="preserve">: </w:t>
+      </w:r>
+      <w:r>
+        <w:t xml:space="preserve"> ["HCL"</w:t>
+      </w:r>
+      <w:r>
+        <w:t xml:space="preserve"> |</w:t>
+      </w:r>
+      <w:r>
+        <w:t xml:space="preserve"> </w:t>
+      </w:r>
+      <w:r>
         <w:t>"HCE"</w:t>
       </w:r>
       <w:r>
-        <w:t>,</w:t>
+        <w:t xml:space="preserve"> |</w:t>
+      </w:r>
+      <w:r>
+        <w:t xml:space="preserve"> "HSL"</w:t>
+      </w:r>
+      <w:r>
+        <w:t xml:space="preserve"> |</w:t>
+      </w:r>
+      <w:r>
+        <w:t xml:space="preserve"> "HVD"</w:t>
+      </w:r>
+      <w:r>
+        <w:t xml:space="preserve"> |</w:t>
       </w:r>
       <w:r>
         <w:t xml:space="preserve"> </w:t>
@@ -284,7 +477,10 @@
         <w:t>"H</w:t>
       </w:r>
       <w:r>
-        <w:t>1”,</w:t>
+        <w:t>1”</w:t>
+      </w:r>
+      <w:r>
+        <w:t xml:space="preserve"> |</w:t>
       </w:r>
       <w:r>
         <w:t xml:space="preserve"> </w:t>
@@ -293,7 +489,10 @@
         <w:t>"H</w:t>
       </w:r>
       <w:r>
-        <w:t>2”,</w:t>
+        <w:t>2”</w:t>
+      </w:r>
+      <w:r>
+        <w:t xml:space="preserve"> |</w:t>
       </w:r>
       <w:r>
         <w:t xml:space="preserve"> </w:t>
@@ -302,7 +501,10 @@
         <w:t>"H</w:t>
       </w:r>
       <w:r>
-        <w:t>3”,</w:t>
+        <w:t>3”</w:t>
+      </w:r>
+      <w:r>
+        <w:t xml:space="preserve"> |</w:t>
       </w:r>
       <w:r>
         <w:t xml:space="preserve"> </w:t>
@@ -311,7 +513,10 @@
         <w:t>"H</w:t>
       </w:r>
       <w:r>
-        <w:t>4”,</w:t>
+        <w:t>4”</w:t>
+      </w:r>
+      <w:r>
+        <w:t xml:space="preserve"> |</w:t>
       </w:r>
       <w:r>
         <w:t xml:space="preserve"> </w:t>
@@ -320,7 +525,10 @@
         <w:t>"H</w:t>
       </w:r>
       <w:r>
-        <w:t>5”,</w:t>
+        <w:t>5”</w:t>
+      </w:r>
+      <w:r>
+        <w:t xml:space="preserve"> |</w:t>
       </w:r>
       <w:r>
         <w:t xml:space="preserve"> </w:t>
@@ -329,7 +537,10 @@
         <w:t>"H</w:t>
       </w:r>
       <w:r>
-        <w:t>6”,</w:t>
+        <w:t>6”</w:t>
+      </w:r>
+      <w:r>
+        <w:t xml:space="preserve"> |</w:t>
       </w:r>
       <w:r>
         <w:t xml:space="preserve"> </w:t>
@@ -338,37 +549,67 @@
         <w:t>"H</w:t>
       </w:r>
       <w:r>
-        <w:t xml:space="preserve">7”, </w:t>
+        <w:t>7”</w:t>
+      </w:r>
+      <w:r>
+        <w:t xml:space="preserve"> |</w:t>
+      </w:r>
+      <w:r>
+        <w:t xml:space="preserve"> </w:t>
       </w:r>
       <w:r>
         <w:t>"H</w:t>
       </w:r>
       <w:r>
-        <w:t xml:space="preserve">8”, </w:t>
+        <w:t>8”</w:t>
+      </w:r>
+      <w:r>
+        <w:t xml:space="preserve"> |</w:t>
+      </w:r>
+      <w:r>
+        <w:t xml:space="preserve"> </w:t>
       </w:r>
       <w:r>
         <w:t>"H</w:t>
       </w:r>
       <w:r>
-        <w:t xml:space="preserve">9”, </w:t>
+        <w:t>9”</w:t>
+      </w:r>
+      <w:r>
+        <w:t xml:space="preserve"> |</w:t>
+      </w:r>
+      <w:r>
+        <w:t xml:space="preserve"> </w:t>
       </w:r>
       <w:r>
         <w:t>"H</w:t>
       </w:r>
       <w:r>
-        <w:t>10”,</w:t>
+        <w:t>10”</w:t>
+      </w:r>
+      <w:r>
+        <w:t xml:space="preserve"> |</w:t>
       </w:r>
       <w:r>
         <w:t xml:space="preserve"> "H</w:t>
       </w:r>
       <w:r>
-        <w:t xml:space="preserve">11”, </w:t>
+        <w:t>11”</w:t>
+      </w:r>
+      <w:r>
+        <w:t xml:space="preserve"> |</w:t>
+      </w:r>
+      <w:r>
+        <w:t xml:space="preserve"> </w:t>
       </w:r>
       <w:r>
         <w:t>"H</w:t>
       </w:r>
       <w:r>
-        <w:t>12”,</w:t>
+        <w:t>12”</w:t>
+      </w:r>
+      <w:r>
+        <w:t xml:space="preserve"> |</w:t>
       </w:r>
       <w:r>
         <w:t xml:space="preserve"> "H</w:t>
@@ -380,335 +621,92 @@
         <w:t>"</w:t>
       </w:r>
       <w:r>
-        <w:t>,</w:t>
-      </w:r>
-      <w:r>
-        <w:t xml:space="preserve"> "HSL"</w:t>
-      </w:r>
-      <w:r>
-        <w:t>,</w:t>
-      </w:r>
-      <w:r>
-        <w:t xml:space="preserve"> "HVD</w:t>
+        <w:t>]</w:t>
+      </w:r>
+    </w:p>
+    <w:p>
+      <w:r>
+        <w:t xml:space="preserve">CEF </w:t>
+      </w:r>
+      <w:r>
+        <w:t>hierarch</w:t>
+      </w:r>
+      <w:r>
+        <w:t>ies</w:t>
+      </w:r>
+      <w:r>
+        <w:t xml:space="preserve"> </w:t>
+      </w:r>
+      <w:r>
+        <w:t>are</w:t>
+      </w:r>
+      <w:r>
+        <w:t xml:space="preserve"> </w:t>
+      </w:r>
+      <w:r>
+        <w:t>[</w:t>
       </w:r>
       <w:r>
         <w:t>"</w:t>
       </w:r>
       <w:r>
-        <w:t>,</w:t>
+        <w:t>HNI"</w:t>
+      </w:r>
+      <w:r>
+        <w:t xml:space="preserve"> |</w:t>
+      </w:r>
+      <w:r>
+        <w:t xml:space="preserve"> "HEN"</w:t>
+      </w:r>
+      <w:r>
+        <w:t xml:space="preserve"> |</w:t>
+      </w:r>
+      <w:r>
+        <w:t xml:space="preserve"> "HSN</w:t>
       </w:r>
       <w:r>
         <w:t xml:space="preserve"> </w:t>
       </w:r>
       <w:r>
-        <w:t>"HNI"</w:t>
-      </w:r>
-      <w:r>
-        <w:t>,</w:t>
-      </w:r>
-      <w:r>
+        <w:t>"]</w:t>
+      </w:r>
+    </w:p>
+    <w:p>
+      <w:r>
+        <w:rPr>
+          <w:highlight w:val="yellow"/>
+        </w:rPr>
+        <w:t>S</w:t>
+      </w:r>
+      <w:r>
+        <w:rPr>
+          <w:highlight w:val="yellow"/>
+        </w:rPr>
+        <w:t>CF hierarch</w:t>
+      </w:r>
+      <w:r>
+        <w:rPr>
+          <w:highlight w:val="yellow"/>
+        </w:rPr>
+        <w:t>ies</w:t>
+      </w:r>
+      <w:r>
+        <w:rPr>
+          <w:highlight w:val="yellow"/>
+        </w:rPr>
         <w:t xml:space="preserve"> </w:t>
       </w:r>
       <w:r>
-        <w:t>"HEN"</w:t>
-      </w:r>
-      <w:r>
-        <w:t>,</w:t>
-      </w:r>
-      <w:r>
-        <w:t xml:space="preserve"> </w:t>
-      </w:r>
-      <w:r>
-        <w:t>"HSN"</w:t>
-      </w:r>
-      <w:r>
-        <w:t>,</w:t>
-      </w:r>
-      <w:r>
-        <w:t xml:space="preserve"> </w:t>
-      </w:r>
-      <w:r>
-        <w:rPr>
-          <w:highlight w:val="yellow"/>
-        </w:rPr>
-        <w:t>"HCI"</w:t>
-      </w:r>
-      <w:r>
-        <w:t>]</w:t>
-      </w:r>
-      <w:r>
-        <w:t>,</w:t>
-      </w:r>
-    </w:p>
-    <w:p>
-      <w:proofErr w:type="spellStart"/>
-      <w:r>
-        <w:rPr>
-          <w:highlight w:val="yellow"/>
-        </w:rPr>
-        <w:t>overwriteWithoutAsking</w:t>
-      </w:r>
-      <w:proofErr w:type="spellEnd"/>
-      <w:r>
-        <w:rPr>
-          <w:highlight w:val="yellow"/>
-        </w:rPr>
-        <w:t xml:space="preserve"> = TRUE</w:t>
-      </w:r>
-    </w:p>
-    <w:p>
-      <w:r>
-        <w:t>RDBES data</w:t>
-      </w:r>
-      <w:r>
-        <w:t xml:space="preserve"> file types</w:t>
-      </w:r>
-      <w:r>
-        <w:t>: hierarchy = ["HCL"</w:t>
-      </w:r>
-      <w:r>
-        <w:t>,</w:t>
-      </w:r>
-      <w:r>
-        <w:t xml:space="preserve"> </w:t>
-      </w:r>
-      <w:r>
-        <w:t>"HCE"</w:t>
-      </w:r>
-      <w:r>
-        <w:t>,</w:t>
-      </w:r>
-      <w:r>
-        <w:t xml:space="preserve"> </w:t>
-      </w:r>
-      <w:r>
-        <w:t>"H</w:t>
-      </w:r>
-      <w:r>
-        <w:t>1”</w:t>
-      </w:r>
-      <w:r>
-        <w:t>,</w:t>
-      </w:r>
-      <w:r>
-        <w:t xml:space="preserve"> </w:t>
-      </w:r>
-      <w:r>
-        <w:t>"H</w:t>
-      </w:r>
-      <w:r>
-        <w:t>2”</w:t>
-      </w:r>
-      <w:r>
-        <w:t>,</w:t>
-      </w:r>
-      <w:r>
-        <w:t xml:space="preserve"> </w:t>
-      </w:r>
-      <w:r>
-        <w:t>"H</w:t>
-      </w:r>
-      <w:r>
-        <w:t>3”</w:t>
-      </w:r>
-      <w:r>
-        <w:t>,</w:t>
-      </w:r>
-      <w:r>
-        <w:t xml:space="preserve"> </w:t>
-      </w:r>
-      <w:r>
-        <w:t>"H</w:t>
-      </w:r>
-      <w:r>
-        <w:t>4”</w:t>
-      </w:r>
-      <w:r>
-        <w:t>,</w:t>
-      </w:r>
-      <w:r>
-        <w:t xml:space="preserve"> </w:t>
-      </w:r>
-      <w:r>
-        <w:t>"H</w:t>
-      </w:r>
-      <w:r>
-        <w:t>5”</w:t>
-      </w:r>
-      <w:r>
-        <w:t>,</w:t>
-      </w:r>
-      <w:r>
-        <w:t xml:space="preserve"> </w:t>
-      </w:r>
-      <w:r>
-        <w:t>"H</w:t>
-      </w:r>
-      <w:r>
-        <w:t>6”</w:t>
-      </w:r>
-      <w:r>
-        <w:t>,</w:t>
-      </w:r>
-      <w:r>
-        <w:t xml:space="preserve"> </w:t>
-      </w:r>
-      <w:r>
-        <w:t>"H</w:t>
-      </w:r>
-      <w:r>
-        <w:t>7”</w:t>
-      </w:r>
-      <w:r>
-        <w:t>,</w:t>
-      </w:r>
-      <w:r>
-        <w:t xml:space="preserve"> </w:t>
-      </w:r>
-      <w:r>
-        <w:t>"H</w:t>
-      </w:r>
-      <w:r>
-        <w:t>8”</w:t>
-      </w:r>
-      <w:r>
-        <w:t>,</w:t>
-      </w:r>
-      <w:r>
-        <w:t xml:space="preserve"> </w:t>
-      </w:r>
-      <w:r>
-        <w:t>"H</w:t>
-      </w:r>
-      <w:r>
-        <w:t>9”</w:t>
-      </w:r>
-      <w:r>
-        <w:t>,</w:t>
-      </w:r>
-      <w:r>
-        <w:t xml:space="preserve"> </w:t>
-      </w:r>
-      <w:r>
-        <w:t>"H</w:t>
-      </w:r>
-      <w:r>
-        <w:t>10”</w:t>
-      </w:r>
-      <w:r>
-        <w:t>,</w:t>
-      </w:r>
-      <w:r>
-        <w:t xml:space="preserve"> "H</w:t>
-      </w:r>
-      <w:r>
-        <w:t>11”</w:t>
-      </w:r>
-      <w:r>
-        <w:t>,</w:t>
-      </w:r>
-      <w:r>
-        <w:t xml:space="preserve"> </w:t>
-      </w:r>
-      <w:r>
-        <w:t>"H</w:t>
-      </w:r>
-      <w:r>
-        <w:t>12”</w:t>
-      </w:r>
-      <w:r>
-        <w:t>,</w:t>
-      </w:r>
-      <w:r>
-        <w:t xml:space="preserve"> "H</w:t>
-      </w:r>
-      <w:r>
-        <w:t>13</w:t>
-      </w:r>
-      <w:r>
-        <w:t>"</w:t>
-      </w:r>
-      <w:r>
-        <w:t>,</w:t>
-      </w:r>
-      <w:r>
-        <w:t xml:space="preserve"> "HSL"</w:t>
-      </w:r>
-      <w:r>
-        <w:t>,</w:t>
-      </w:r>
-      <w:r>
-        <w:t xml:space="preserve"> "HVD"</w:t>
-      </w:r>
-      <w:r>
-        <w:t>]</w:t>
-      </w:r>
-    </w:p>
-    <w:p>
-      <w:r>
-        <w:t>CEF data</w:t>
-      </w:r>
-      <w:r>
-        <w:t xml:space="preserve"> file types</w:t>
-      </w:r>
-      <w:r>
-        <w:t xml:space="preserve">: </w:t>
-      </w:r>
-      <w:r>
-        <w:t xml:space="preserve">hierarchy = </w:t>
-      </w:r>
-      <w:r>
-        <w:t>[</w:t>
-      </w:r>
-      <w:r>
-        <w:t>"</w:t>
-      </w:r>
-      <w:r>
-        <w:t>HNI"</w:t>
-      </w:r>
-      <w:r>
-        <w:t>,</w:t>
-      </w:r>
-      <w:r>
-        <w:t xml:space="preserve"> "HEN"</w:t>
-      </w:r>
-      <w:r>
-        <w:t>,</w:t>
-      </w:r>
-      <w:r>
-        <w:t xml:space="preserve"> "HSN</w:t>
-      </w:r>
-      <w:r>
-        <w:t xml:space="preserve"> </w:t>
-      </w:r>
-      <w:r>
-        <w:t>"]</w:t>
-      </w:r>
-    </w:p>
-    <w:p>
-      <w:r>
-        <w:rPr>
-          <w:highlight w:val="yellow"/>
-        </w:rPr>
-        <w:t>S</w:t>
-      </w:r>
-      <w:r>
-        <w:rPr>
-          <w:highlight w:val="yellow"/>
-        </w:rPr>
-        <w:t>CF data</w:t>
-      </w:r>
-      <w:r>
-        <w:rPr>
-          <w:highlight w:val="yellow"/>
-        </w:rPr>
-        <w:t xml:space="preserve"> file types</w:t>
-      </w:r>
-      <w:r>
-        <w:rPr>
-          <w:highlight w:val="yellow"/>
-        </w:rPr>
-        <w:t>: hierarchy = ["H</w:t>
+        <w:rPr>
+          <w:highlight w:val="yellow"/>
+        </w:rPr>
+        <w:t>are</w:t>
+      </w:r>
+      <w:r>
+        <w:rPr>
+          <w:highlight w:val="yellow"/>
+        </w:rPr>
+        <w:t xml:space="preserve"> ["H</w:t>
       </w:r>
       <w:r>
         <w:rPr>
@@ -877,33 +875,7 @@
                 <w:szCs w:val="22"/>
                 <w:highlight w:val="yellow"/>
               </w:rPr>
-              <w:t>National Information (</w:t>
-            </w:r>
-            <w:proofErr w:type="gramStart"/>
-            <w:r>
-              <w:rPr>
-                <w:rFonts w:ascii="Aptos Narrow" w:hAnsi="Aptos Narrow"/>
-                <w:b/>
-                <w:bCs/>
-                <w:color w:val="000000"/>
-                <w:sz w:val="22"/>
-                <w:szCs w:val="22"/>
-                <w:highlight w:val="yellow"/>
-              </w:rPr>
-              <w:t>NI)  for</w:t>
-            </w:r>
-            <w:proofErr w:type="gramEnd"/>
-            <w:r>
-              <w:rPr>
-                <w:rFonts w:ascii="Aptos Narrow" w:hAnsi="Aptos Narrow"/>
-                <w:b/>
-                <w:bCs/>
-                <w:color w:val="000000"/>
-                <w:sz w:val="22"/>
-                <w:szCs w:val="22"/>
-                <w:highlight w:val="yellow"/>
-              </w:rPr>
-              <w:t xml:space="preserve"> CN and DN</w:t>
+              <w:t>National Information (NI)  for CN and DN</w:t>
             </w:r>
           </w:p>
         </w:tc>
@@ -2004,15 +1976,7 @@
     </w:p>
     <w:p>
       <w:r>
-        <w:t xml:space="preserve">--- Step 2: </w:t>
-      </w:r>
-      <w:proofErr w:type="gramStart"/>
-      <w:r>
-        <w:t>Starting Screening</w:t>
-      </w:r>
-      <w:proofErr w:type="gramEnd"/>
-      <w:r>
-        <w:t xml:space="preserve"> ---</w:t>
+        <w:t>--- Step 2: Starting Screening ---</w:t>
       </w:r>
     </w:p>
     <w:p>
@@ -2068,23 +2032,7 @@
     </w:p>
     <w:p>
       <w:r>
-        <w:t xml:space="preserve">&gt;&gt; SUCCESS: You have successfully screened your </w:t>
-      </w:r>
-      <w:proofErr w:type="gramStart"/>
-      <w:r>
-        <w:t>file:Importtest_HNI.csv.Your</w:t>
-      </w:r>
-      <w:proofErr w:type="gramEnd"/>
-      <w:r>
-        <w:t xml:space="preserve"> file will now be </w:t>
-      </w:r>
-      <w:proofErr w:type="gramStart"/>
-      <w:r>
-        <w:t>imported</w:t>
-      </w:r>
-      <w:proofErr w:type="gramEnd"/>
-      <w:r>
-        <w:t xml:space="preserve"> and you will receive an email notification upon completion of the import process.</w:t>
+        <w:t>&gt;&gt; SUCCESS: You have successfully screened your file:Importtest_HNI.csv.Your file will now be imported and you will receive an email notification upon completion of the import process.</w:t>
       </w:r>
     </w:p>
     <w:p>
@@ -2130,15 +2078,7 @@
     </w:p>
     <w:p>
       <w:r>
-        <w:t xml:space="preserve">--- Step 2: </w:t>
-      </w:r>
-      <w:proofErr w:type="gramStart"/>
-      <w:r>
-        <w:t>Starting Screening</w:t>
-      </w:r>
-      <w:proofErr w:type="gramEnd"/>
-      <w:r>
-        <w:t xml:space="preserve"> ---</w:t>
+        <w:t>--- Step 2: Starting Screening ---</w:t>
       </w:r>
     </w:p>
     <w:p>
@@ -2220,15 +2160,7 @@
     </w:p>
     <w:p>
       <w:r>
-        <w:t xml:space="preserve">  "Message": " At least 1 set-based errors found. Note that a maximum of 100 errors </w:t>
-      </w:r>
-      <w:proofErr w:type="gramStart"/>
-      <w:r>
-        <w:t>are</w:t>
-      </w:r>
-      <w:proofErr w:type="gramEnd"/>
-      <w:r>
-        <w:t xml:space="preserve"> being reported at once.",</w:t>
+        <w:t xml:space="preserve">  "Message": " At least 1 set-based errors found. Note that a maximum of 100 errors are being reported at once.",</w:t>
       </w:r>
     </w:p>
     <w:p>
@@ -2385,15 +2317,7 @@
         <w:t>s</w:t>
       </w:r>
       <w:r>
-        <w:t xml:space="preserve"> of </w:t>
-      </w:r>
-      <w:proofErr w:type="gramStart"/>
-      <w:r>
-        <w:t>a</w:t>
-      </w:r>
-      <w:proofErr w:type="gramEnd"/>
-      <w:r>
-        <w:t xml:space="preserve"> </w:t>
+        <w:t xml:space="preserve"> of a </w:t>
       </w:r>
       <w:r>
         <w:t xml:space="preserve">uploading data by </w:t>
@@ -2598,17 +2522,12 @@
       </w:r>
       <w:proofErr w:type="spellStart"/>
       <w:r>
-        <w:t>rdbes_upload_</w:t>
-      </w:r>
-      <w:proofErr w:type="gramStart"/>
-      <w:r>
-        <w:t>data</w:t>
+        <w:t>rdbes_upload_data</w:t>
       </w:r>
       <w:proofErr w:type="spellEnd"/>
       <w:r>
         <w:t>(</w:t>
       </w:r>
-      <w:proofErr w:type="gramEnd"/>
     </w:p>
     <w:p>
       <w:proofErr w:type="spellStart"/>
@@ -2703,17 +2622,12 @@
       </w:r>
       <w:proofErr w:type="spellStart"/>
       <w:r>
-        <w:t>rdbes_upload_</w:t>
-      </w:r>
-      <w:proofErr w:type="gramStart"/>
-      <w:r>
-        <w:t>data</w:t>
+        <w:t>rdbes_upload_data</w:t>
       </w:r>
       <w:proofErr w:type="spellEnd"/>
       <w:r>
         <w:t>(</w:t>
       </w:r>
-      <w:proofErr w:type="gramEnd"/>
     </w:p>
     <w:p>
       <w:proofErr w:type="spellStart"/>
@@ -2799,17 +2713,12 @@
       </w:r>
       <w:proofErr w:type="spellStart"/>
       <w:r>
-        <w:t>rdbes_upload_</w:t>
-      </w:r>
-      <w:proofErr w:type="gramStart"/>
-      <w:r>
-        <w:t>data</w:t>
+        <w:t>rdbes_upload_data</w:t>
       </w:r>
       <w:proofErr w:type="spellEnd"/>
       <w:r>
         <w:t>(</w:t>
       </w:r>
-      <w:proofErr w:type="gramEnd"/>
     </w:p>
     <w:p>
       <w:proofErr w:type="spellStart"/>
@@ -2866,17 +2775,12 @@
       </w:r>
       <w:proofErr w:type="spellStart"/>
       <w:r>
-        <w:t>rdbes_upload_</w:t>
-      </w:r>
-      <w:proofErr w:type="gramStart"/>
-      <w:r>
-        <w:t>data</w:t>
+        <w:t>rdbes_upload_data</w:t>
       </w:r>
       <w:proofErr w:type="spellEnd"/>
       <w:r>
         <w:t>(</w:t>
       </w:r>
-      <w:proofErr w:type="gramEnd"/>
     </w:p>
     <w:p>
       <w:proofErr w:type="spellStart"/>
@@ -3016,14 +2920,7 @@
         <w:rPr>
           <w:highlight w:val="yellow"/>
         </w:rPr>
-        <w:t>rdbes_upload_</w:t>
-      </w:r>
-      <w:proofErr w:type="gramStart"/>
-      <w:r>
-        <w:rPr>
-          <w:highlight w:val="yellow"/>
-        </w:rPr>
-        <w:t>data</w:t>
+        <w:t>rdbes_upload_data</w:t>
       </w:r>
       <w:proofErr w:type="spellEnd"/>
       <w:r>
@@ -3032,7 +2929,6 @@
         </w:rPr>
         <w:t>(</w:t>
       </w:r>
-      <w:proofErr w:type="gramEnd"/>
     </w:p>
     <w:p>
       <w:pPr>
@@ -3591,13 +3487,8 @@
       </w:r>
       <w:proofErr w:type="spellEnd"/>
       <w:r>
-        <w:t xml:space="preserve"> &lt;- </w:t>
-      </w:r>
-      <w:proofErr w:type="gramStart"/>
-      <w:r>
-        <w:t>list(</w:t>
-      </w:r>
-      <w:proofErr w:type="gramEnd"/>
+        <w:t xml:space="preserve"> &lt;- list(</w:t>
+      </w:r>
     </w:p>
     <w:p>
       <w:r>
@@ -3688,15 +3579,7 @@
       </w:r>
       <w:proofErr w:type="spellEnd"/>
       <w:r>
-        <w:t>"</w:t>
-      </w:r>
-      <w:proofErr w:type="gramStart"/>
-      <w:r>
-        <w:t>:  [</w:t>
-      </w:r>
-      <w:proofErr w:type="gramEnd"/>
-      <w:r>
-        <w:t>"2020","2021","2022","2023"],</w:t>
+        <w:t>":  ["2020","2021","2022","2023"],</w:t>
       </w:r>
     </w:p>
     <w:p>
@@ -3731,15 +3614,7 @@
       </w:r>
       <w:proofErr w:type="spellEnd"/>
       <w:r>
-        <w:t>"</w:t>
-      </w:r>
-      <w:proofErr w:type="gramStart"/>
-      <w:r>
-        <w:t>:  [</w:t>
-      </w:r>
-      <w:proofErr w:type="gramEnd"/>
-      <w:r>
-        <w:t>"2020","2021","2022","2023"],</w:t>
+        <w:t>":  ["2020","2021","2022","2023"],</w:t>
       </w:r>
     </w:p>
     <w:p>
@@ -3752,15 +3627,7 @@
       </w:r>
       <w:proofErr w:type="spellEnd"/>
       <w:r>
-        <w:t>"</w:t>
-      </w:r>
-      <w:proofErr w:type="gramStart"/>
-      <w:r>
-        <w:t>:  [</w:t>
-      </w:r>
-      <w:proofErr w:type="gramEnd"/>
-      <w:r>
-        <w:t>"2020","2021","2022","2023"]</w:t>
+        <w:t>":  ["2020","2021","2022","2023"]</w:t>
       </w:r>
     </w:p>
     <w:p>
@@ -3808,23 +3675,7 @@
           <w:b/>
           <w:bCs/>
         </w:rPr>
-        <w:t xml:space="preserve">the list of </w:t>
-      </w:r>
-      <w:proofErr w:type="gramStart"/>
-      <w:r>
-        <w:rPr>
-          <w:b/>
-          <w:bCs/>
-        </w:rPr>
-        <w:t>parameter</w:t>
-      </w:r>
-      <w:proofErr w:type="gramEnd"/>
-      <w:r>
-        <w:rPr>
-          <w:b/>
-          <w:bCs/>
-        </w:rPr>
-        <w:t xml:space="preserve"> see the following</w:t>
+        <w:t>the list of parameter see the following</w:t>
       </w:r>
       <w:r>
         <w:rPr>
@@ -3951,30 +3802,17 @@
       <w:r>
         <w:t xml:space="preserve">It is also possible to download one </w:t>
       </w:r>
-      <w:proofErr w:type="gramStart"/>
       <w:r>
         <w:t xml:space="preserve">hierarchy </w:t>
       </w:r>
       <w:r>
-        <w:t>)</w:t>
-      </w:r>
-      <w:proofErr w:type="gramEnd"/>
-      <w:r>
-        <w:t xml:space="preserve"> "HNI", "HEN", "HSN" </w:t>
+        <w:t xml:space="preserve">) "HNI", "HEN", "HSN" </w:t>
       </w:r>
       <w:r>
         <w:t>at the time</w:t>
       </w:r>
       <w:r>
-        <w:t xml:space="preserve">, two </w:t>
-      </w:r>
-      <w:proofErr w:type="gramStart"/>
-      <w:r>
-        <w:t>tables</w:t>
-      </w:r>
-      <w:proofErr w:type="gramEnd"/>
-      <w:r>
-        <w:t xml:space="preserve">/record types for "HNI", and one </w:t>
+        <w:t xml:space="preserve">, two tables/record types for "HNI", and one </w:t>
       </w:r>
       <w:r>
         <w:t>tables/record types for "HEN", "HSN", see the example below</w:t>
@@ -3987,13 +3825,8 @@
       </w:r>
       <w:proofErr w:type="spellEnd"/>
       <w:r>
-        <w:t xml:space="preserve"> &lt;- </w:t>
-      </w:r>
-      <w:proofErr w:type="gramStart"/>
-      <w:r>
-        <w:t>list(</w:t>
-      </w:r>
-      <w:proofErr w:type="gramEnd"/>
+        <w:t xml:space="preserve"> &lt;- list(</w:t>
+      </w:r>
     </w:p>
     <w:p>
       <w:r>
@@ -4090,15 +3923,7 @@
       </w:r>
       <w:proofErr w:type="spellEnd"/>
       <w:r>
-        <w:t>"</w:t>
-      </w:r>
-      <w:proofErr w:type="gramStart"/>
-      <w:r>
-        <w:t>:  [</w:t>
-      </w:r>
-      <w:proofErr w:type="gramEnd"/>
-      <w:r>
-        <w:t>"2020","2021","2022","2023"],</w:t>
+        <w:t>":  ["2020","2021","2022","2023"],</w:t>
       </w:r>
     </w:p>
     <w:p>
@@ -4340,16 +4165,8 @@
         <w:rPr>
           <w:highlight w:val="yellow"/>
         </w:rPr>
-        <w:t xml:space="preserve"> &lt;- </w:t>
-      </w:r>
-      <w:proofErr w:type="gramStart"/>
-      <w:r>
-        <w:rPr>
-          <w:highlight w:val="yellow"/>
-        </w:rPr>
-        <w:t>list(</w:t>
-      </w:r>
-      <w:proofErr w:type="gramEnd"/>
+        <w:t xml:space="preserve"> &lt;- list(</w:t>
+      </w:r>
       <w:r>
         <w:rPr>
           <w:highlight w:val="yellow"/>
@@ -4472,16 +4289,8 @@
         <w:rPr>
           <w:highlight w:val="yellow"/>
         </w:rPr>
-        <w:t xml:space="preserve">         = </w:t>
-      </w:r>
-      <w:proofErr w:type="gramStart"/>
-      <w:r>
-        <w:rPr>
-          <w:highlight w:val="yellow"/>
-        </w:rPr>
-        <w:t>list(</w:t>
-      </w:r>
-      <w:proofErr w:type="gramEnd"/>
+        <w:t>         = list(</w:t>
+      </w:r>
       <w:r>
         <w:rPr>
           <w:highlight w:val="yellow"/>
@@ -4536,21 +4345,7 @@
         <w:rPr>
           <w:highlight w:val="yellow"/>
         </w:rPr>
-        <w:t xml:space="preserve">            = </w:t>
-      </w:r>
-      <w:proofErr w:type="gramStart"/>
-      <w:r>
-        <w:rPr>
-          <w:highlight w:val="yellow"/>
-        </w:rPr>
-        <w:t>list(</w:t>
-      </w:r>
-      <w:proofErr w:type="gramEnd"/>
-      <w:r>
-        <w:rPr>
-          <w:highlight w:val="yellow"/>
-        </w:rPr>
-        <w:t>"2024"</w:t>
+        <w:t>            = list("2024"</w:t>
       </w:r>
       <w:r>
         <w:rPr>
@@ -4618,25 +4413,7 @@
           <w:bCs/>
           <w:highlight w:val="yellow"/>
         </w:rPr>
-        <w:t xml:space="preserve">Files are download by calling the API with the list of </w:t>
-      </w:r>
-      <w:proofErr w:type="gramStart"/>
-      <w:r>
-        <w:rPr>
-          <w:b/>
-          <w:bCs/>
-          <w:highlight w:val="yellow"/>
-        </w:rPr>
-        <w:t>parameter</w:t>
-      </w:r>
-      <w:proofErr w:type="gramEnd"/>
-      <w:r>
-        <w:rPr>
-          <w:b/>
-          <w:bCs/>
-          <w:highlight w:val="yellow"/>
-        </w:rPr>
-        <w:t xml:space="preserve"> see the following:</w:t>
+        <w:t>Files are download by calling the API with the list of parameter see the following:</w:t>
       </w:r>
     </w:p>
     <w:p>
@@ -4871,13 +4648,8 @@
       </w:r>
       <w:proofErr w:type="spellEnd"/>
       <w:r>
-        <w:t xml:space="preserve"> &lt;- </w:t>
-      </w:r>
-      <w:proofErr w:type="gramStart"/>
-      <w:r>
-        <w:t>list(</w:t>
-      </w:r>
-      <w:proofErr w:type="gramEnd"/>
+        <w:t xml:space="preserve"> &lt;- list(</w:t>
+      </w:r>
     </w:p>
     <w:p>
       <w:r>
@@ -4921,13 +4693,8 @@
       </w:r>
       <w:proofErr w:type="spellEnd"/>
       <w:r>
-        <w:t xml:space="preserve"> = </w:t>
-      </w:r>
-      <w:proofErr w:type="gramStart"/>
-      <w:r>
-        <w:t>list(</w:t>
-      </w:r>
-      <w:proofErr w:type="gramEnd"/>
+        <w:t xml:space="preserve"> = list(</w:t>
+      </w:r>
     </w:p>
     <w:p>
       <w:r>
@@ -4952,15 +4719,7 @@
       </w:r>
       <w:proofErr w:type="spellEnd"/>
       <w:r>
-        <w:t xml:space="preserve"> = </w:t>
-      </w:r>
-      <w:proofErr w:type="gramStart"/>
-      <w:r>
-        <w:t>list(</w:t>
-      </w:r>
-      <w:proofErr w:type="gramEnd"/>
-      <w:r>
-        <w:t>"2024")</w:t>
+        <w:t xml:space="preserve"> = list("2024")</w:t>
       </w:r>
     </w:p>
     <w:p>
@@ -5098,13 +4857,8 @@
       </w:r>
       <w:proofErr w:type="spellEnd"/>
       <w:r>
-        <w:t xml:space="preserve"> &lt;- </w:t>
-      </w:r>
-      <w:proofErr w:type="gramStart"/>
-      <w:r>
-        <w:t>list(</w:t>
-      </w:r>
-      <w:proofErr w:type="gramEnd"/>
+        <w:t xml:space="preserve"> &lt;- list(</w:t>
+      </w:r>
     </w:p>
     <w:p>
       <w:r>
@@ -5148,13 +4902,740 @@
       </w:r>
       <w:proofErr w:type="spellEnd"/>
       <w:r>
+        <w:t xml:space="preserve"> = list(</w:t>
+      </w:r>
+    </w:p>
+    <w:p>
+      <w:r>
+        <w:t xml:space="preserve">    </w:t>
+      </w:r>
+      <w:proofErr w:type="spellStart"/>
+      <w:r>
+        <w:t>slCountry</w:t>
+      </w:r>
+      <w:proofErr w:type="spellEnd"/>
+      <w:r>
+        <w:t xml:space="preserve"> = list("ZW"),</w:t>
+      </w:r>
+    </w:p>
+    <w:p>
+      <w:r>
+        <w:t xml:space="preserve">    </w:t>
+      </w:r>
+      <w:proofErr w:type="spellStart"/>
+      <w:r>
+        <w:t>slYear</w:t>
+      </w:r>
+      <w:proofErr w:type="spellEnd"/>
+      <w:r>
+        <w:t xml:space="preserve"> = list("2024")</w:t>
+      </w:r>
+    </w:p>
+    <w:p>
+      <w:r>
+        <w:t xml:space="preserve">  )</w:t>
+      </w:r>
+    </w:p>
+    <w:p>
+      <w:r>
+        <w:t>)</w:t>
+      </w:r>
+    </w:p>
+    <w:p/>
+    <w:p>
+      <w:r>
+        <w:t># Download the data using the defined filter and save it to the specified directory</w:t>
+      </w:r>
+    </w:p>
+    <w:p>
+      <w:proofErr w:type="spellStart"/>
+      <w:r>
+        <w:t>zipfile</w:t>
+      </w:r>
+      <w:proofErr w:type="spellEnd"/>
+      <w:r>
+        <w:t xml:space="preserve"> &lt;- </w:t>
+      </w:r>
+      <w:proofErr w:type="spellStart"/>
+      <w:r>
+        <w:t>rdbes_download_data</w:t>
+      </w:r>
+      <w:proofErr w:type="spellEnd"/>
+      <w:r>
+        <w:t>(</w:t>
+      </w:r>
+      <w:proofErr w:type="spellStart"/>
+      <w:r>
+        <w:t>my_filter</w:t>
+      </w:r>
+      <w:proofErr w:type="spellEnd"/>
+      <w:r>
+        <w:t xml:space="preserve">, </w:t>
+      </w:r>
+      <w:proofErr w:type="spellStart"/>
+      <w:r>
+        <w:t>dest_dir</w:t>
+      </w:r>
+      <w:proofErr w:type="spellEnd"/>
+      <w:r>
         <w:t xml:space="preserve"> = </w:t>
       </w:r>
-      <w:proofErr w:type="gramStart"/>
-      <w:r>
-        <w:t>list(</w:t>
-      </w:r>
-      <w:proofErr w:type="gramEnd"/>
+      <w:proofErr w:type="spellStart"/>
+      <w:r>
+        <w:t>tempdir</w:t>
+      </w:r>
+      <w:proofErr w:type="spellEnd"/>
+      <w:r>
+        <w:t>())</w:t>
+      </w:r>
+    </w:p>
+    <w:p>
+      <w:r>
+        <w:t>## [201 Created] Create Export Job</w:t>
+      </w:r>
+    </w:p>
+    <w:p/>
+    <w:p>
+      <w:r>
+        <w:t>## Job ID: 75b9ce1b-f47a-4878-831b-0e753db54ddf. Polling for completion...</w:t>
+      </w:r>
+    </w:p>
+    <w:p/>
+    <w:p>
+      <w:r>
+        <w:t>## [200 OK] Check Status</w:t>
+      </w:r>
+    </w:p>
+    <w:p/>
+    <w:p>
+      <w:r>
+        <w:t>## Job Completed!</w:t>
+      </w:r>
+    </w:p>
+    <w:p/>
+    <w:p>
+      <w:r>
+        <w:t>## [200 OK] Download File</w:t>
+      </w:r>
+    </w:p>
+    <w:p/>
+    <w:p>
+      <w:r>
+        <w:t>## Process finished. File saved: /</w:t>
+      </w:r>
+      <w:proofErr w:type="spellStart"/>
+      <w:r>
+        <w:t>tmp</w:t>
+      </w:r>
+      <w:proofErr w:type="spellEnd"/>
+      <w:r>
+        <w:t>/RtmpF47iyo/export_75b9ce1b-f47a-4878-831b-0e753db54ddf.zip</w:t>
+      </w:r>
+    </w:p>
+    <w:p>
+      <w:r>
+        <w:t># list the contents of the downloaded ZIP file</w:t>
+      </w:r>
+    </w:p>
+    <w:p>
+      <w:r>
+        <w:t>unzip(</w:t>
+      </w:r>
+      <w:proofErr w:type="spellStart"/>
+      <w:r>
+        <w:t>zipfile</w:t>
+      </w:r>
+      <w:proofErr w:type="spellEnd"/>
+      <w:r>
+        <w:t>, list = TRUE)</w:t>
+      </w:r>
+    </w:p>
+    <w:p>
+      <w:r>
+        <w:t>##             Name Length                Date</w:t>
+      </w:r>
+    </w:p>
+    <w:p>
+      <w:r>
+        <w:t>## 1        HSL.csv      0 2026-05-13 13:36:00</w:t>
+      </w:r>
+    </w:p>
+    <w:p>
+      <w:r>
+        <w:t>## 2 Disclaimer.txt    810 2026-05-13 13:36:00</w:t>
+      </w:r>
+    </w:p>
+    <w:p>
+      <w:r>
+        <w:t># unzip into a folder called "</w:t>
+      </w:r>
+      <w:proofErr w:type="spellStart"/>
+      <w:r>
+        <w:t>rdbes</w:t>
+      </w:r>
+      <w:proofErr w:type="spellEnd"/>
+      <w:r>
+        <w:t>" in the current working directory</w:t>
+      </w:r>
+    </w:p>
+    <w:p>
+      <w:r>
+        <w:t>unzip(</w:t>
+      </w:r>
+      <w:proofErr w:type="spellStart"/>
+      <w:r>
+        <w:t>zipfile</w:t>
+      </w:r>
+      <w:proofErr w:type="spellEnd"/>
+      <w:r>
+        <w:t xml:space="preserve">, </w:t>
+      </w:r>
+      <w:proofErr w:type="spellStart"/>
+      <w:r>
+        <w:t>exdir</w:t>
+      </w:r>
+      <w:proofErr w:type="spellEnd"/>
+      <w:r>
+        <w:t xml:space="preserve"> = "</w:t>
+      </w:r>
+      <w:proofErr w:type="spellStart"/>
+      <w:r>
+        <w:t>rdbes</w:t>
+      </w:r>
+      <w:proofErr w:type="spellEnd"/>
+      <w:r>
+        <w:t>")</w:t>
+      </w:r>
+    </w:p>
+    <w:p/>
+    <w:p>
+      <w:r>
+        <w:t># read in csv file</w:t>
+      </w:r>
+    </w:p>
+    <w:p>
+      <w:r>
+        <w:t># ...</w:t>
+      </w:r>
+    </w:p>
+    <w:p>
+      <w:pPr>
+        <w:rPr>
+          <w:b/>
+          <w:bCs/>
+        </w:rPr>
+      </w:pPr>
+      <w:r>
+        <w:rPr>
+          <w:b/>
+          <w:bCs/>
+        </w:rPr>
+        <w:t>Using predefined filters</w:t>
+      </w:r>
+    </w:p>
+    <w:p>
+      <w:r>
+        <w:t>T</w:t>
+      </w:r>
+      <w:r>
+        <w:t xml:space="preserve">he </w:t>
+      </w:r>
+      <w:proofErr w:type="spellStart"/>
+      <w:r>
+        <w:t>icesRDBES</w:t>
+      </w:r>
+      <w:proofErr w:type="spellEnd"/>
+      <w:r>
+        <w:t xml:space="preserve"> package also provides predefined filters for each data type, which can be used to simplify the process of creating the filter list.</w:t>
+      </w:r>
+    </w:p>
+    <w:p>
+      <w:r>
+        <w:t>library(</w:t>
+      </w:r>
+      <w:proofErr w:type="spellStart"/>
+      <w:r>
+        <w:t>icesRDBES</w:t>
+      </w:r>
+      <w:proofErr w:type="spellEnd"/>
+      <w:r>
+        <w:t>)</w:t>
+      </w:r>
+    </w:p>
+    <w:p>
+      <w:r>
+        <w:t># see ?</w:t>
+      </w:r>
+      <w:proofErr w:type="spellStart"/>
+      <w:r>
+        <w:t>type_filters</w:t>
+      </w:r>
+      <w:proofErr w:type="spellEnd"/>
+    </w:p>
+    <w:p>
+      <w:r>
+        <w:t>names(</w:t>
+      </w:r>
+      <w:proofErr w:type="spellStart"/>
+      <w:r>
+        <w:t>type_filters</w:t>
+      </w:r>
+      <w:proofErr w:type="spellEnd"/>
+      <w:r>
+        <w:t>)</w:t>
+      </w:r>
+    </w:p>
+    <w:p>
+      <w:r>
+        <w:t>## [1] "CS" "CL" "CE" "SL" "VD"</w:t>
+      </w:r>
+    </w:p>
+    <w:p>
+      <w:proofErr w:type="spellStart"/>
+      <w:r>
+        <w:t>type_filters</w:t>
+      </w:r>
+      <w:proofErr w:type="spellEnd"/>
+      <w:r>
+        <w:t>[["CE"]]</w:t>
+      </w:r>
+    </w:p>
+    <w:p>
+      <w:r>
+        <w:t>## $hierarchies</w:t>
+      </w:r>
+    </w:p>
+    <w:p>
+      <w:r>
+        <w:t>## $hierarchies[[1]]</w:t>
+      </w:r>
+    </w:p>
+    <w:p>
+      <w:r>
+        <w:t>## [1] "HCE"</w:t>
+      </w:r>
+    </w:p>
+    <w:p>
+      <w:r>
+        <w:t xml:space="preserve">## </w:t>
+      </w:r>
+    </w:p>
+    <w:p>
+      <w:r>
+        <w:t xml:space="preserve">## </w:t>
+      </w:r>
+    </w:p>
+    <w:p>
+      <w:r>
+        <w:t>## $</w:t>
+      </w:r>
+      <w:proofErr w:type="spellStart"/>
+      <w:r>
+        <w:t>ceFilters</w:t>
+      </w:r>
+      <w:proofErr w:type="spellEnd"/>
+    </w:p>
+    <w:p>
+      <w:r>
+        <w:t>## $</w:t>
+      </w:r>
+      <w:proofErr w:type="spellStart"/>
+      <w:r>
+        <w:t>ceFilters$ceYear</w:t>
+      </w:r>
+      <w:proofErr w:type="spellEnd"/>
+    </w:p>
+    <w:p>
+      <w:r>
+        <w:t>## $</w:t>
+      </w:r>
+      <w:proofErr w:type="spellStart"/>
+      <w:r>
+        <w:t>ceFilters$ceYear</w:t>
+      </w:r>
+      <w:proofErr w:type="spellEnd"/>
+      <w:r>
+        <w:t>[[1]]</w:t>
+      </w:r>
+    </w:p>
+    <w:p>
+      <w:r>
+        <w:t>## [1] "2024"</w:t>
+      </w:r>
+    </w:p>
+    <w:p>
+      <w:r>
+        <w:t xml:space="preserve">## </w:t>
+      </w:r>
+    </w:p>
+    <w:p>
+      <w:r>
+        <w:t xml:space="preserve">## </w:t>
+      </w:r>
+    </w:p>
+    <w:p>
+      <w:r>
+        <w:t>## $</w:t>
+      </w:r>
+      <w:proofErr w:type="spellStart"/>
+      <w:r>
+        <w:t>ceFilters$ceVesselFlagCountry</w:t>
+      </w:r>
+      <w:proofErr w:type="spellEnd"/>
+    </w:p>
+    <w:p>
+      <w:r>
+        <w:t>## $</w:t>
+      </w:r>
+      <w:proofErr w:type="spellStart"/>
+      <w:r>
+        <w:t>ceFilters$ceVesselFlagCountry</w:t>
+      </w:r>
+      <w:proofErr w:type="spellEnd"/>
+      <w:r>
+        <w:t>[[1]]</w:t>
+      </w:r>
+    </w:p>
+    <w:p>
+      <w:r>
+        <w:t>## [1] "ZW"</w:t>
+      </w:r>
+    </w:p>
+    <w:p>
+      <w:r>
+        <w:t xml:space="preserve">## </w:t>
+      </w:r>
+    </w:p>
+    <w:p>
+      <w:r>
+        <w:t xml:space="preserve">## </w:t>
+      </w:r>
+    </w:p>
+    <w:p>
+      <w:r>
+        <w:t>## $</w:t>
+      </w:r>
+      <w:proofErr w:type="spellStart"/>
+      <w:r>
+        <w:t>ceFilters$ceArea</w:t>
+      </w:r>
+      <w:proofErr w:type="spellEnd"/>
+    </w:p>
+    <w:p>
+      <w:r>
+        <w:lastRenderedPageBreak/>
+        <w:t>## list()</w:t>
+      </w:r>
+    </w:p>
+    <w:p>
+      <w:r>
+        <w:t>A more complex example using the predefined filters for each data type could look like this:</w:t>
+      </w:r>
+    </w:p>
+    <w:p>
+      <w:r>
+        <w:t>library(</w:t>
+      </w:r>
+      <w:proofErr w:type="spellStart"/>
+      <w:r>
+        <w:t>icesRDBES</w:t>
+      </w:r>
+      <w:proofErr w:type="spellEnd"/>
+      <w:r>
+        <w:t>)</w:t>
+      </w:r>
+    </w:p>
+    <w:p/>
+    <w:p>
+      <w:proofErr w:type="spellStart"/>
+      <w:r>
+        <w:t>selected_type</w:t>
+      </w:r>
+      <w:proofErr w:type="spellEnd"/>
+      <w:r>
+        <w:t xml:space="preserve">   &lt;- "CL"              # Options: "CS", "CL", "CE", "SL", "VD"</w:t>
+      </w:r>
+    </w:p>
+    <w:p>
+      <w:proofErr w:type="spellStart"/>
+      <w:r>
+        <w:t>selected_format</w:t>
+      </w:r>
+      <w:proofErr w:type="spellEnd"/>
+      <w:r>
+        <w:t xml:space="preserve"> &lt;- "</w:t>
+      </w:r>
+      <w:proofErr w:type="spellStart"/>
+      <w:r>
+        <w:t>SingleCsvFile</w:t>
+      </w:r>
+      <w:proofErr w:type="spellEnd"/>
+      <w:r>
+        <w:t>"   # Options: "</w:t>
+      </w:r>
+      <w:proofErr w:type="spellStart"/>
+      <w:r>
+        <w:t>SingleCsvFile</w:t>
+      </w:r>
+      <w:proofErr w:type="spellEnd"/>
+      <w:r>
+        <w:t>", "</w:t>
+      </w:r>
+      <w:proofErr w:type="spellStart"/>
+      <w:r>
+        <w:t>CsvFilePerTable</w:t>
+      </w:r>
+      <w:proofErr w:type="spellEnd"/>
+      <w:r>
+        <w:t>"</w:t>
+      </w:r>
+    </w:p>
+    <w:p>
+      <w:proofErr w:type="spellStart"/>
+      <w:r>
+        <w:t>selected_filter</w:t>
+      </w:r>
+      <w:proofErr w:type="spellEnd"/>
+      <w:r>
+        <w:t xml:space="preserve"> &lt;- </w:t>
+      </w:r>
+      <w:proofErr w:type="spellStart"/>
+      <w:r>
+        <w:t>type_filters</w:t>
+      </w:r>
+      <w:proofErr w:type="spellEnd"/>
+      <w:r>
+        <w:t>[[</w:t>
+      </w:r>
+      <w:proofErr w:type="spellStart"/>
+      <w:r>
+        <w:t>selected_type</w:t>
+      </w:r>
+      <w:proofErr w:type="spellEnd"/>
+      <w:r>
+        <w:t>]]</w:t>
+      </w:r>
+    </w:p>
+    <w:p/>
+    <w:p>
+      <w:r>
+        <w:t># modify the filter here if needed, e.g. to add a species code filter</w:t>
+      </w:r>
+    </w:p>
+    <w:p>
+      <w:proofErr w:type="spellStart"/>
+      <w:r>
+        <w:t>selected_filter</w:t>
+      </w:r>
+      <w:proofErr w:type="spellEnd"/>
+    </w:p>
+    <w:p>
+      <w:r>
+        <w:t>## $hierarchies</w:t>
+      </w:r>
+    </w:p>
+    <w:p>
+      <w:r>
+        <w:t>## $hierarchies[[1]]</w:t>
+      </w:r>
+    </w:p>
+    <w:p>
+      <w:r>
+        <w:t>## [1] "HCL"</w:t>
+      </w:r>
+    </w:p>
+    <w:p>
+      <w:r>
+        <w:t xml:space="preserve">## </w:t>
+      </w:r>
+    </w:p>
+    <w:p>
+      <w:r>
+        <w:t xml:space="preserve">## </w:t>
+      </w:r>
+    </w:p>
+    <w:p>
+      <w:r>
+        <w:t>## $</w:t>
+      </w:r>
+      <w:proofErr w:type="spellStart"/>
+      <w:r>
+        <w:t>clFilters</w:t>
+      </w:r>
+      <w:proofErr w:type="spellEnd"/>
+    </w:p>
+    <w:p>
+      <w:r>
+        <w:t>## $</w:t>
+      </w:r>
+      <w:proofErr w:type="spellStart"/>
+      <w:r>
+        <w:t>clFilters$clYear</w:t>
+      </w:r>
+      <w:proofErr w:type="spellEnd"/>
+    </w:p>
+    <w:p>
+      <w:r>
+        <w:t>## $</w:t>
+      </w:r>
+      <w:proofErr w:type="spellStart"/>
+      <w:r>
+        <w:t>clFilters$clYear</w:t>
+      </w:r>
+      <w:proofErr w:type="spellEnd"/>
+      <w:r>
+        <w:t>[[1]]</w:t>
+      </w:r>
+    </w:p>
+    <w:p>
+      <w:r>
+        <w:t>## [1] "2024"</w:t>
+      </w:r>
+    </w:p>
+    <w:p>
+      <w:r>
+        <w:t xml:space="preserve">## </w:t>
+      </w:r>
+    </w:p>
+    <w:p>
+      <w:r>
+        <w:t xml:space="preserve">## </w:t>
+      </w:r>
+    </w:p>
+    <w:p>
+      <w:r>
+        <w:t>## $</w:t>
+      </w:r>
+      <w:proofErr w:type="spellStart"/>
+      <w:r>
+        <w:t>clFilters$clVesselFlagCountry</w:t>
+      </w:r>
+      <w:proofErr w:type="spellEnd"/>
+    </w:p>
+    <w:p>
+      <w:r>
+        <w:t>## $</w:t>
+      </w:r>
+      <w:proofErr w:type="spellStart"/>
+      <w:r>
+        <w:t>clFilters$clVesselFlagCountry</w:t>
+      </w:r>
+      <w:proofErr w:type="spellEnd"/>
+      <w:r>
+        <w:t>[[1]]</w:t>
+      </w:r>
+    </w:p>
+    <w:p>
+      <w:r>
+        <w:t>## [1] "ZW"</w:t>
+      </w:r>
+    </w:p>
+    <w:p>
+      <w:r>
+        <w:t xml:space="preserve">## </w:t>
+      </w:r>
+    </w:p>
+    <w:p>
+      <w:r>
+        <w:t xml:space="preserve">## </w:t>
+      </w:r>
+    </w:p>
+    <w:p>
+      <w:r>
+        <w:t>## $</w:t>
+      </w:r>
+      <w:proofErr w:type="spellStart"/>
+      <w:r>
+        <w:t>clFilters$clArea</w:t>
+      </w:r>
+      <w:proofErr w:type="spellEnd"/>
+    </w:p>
+    <w:p>
+      <w:r>
+        <w:lastRenderedPageBreak/>
+        <w:t>## list()</w:t>
+      </w:r>
+    </w:p>
+    <w:p>
+      <w:r>
+        <w:t xml:space="preserve">## </w:t>
+      </w:r>
+    </w:p>
+    <w:p>
+      <w:r>
+        <w:t>## $</w:t>
+      </w:r>
+      <w:proofErr w:type="spellStart"/>
+      <w:r>
+        <w:t>clFilters$clSpeciesCode</w:t>
+      </w:r>
+      <w:proofErr w:type="spellEnd"/>
+    </w:p>
+    <w:p>
+      <w:r>
+        <w:t>## list()</w:t>
+      </w:r>
+    </w:p>
+    <w:p>
+      <w:r>
+        <w:t># 1. Initialize filter with constant parameters</w:t>
+      </w:r>
+    </w:p>
+    <w:p>
+      <w:proofErr w:type="spellStart"/>
+      <w:r>
+        <w:t>my_filter</w:t>
+      </w:r>
+      <w:proofErr w:type="spellEnd"/>
+      <w:r>
+        <w:t xml:space="preserve"> &lt;-</w:t>
+      </w:r>
+    </w:p>
+    <w:p>
+      <w:r>
+        <w:t xml:space="preserve">  c(</w:t>
+      </w:r>
+    </w:p>
+    <w:p>
+      <w:r>
+        <w:t xml:space="preserve">    list(</w:t>
+      </w:r>
+    </w:p>
+    <w:p>
+      <w:r>
+        <w:t xml:space="preserve">      </w:t>
+      </w:r>
+      <w:proofErr w:type="spellStart"/>
+      <w:r>
+        <w:t>dataType</w:t>
+      </w:r>
+      <w:proofErr w:type="spellEnd"/>
+      <w:r>
+        <w:t xml:space="preserve">          = </w:t>
+      </w:r>
+      <w:proofErr w:type="spellStart"/>
+      <w:r>
+        <w:t>selected_type</w:t>
+      </w:r>
+      <w:proofErr w:type="spellEnd"/>
+      <w:r>
+        <w:t>,</w:t>
+      </w:r>
+    </w:p>
+    <w:p>
+      <w:r>
+        <w:t xml:space="preserve">      format            = </w:t>
+      </w:r>
+      <w:proofErr w:type="spellStart"/>
+      <w:r>
+        <w:t>selected_format</w:t>
+      </w:r>
+      <w:proofErr w:type="spellEnd"/>
+    </w:p>
+    <w:p>
+      <w:r>
+        <w:t xml:space="preserve">    ),</w:t>
+      </w:r>
     </w:p>
     <w:p>
       <w:r>
@@ -5162,75 +5643,152 @@
       </w:r>
       <w:proofErr w:type="spellStart"/>
       <w:r>
-        <w:t>slCountry</w:t>
-      </w:r>
-      <w:proofErr w:type="spellEnd"/>
-      <w:r>
-        <w:t xml:space="preserve"> = list("ZW"),</w:t>
-      </w:r>
-    </w:p>
-    <w:p>
-      <w:r>
-        <w:t xml:space="preserve">    </w:t>
-      </w:r>
-      <w:proofErr w:type="spellStart"/>
-      <w:r>
-        <w:t>slYear</w:t>
+        <w:t>selected_filter</w:t>
+      </w:r>
+      <w:proofErr w:type="spellEnd"/>
+    </w:p>
+    <w:p>
+      <w:r>
+        <w:t xml:space="preserve">  )</w:t>
+      </w:r>
+    </w:p>
+    <w:p/>
+    <w:p>
+      <w:r>
+        <w:t># 3. Execute</w:t>
+      </w:r>
+    </w:p>
+    <w:p>
+      <w:proofErr w:type="spellStart"/>
+      <w:r>
+        <w:t>zipfile</w:t>
+      </w:r>
+      <w:proofErr w:type="spellEnd"/>
+      <w:r>
+        <w:t xml:space="preserve"> &lt;- </w:t>
+      </w:r>
+      <w:proofErr w:type="spellStart"/>
+      <w:r>
+        <w:t>rdbes_download_data</w:t>
+      </w:r>
+      <w:proofErr w:type="spellEnd"/>
+      <w:r>
+        <w:t xml:space="preserve">(payload = </w:t>
+      </w:r>
+      <w:proofErr w:type="spellStart"/>
+      <w:r>
+        <w:t>my_filter</w:t>
+      </w:r>
+      <w:proofErr w:type="spellEnd"/>
+      <w:r>
+        <w:t xml:space="preserve">, </w:t>
+      </w:r>
+      <w:proofErr w:type="spellStart"/>
+      <w:r>
+        <w:t>dest_dir</w:t>
       </w:r>
       <w:proofErr w:type="spellEnd"/>
       <w:r>
         <w:t xml:space="preserve"> = </w:t>
       </w:r>
-      <w:proofErr w:type="gramStart"/>
-      <w:r>
-        <w:t>list(</w:t>
-      </w:r>
-      <w:proofErr w:type="gramEnd"/>
-      <w:r>
-        <w:t>"2024")</w:t>
-      </w:r>
-    </w:p>
-    <w:p>
-      <w:r>
-        <w:t xml:space="preserve">  )</w:t>
-      </w:r>
-    </w:p>
-    <w:p>
-      <w:r>
-        <w:t>)</w:t>
+      <w:proofErr w:type="spellStart"/>
+      <w:r>
+        <w:t>tempdir</w:t>
+      </w:r>
+      <w:proofErr w:type="spellEnd"/>
+      <w:r>
+        <w:t>())</w:t>
+      </w:r>
+    </w:p>
+    <w:p>
+      <w:r>
+        <w:t>## [201 Created] Create Export Job</w:t>
       </w:r>
     </w:p>
     <w:p/>
     <w:p>
       <w:r>
-        <w:t># Download the data using the defined filter and save it to the specified directory</w:t>
-      </w:r>
-    </w:p>
-    <w:p>
+        <w:t>## Job ID: 54d1e521-1aa1-4fc0-83dd-6a000df1d798. Polling for completion...</w:t>
+      </w:r>
+    </w:p>
+    <w:p/>
+    <w:p>
+      <w:r>
+        <w:t>## [200 OK] Check Status</w:t>
+      </w:r>
+    </w:p>
+    <w:p/>
+    <w:p>
+      <w:r>
+        <w:t>## Job Completed!</w:t>
+      </w:r>
+    </w:p>
+    <w:p/>
+    <w:p>
+      <w:r>
+        <w:t>## [200 OK] Download File</w:t>
+      </w:r>
+    </w:p>
+    <w:p/>
+    <w:p>
+      <w:r>
+        <w:t>## Process finished. File saved: /</w:t>
+      </w:r>
+      <w:proofErr w:type="spellStart"/>
+      <w:r>
+        <w:t>tmp</w:t>
+      </w:r>
+      <w:proofErr w:type="spellEnd"/>
+      <w:r>
+        <w:t>/RtmpF47iyo/export_54d1e521-1aa1-4fc0-83dd-6a000df1d798.zip</w:t>
+      </w:r>
+    </w:p>
+    <w:p>
+      <w:r>
+        <w:lastRenderedPageBreak/>
+        <w:t># list the contents of the downloaded ZIP file</w:t>
+      </w:r>
+    </w:p>
+    <w:p>
+      <w:r>
+        <w:t>unzip(</w:t>
+      </w:r>
       <w:proofErr w:type="spellStart"/>
       <w:r>
         <w:t>zipfile</w:t>
       </w:r>
       <w:proofErr w:type="spellEnd"/>
       <w:r>
-        <w:t xml:space="preserve"> &lt;- </w:t>
-      </w:r>
-      <w:proofErr w:type="spellStart"/>
-      <w:r>
-        <w:t>rdbes_download_</w:t>
-      </w:r>
-      <w:proofErr w:type="gramStart"/>
-      <w:r>
-        <w:t>data</w:t>
-      </w:r>
-      <w:proofErr w:type="spellEnd"/>
-      <w:r>
-        <w:t>(</w:t>
-      </w:r>
-      <w:proofErr w:type="spellStart"/>
-      <w:proofErr w:type="gramEnd"/>
-      <w:r>
-        <w:t>my_filter</w:t>
+        <w:t>, list = TRUE)</w:t>
+      </w:r>
+    </w:p>
+    <w:p>
+      <w:r>
+        <w:t>##             Name Length                Date</w:t>
+      </w:r>
+    </w:p>
+    <w:p>
+      <w:r>
+        <w:t>## 1        HCL.csv    898 2026-05-13 13:36:00</w:t>
+      </w:r>
+    </w:p>
+    <w:p>
+      <w:r>
+        <w:t>## 2 Disclaimer.txt    810 2026-05-13 13:36:00</w:t>
+      </w:r>
+    </w:p>
+    <w:p>
+      <w:r>
+        <w:t># list the contents of the downloaded ZIP file to local directory</w:t>
+      </w:r>
+    </w:p>
+    <w:p>
+      <w:r>
+        <w:t>unzip(</w:t>
+      </w:r>
+      <w:proofErr w:type="spellStart"/>
+      <w:r>
+        <w:t>zipfile</w:t>
       </w:r>
       <w:proofErr w:type="spellEnd"/>
       <w:r>
@@ -5238,115 +5796,11 @@
       </w:r>
       <w:proofErr w:type="spellStart"/>
       <w:r>
-        <w:t>dest_dir</w:t>
-      </w:r>
-      <w:proofErr w:type="spellEnd"/>
-      <w:r>
-        <w:t xml:space="preserve"> = </w:t>
-      </w:r>
-      <w:proofErr w:type="spellStart"/>
-      <w:proofErr w:type="gramStart"/>
-      <w:r>
-        <w:t>tempdir</w:t>
-      </w:r>
-      <w:proofErr w:type="spellEnd"/>
-      <w:r>
-        <w:t>(</w:t>
-      </w:r>
-      <w:proofErr w:type="gramEnd"/>
-      <w:r>
-        <w:t>))</w:t>
-      </w:r>
-    </w:p>
-    <w:p>
-      <w:r>
-        <w:t>## [201 Created] Create Export Job</w:t>
-      </w:r>
-    </w:p>
-    <w:p/>
-    <w:p>
-      <w:r>
-        <w:t>## Job ID: 75b9ce1b-f47a-4878-831b-0e753db54ddf. Polling for completion...</w:t>
-      </w:r>
-    </w:p>
-    <w:p/>
-    <w:p>
-      <w:r>
-        <w:t>## [200 OK] Check Status</w:t>
-      </w:r>
-    </w:p>
-    <w:p/>
-    <w:p>
-      <w:r>
-        <w:t>## Job Completed!</w:t>
-      </w:r>
-    </w:p>
-    <w:p/>
-    <w:p>
-      <w:r>
-        <w:t>## [200 OK] Download File</w:t>
-      </w:r>
-    </w:p>
-    <w:p/>
-    <w:p>
-      <w:r>
-        <w:t>## Process finished. File saved: /</w:t>
-      </w:r>
-      <w:proofErr w:type="spellStart"/>
-      <w:r>
-        <w:t>tmp</w:t>
-      </w:r>
-      <w:proofErr w:type="spellEnd"/>
-      <w:r>
-        <w:t>/RtmpF47iyo/export_75b9ce1b-f47a-4878-831b-0e753db54ddf.zip</w:t>
-      </w:r>
-    </w:p>
-    <w:p>
-      <w:r>
-        <w:t xml:space="preserve"># </w:t>
-      </w:r>
-      <w:proofErr w:type="gramStart"/>
-      <w:r>
-        <w:t>list</w:t>
-      </w:r>
-      <w:proofErr w:type="gramEnd"/>
-      <w:r>
-        <w:t xml:space="preserve"> the contents of the downloaded ZIP file</w:t>
-      </w:r>
-    </w:p>
-    <w:p>
-      <w:proofErr w:type="gramStart"/>
-      <w:r>
-        <w:t>unzip(</w:t>
-      </w:r>
-      <w:proofErr w:type="spellStart"/>
-      <w:proofErr w:type="gramEnd"/>
-      <w:r>
-        <w:t>zipfile</w:t>
-      </w:r>
-      <w:proofErr w:type="spellEnd"/>
-      <w:r>
-        <w:t>, list = TRUE)</w:t>
-      </w:r>
-    </w:p>
-    <w:p>
-      <w:r>
-        <w:t>##             Name Length                Date</w:t>
-      </w:r>
-    </w:p>
-    <w:p>
-      <w:r>
-        <w:t>## 1        HSL.csv      0 2026-05-13 13:36:00</w:t>
-      </w:r>
-    </w:p>
-    <w:p>
-      <w:r>
-        <w:t>## 2 Disclaimer.txt    810 2026-05-13 13:36:00</w:t>
-      </w:r>
-    </w:p>
-    <w:p>
-      <w:r>
-        <w:t># unzip into a folder called "</w:t>
+        <w:t>exdir</w:t>
+      </w:r>
+      <w:proofErr w:type="spellEnd"/>
+      <w:r>
+        <w:t xml:space="preserve"> = "</w:t>
       </w:r>
       <w:proofErr w:type="spellStart"/>
       <w:r>
@@ -5354,883 +5808,9 @@
       </w:r>
       <w:proofErr w:type="spellEnd"/>
       <w:r>
-        <w:t>" in the current working directory</w:t>
-      </w:r>
-    </w:p>
-    <w:p>
-      <w:proofErr w:type="gramStart"/>
-      <w:r>
-        <w:t>unzip(</w:t>
-      </w:r>
-      <w:proofErr w:type="spellStart"/>
-      <w:proofErr w:type="gramEnd"/>
-      <w:r>
-        <w:t>zipfile</w:t>
-      </w:r>
-      <w:proofErr w:type="spellEnd"/>
-      <w:r>
-        <w:t xml:space="preserve">, </w:t>
-      </w:r>
-      <w:proofErr w:type="spellStart"/>
-      <w:r>
-        <w:t>exdir</w:t>
-      </w:r>
-      <w:proofErr w:type="spellEnd"/>
-      <w:r>
-        <w:t xml:space="preserve"> = "</w:t>
-      </w:r>
-      <w:proofErr w:type="spellStart"/>
-      <w:r>
-        <w:t>rdbes</w:t>
-      </w:r>
-      <w:proofErr w:type="spellEnd"/>
-      <w:r>
         <w:t>")</w:t>
       </w:r>
     </w:p>
-    <w:p/>
-    <w:p>
-      <w:r>
-        <w:t xml:space="preserve"># </w:t>
-      </w:r>
-      <w:proofErr w:type="gramStart"/>
-      <w:r>
-        <w:t>read</w:t>
-      </w:r>
-      <w:proofErr w:type="gramEnd"/>
-      <w:r>
-        <w:t xml:space="preserve"> in csv file</w:t>
-      </w:r>
-    </w:p>
-    <w:p>
-      <w:r>
-        <w:t># ...</w:t>
-      </w:r>
-    </w:p>
-    <w:p>
-      <w:pPr>
-        <w:rPr>
-          <w:b/>
-          <w:bCs/>
-        </w:rPr>
-      </w:pPr>
-      <w:r>
-        <w:rPr>
-          <w:b/>
-          <w:bCs/>
-        </w:rPr>
-        <w:t>Using predefined filters</w:t>
-      </w:r>
-    </w:p>
-    <w:p>
-      <w:r>
-        <w:t>T</w:t>
-      </w:r>
-      <w:r>
-        <w:t xml:space="preserve">he </w:t>
-      </w:r>
-      <w:proofErr w:type="spellStart"/>
-      <w:r>
-        <w:t>icesRDBES</w:t>
-      </w:r>
-      <w:proofErr w:type="spellEnd"/>
-      <w:r>
-        <w:t xml:space="preserve"> package also provides predefined filters for each data type, which can be used to simplify the process of creating the filter list.</w:t>
-      </w:r>
-    </w:p>
-    <w:p>
-      <w:r>
-        <w:t>library(</w:t>
-      </w:r>
-      <w:proofErr w:type="spellStart"/>
-      <w:r>
-        <w:t>icesRDBES</w:t>
-      </w:r>
-      <w:proofErr w:type="spellEnd"/>
-      <w:r>
-        <w:t>)</w:t>
-      </w:r>
-    </w:p>
-    <w:p>
-      <w:r>
-        <w:t xml:space="preserve"># </w:t>
-      </w:r>
-      <w:proofErr w:type="gramStart"/>
-      <w:r>
-        <w:t>see ?</w:t>
-      </w:r>
-      <w:proofErr w:type="spellStart"/>
-      <w:r>
-        <w:t>type</w:t>
-      </w:r>
-      <w:proofErr w:type="gramEnd"/>
-      <w:r>
-        <w:t>_filters</w:t>
-      </w:r>
-      <w:proofErr w:type="spellEnd"/>
-    </w:p>
-    <w:p>
-      <w:r>
-        <w:t>names(</w:t>
-      </w:r>
-      <w:proofErr w:type="spellStart"/>
-      <w:r>
-        <w:t>type_filters</w:t>
-      </w:r>
-      <w:proofErr w:type="spellEnd"/>
-      <w:r>
-        <w:t>)</w:t>
-      </w:r>
-    </w:p>
-    <w:p>
-      <w:r>
-        <w:t>## [1] "CS" "CL" "CE" "SL" "VD"</w:t>
-      </w:r>
-    </w:p>
-    <w:p>
-      <w:proofErr w:type="spellStart"/>
-      <w:r>
-        <w:t>type_filters</w:t>
-      </w:r>
-      <w:proofErr w:type="spellEnd"/>
-      <w:r>
-        <w:t>[["CE"]]</w:t>
-      </w:r>
-    </w:p>
-    <w:p>
-      <w:r>
-        <w:t>## $hierarchies</w:t>
-      </w:r>
-    </w:p>
-    <w:p>
-      <w:r>
-        <w:t>## $</w:t>
-      </w:r>
-      <w:proofErr w:type="gramStart"/>
-      <w:r>
-        <w:t>hierarchies[</w:t>
-      </w:r>
-      <w:proofErr w:type="gramEnd"/>
-      <w:r>
-        <w:t>[1]]</w:t>
-      </w:r>
-    </w:p>
-    <w:p>
-      <w:r>
-        <w:t>## [1] "HCE"</w:t>
-      </w:r>
-    </w:p>
-    <w:p>
-      <w:r>
-        <w:t xml:space="preserve">## </w:t>
-      </w:r>
-    </w:p>
-    <w:p>
-      <w:r>
-        <w:t xml:space="preserve">## </w:t>
-      </w:r>
-    </w:p>
-    <w:p>
-      <w:r>
-        <w:t>## $</w:t>
-      </w:r>
-      <w:proofErr w:type="spellStart"/>
-      <w:r>
-        <w:t>ceFilters</w:t>
-      </w:r>
-      <w:proofErr w:type="spellEnd"/>
-    </w:p>
-    <w:p>
-      <w:r>
-        <w:t>## $</w:t>
-      </w:r>
-      <w:proofErr w:type="spellStart"/>
-      <w:r>
-        <w:t>ceFilters$ceYear</w:t>
-      </w:r>
-      <w:proofErr w:type="spellEnd"/>
-    </w:p>
-    <w:p>
-      <w:r>
-        <w:t>## $</w:t>
-      </w:r>
-      <w:proofErr w:type="spellStart"/>
-      <w:r>
-        <w:t>ceFilters$</w:t>
-      </w:r>
-      <w:proofErr w:type="gramStart"/>
-      <w:r>
-        <w:t>ceYear</w:t>
-      </w:r>
-      <w:proofErr w:type="spellEnd"/>
-      <w:r>
-        <w:t>[</w:t>
-      </w:r>
-      <w:proofErr w:type="gramEnd"/>
-      <w:r>
-        <w:t>[1]]</w:t>
-      </w:r>
-    </w:p>
-    <w:p>
-      <w:r>
-        <w:t>## [1] "2024"</w:t>
-      </w:r>
-    </w:p>
-    <w:p>
-      <w:r>
-        <w:t xml:space="preserve">## </w:t>
-      </w:r>
-    </w:p>
-    <w:p>
-      <w:r>
-        <w:t xml:space="preserve">## </w:t>
-      </w:r>
-    </w:p>
-    <w:p>
-      <w:r>
-        <w:t>## $</w:t>
-      </w:r>
-      <w:proofErr w:type="spellStart"/>
-      <w:r>
-        <w:t>ceFilters$ceVesselFlagCountry</w:t>
-      </w:r>
-      <w:proofErr w:type="spellEnd"/>
-    </w:p>
-    <w:p>
-      <w:r>
-        <w:t>## $</w:t>
-      </w:r>
-      <w:proofErr w:type="spellStart"/>
-      <w:r>
-        <w:t>ceFilters$</w:t>
-      </w:r>
-      <w:proofErr w:type="gramStart"/>
-      <w:r>
-        <w:t>ceVesselFlagCountry</w:t>
-      </w:r>
-      <w:proofErr w:type="spellEnd"/>
-      <w:r>
-        <w:t>[</w:t>
-      </w:r>
-      <w:proofErr w:type="gramEnd"/>
-      <w:r>
-        <w:t>[1]]</w:t>
-      </w:r>
-    </w:p>
-    <w:p>
-      <w:r>
-        <w:t>## [1] "ZW"</w:t>
-      </w:r>
-    </w:p>
-    <w:p>
-      <w:r>
-        <w:t xml:space="preserve">## </w:t>
-      </w:r>
-    </w:p>
-    <w:p>
-      <w:r>
-        <w:t xml:space="preserve">## </w:t>
-      </w:r>
-    </w:p>
-    <w:p>
-      <w:r>
-        <w:t>## $</w:t>
-      </w:r>
-      <w:proofErr w:type="spellStart"/>
-      <w:r>
-        <w:t>ceFilters$ceArea</w:t>
-      </w:r>
-      <w:proofErr w:type="spellEnd"/>
-    </w:p>
-    <w:p>
-      <w:r>
-        <w:lastRenderedPageBreak/>
-        <w:t xml:space="preserve">## </w:t>
-      </w:r>
-      <w:proofErr w:type="gramStart"/>
-      <w:r>
-        <w:t>list(</w:t>
-      </w:r>
-      <w:proofErr w:type="gramEnd"/>
-      <w:r>
-        <w:t>)</w:t>
-      </w:r>
-    </w:p>
-    <w:p>
-      <w:r>
-        <w:t>A more complex example using the predefined filters for each data type could look like this:</w:t>
-      </w:r>
-    </w:p>
-    <w:p>
-      <w:r>
-        <w:t>library(</w:t>
-      </w:r>
-      <w:proofErr w:type="spellStart"/>
-      <w:r>
-        <w:t>icesRDBES</w:t>
-      </w:r>
-      <w:proofErr w:type="spellEnd"/>
-      <w:r>
-        <w:t>)</w:t>
-      </w:r>
-    </w:p>
-    <w:p/>
-    <w:p>
-      <w:proofErr w:type="spellStart"/>
-      <w:r>
-        <w:t>selected_type</w:t>
-      </w:r>
-      <w:proofErr w:type="spellEnd"/>
-      <w:r>
-        <w:t xml:space="preserve">   &lt;- "CL"              # Options: "CS", "CL", "CE", "SL", "VD"</w:t>
-      </w:r>
-    </w:p>
-    <w:p>
-      <w:proofErr w:type="spellStart"/>
-      <w:r>
-        <w:t>selected_format</w:t>
-      </w:r>
-      <w:proofErr w:type="spellEnd"/>
-      <w:r>
-        <w:t xml:space="preserve"> &lt;- "</w:t>
-      </w:r>
-      <w:proofErr w:type="spellStart"/>
-      <w:r>
-        <w:t>SingleCsvFile</w:t>
-      </w:r>
-      <w:proofErr w:type="spellEnd"/>
-      <w:r>
-        <w:t>"   # Options: "</w:t>
-      </w:r>
-      <w:proofErr w:type="spellStart"/>
-      <w:r>
-        <w:t>SingleCsvFile</w:t>
-      </w:r>
-      <w:proofErr w:type="spellEnd"/>
-      <w:r>
-        <w:t>", "</w:t>
-      </w:r>
-      <w:proofErr w:type="spellStart"/>
-      <w:r>
-        <w:t>CsvFilePerTable</w:t>
-      </w:r>
-      <w:proofErr w:type="spellEnd"/>
-      <w:r>
-        <w:t>"</w:t>
-      </w:r>
-    </w:p>
-    <w:p>
-      <w:proofErr w:type="spellStart"/>
-      <w:r>
-        <w:t>selected_filter</w:t>
-      </w:r>
-      <w:proofErr w:type="spellEnd"/>
-      <w:r>
-        <w:t xml:space="preserve"> &lt;- </w:t>
-      </w:r>
-      <w:proofErr w:type="spellStart"/>
-      <w:r>
-        <w:t>type_filters</w:t>
-      </w:r>
-      <w:proofErr w:type="spellEnd"/>
-      <w:r>
-        <w:t>[[</w:t>
-      </w:r>
-      <w:proofErr w:type="spellStart"/>
-      <w:r>
-        <w:t>selected_type</w:t>
-      </w:r>
-      <w:proofErr w:type="spellEnd"/>
-      <w:r>
-        <w:t>]]</w:t>
-      </w:r>
-    </w:p>
-    <w:p/>
-    <w:p>
-      <w:r>
-        <w:t xml:space="preserve"># </w:t>
-      </w:r>
-      <w:proofErr w:type="gramStart"/>
-      <w:r>
-        <w:t>modify</w:t>
-      </w:r>
-      <w:proofErr w:type="gramEnd"/>
-      <w:r>
-        <w:t xml:space="preserve"> the filter here if needed, e.g. to add a species code filter</w:t>
-      </w:r>
-    </w:p>
-    <w:p>
-      <w:proofErr w:type="spellStart"/>
-      <w:r>
-        <w:t>selected_filter</w:t>
-      </w:r>
-      <w:proofErr w:type="spellEnd"/>
-    </w:p>
-    <w:p>
-      <w:r>
-        <w:t>## $hierarchies</w:t>
-      </w:r>
-    </w:p>
-    <w:p>
-      <w:r>
-        <w:t>## $</w:t>
-      </w:r>
-      <w:proofErr w:type="gramStart"/>
-      <w:r>
-        <w:t>hierarchies[</w:t>
-      </w:r>
-      <w:proofErr w:type="gramEnd"/>
-      <w:r>
-        <w:t>[1]]</w:t>
-      </w:r>
-    </w:p>
-    <w:p>
-      <w:r>
-        <w:t>## [1] "HCL"</w:t>
-      </w:r>
-    </w:p>
-    <w:p>
-      <w:r>
-        <w:t xml:space="preserve">## </w:t>
-      </w:r>
-    </w:p>
-    <w:p>
-      <w:r>
-        <w:t xml:space="preserve">## </w:t>
-      </w:r>
-    </w:p>
-    <w:p>
-      <w:r>
-        <w:t>## $</w:t>
-      </w:r>
-      <w:proofErr w:type="spellStart"/>
-      <w:r>
-        <w:t>clFilters</w:t>
-      </w:r>
-      <w:proofErr w:type="spellEnd"/>
-    </w:p>
-    <w:p>
-      <w:r>
-        <w:t>## $</w:t>
-      </w:r>
-      <w:proofErr w:type="spellStart"/>
-      <w:r>
-        <w:t>clFilters$clYear</w:t>
-      </w:r>
-      <w:proofErr w:type="spellEnd"/>
-    </w:p>
-    <w:p>
-      <w:r>
-        <w:t>## $</w:t>
-      </w:r>
-      <w:proofErr w:type="spellStart"/>
-      <w:r>
-        <w:t>clFilters$</w:t>
-      </w:r>
-      <w:proofErr w:type="gramStart"/>
-      <w:r>
-        <w:t>clYear</w:t>
-      </w:r>
-      <w:proofErr w:type="spellEnd"/>
-      <w:r>
-        <w:t>[</w:t>
-      </w:r>
-      <w:proofErr w:type="gramEnd"/>
-      <w:r>
-        <w:t>[1]]</w:t>
-      </w:r>
-    </w:p>
-    <w:p>
-      <w:r>
-        <w:t>## [1] "2024"</w:t>
-      </w:r>
-    </w:p>
-    <w:p>
-      <w:r>
-        <w:t xml:space="preserve">## </w:t>
-      </w:r>
-    </w:p>
-    <w:p>
-      <w:r>
-        <w:t xml:space="preserve">## </w:t>
-      </w:r>
-    </w:p>
-    <w:p>
-      <w:r>
-        <w:t>## $</w:t>
-      </w:r>
-      <w:proofErr w:type="spellStart"/>
-      <w:r>
-        <w:t>clFilters$clVesselFlagCountry</w:t>
-      </w:r>
-      <w:proofErr w:type="spellEnd"/>
-    </w:p>
-    <w:p>
-      <w:r>
-        <w:t>## $</w:t>
-      </w:r>
-      <w:proofErr w:type="spellStart"/>
-      <w:r>
-        <w:t>clFilters$</w:t>
-      </w:r>
-      <w:proofErr w:type="gramStart"/>
-      <w:r>
-        <w:t>clVesselFlagCountry</w:t>
-      </w:r>
-      <w:proofErr w:type="spellEnd"/>
-      <w:r>
-        <w:t>[</w:t>
-      </w:r>
-      <w:proofErr w:type="gramEnd"/>
-      <w:r>
-        <w:t>[1]]</w:t>
-      </w:r>
-    </w:p>
-    <w:p>
-      <w:r>
-        <w:t>## [1] "ZW"</w:t>
-      </w:r>
-    </w:p>
-    <w:p>
-      <w:r>
-        <w:t xml:space="preserve">## </w:t>
-      </w:r>
-    </w:p>
-    <w:p>
-      <w:r>
-        <w:t xml:space="preserve">## </w:t>
-      </w:r>
-    </w:p>
-    <w:p>
-      <w:r>
-        <w:t>## $</w:t>
-      </w:r>
-      <w:proofErr w:type="spellStart"/>
-      <w:r>
-        <w:t>clFilters$clArea</w:t>
-      </w:r>
-      <w:proofErr w:type="spellEnd"/>
-    </w:p>
-    <w:p>
-      <w:r>
-        <w:lastRenderedPageBreak/>
-        <w:t xml:space="preserve">## </w:t>
-      </w:r>
-      <w:proofErr w:type="gramStart"/>
-      <w:r>
-        <w:t>list(</w:t>
-      </w:r>
-      <w:proofErr w:type="gramEnd"/>
-      <w:r>
-        <w:t>)</w:t>
-      </w:r>
-    </w:p>
-    <w:p>
-      <w:r>
-        <w:t xml:space="preserve">## </w:t>
-      </w:r>
-    </w:p>
-    <w:p>
-      <w:r>
-        <w:t>## $</w:t>
-      </w:r>
-      <w:proofErr w:type="spellStart"/>
-      <w:r>
-        <w:t>clFilters$clSpeciesCode</w:t>
-      </w:r>
-      <w:proofErr w:type="spellEnd"/>
-    </w:p>
-    <w:p>
-      <w:r>
-        <w:t xml:space="preserve">## </w:t>
-      </w:r>
-      <w:proofErr w:type="gramStart"/>
-      <w:r>
-        <w:t>list(</w:t>
-      </w:r>
-      <w:proofErr w:type="gramEnd"/>
-      <w:r>
-        <w:t>)</w:t>
-      </w:r>
-    </w:p>
-    <w:p>
-      <w:r>
-        <w:t># 1. Initialize filter with constant parameters</w:t>
-      </w:r>
-    </w:p>
-    <w:p>
-      <w:proofErr w:type="spellStart"/>
-      <w:r>
-        <w:t>my_filter</w:t>
-      </w:r>
-      <w:proofErr w:type="spellEnd"/>
-      <w:r>
-        <w:t xml:space="preserve"> &lt;-</w:t>
-      </w:r>
-    </w:p>
-    <w:p>
-      <w:r>
-        <w:t xml:space="preserve">  </w:t>
-      </w:r>
-      <w:proofErr w:type="gramStart"/>
-      <w:r>
-        <w:t>c(</w:t>
-      </w:r>
-      <w:proofErr w:type="gramEnd"/>
-    </w:p>
-    <w:p>
-      <w:r>
-        <w:t xml:space="preserve">    </w:t>
-      </w:r>
-      <w:proofErr w:type="gramStart"/>
-      <w:r>
-        <w:t>list(</w:t>
-      </w:r>
-      <w:proofErr w:type="gramEnd"/>
-    </w:p>
-    <w:p>
-      <w:r>
-        <w:t xml:space="preserve">      </w:t>
-      </w:r>
-      <w:proofErr w:type="spellStart"/>
-      <w:r>
-        <w:t>dataType</w:t>
-      </w:r>
-      <w:proofErr w:type="spellEnd"/>
-      <w:r>
-        <w:t xml:space="preserve">          = </w:t>
-      </w:r>
-      <w:proofErr w:type="spellStart"/>
-      <w:r>
-        <w:t>selected_type</w:t>
-      </w:r>
-      <w:proofErr w:type="spellEnd"/>
-      <w:r>
-        <w:t>,</w:t>
-      </w:r>
-    </w:p>
-    <w:p>
-      <w:r>
-        <w:t xml:space="preserve">      format            = </w:t>
-      </w:r>
-      <w:proofErr w:type="spellStart"/>
-      <w:r>
-        <w:t>selected_format</w:t>
-      </w:r>
-      <w:proofErr w:type="spellEnd"/>
-    </w:p>
-    <w:p>
-      <w:r>
-        <w:t xml:space="preserve">    ),</w:t>
-      </w:r>
-    </w:p>
-    <w:p>
-      <w:r>
-        <w:t xml:space="preserve">    </w:t>
-      </w:r>
-      <w:proofErr w:type="spellStart"/>
-      <w:r>
-        <w:t>selected_filter</w:t>
-      </w:r>
-      <w:proofErr w:type="spellEnd"/>
-    </w:p>
-    <w:p>
-      <w:r>
-        <w:t xml:space="preserve">  )</w:t>
-      </w:r>
-    </w:p>
-    <w:p/>
-    <w:p>
-      <w:r>
-        <w:t># 3. Execute</w:t>
-      </w:r>
-    </w:p>
-    <w:p>
-      <w:proofErr w:type="spellStart"/>
-      <w:r>
-        <w:t>zipfile</w:t>
-      </w:r>
-      <w:proofErr w:type="spellEnd"/>
-      <w:r>
-        <w:t xml:space="preserve"> &lt;- </w:t>
-      </w:r>
-      <w:proofErr w:type="spellStart"/>
-      <w:r>
-        <w:t>rdbes_download_</w:t>
-      </w:r>
-      <w:proofErr w:type="gramStart"/>
-      <w:r>
-        <w:t>data</w:t>
-      </w:r>
-      <w:proofErr w:type="spellEnd"/>
-      <w:r>
-        <w:t>(</w:t>
-      </w:r>
-      <w:proofErr w:type="gramEnd"/>
-      <w:r>
-        <w:t xml:space="preserve">payload = </w:t>
-      </w:r>
-      <w:proofErr w:type="spellStart"/>
-      <w:r>
-        <w:t>my_filter</w:t>
-      </w:r>
-      <w:proofErr w:type="spellEnd"/>
-      <w:r>
-        <w:t xml:space="preserve">, </w:t>
-      </w:r>
-      <w:proofErr w:type="spellStart"/>
-      <w:r>
-        <w:t>dest_dir</w:t>
-      </w:r>
-      <w:proofErr w:type="spellEnd"/>
-      <w:r>
-        <w:t xml:space="preserve"> = </w:t>
-      </w:r>
-      <w:proofErr w:type="spellStart"/>
-      <w:proofErr w:type="gramStart"/>
-      <w:r>
-        <w:t>tempdir</w:t>
-      </w:r>
-      <w:proofErr w:type="spellEnd"/>
-      <w:r>
-        <w:t>(</w:t>
-      </w:r>
-      <w:proofErr w:type="gramEnd"/>
-      <w:r>
-        <w:t>))</w:t>
-      </w:r>
-    </w:p>
-    <w:p>
-      <w:r>
-        <w:t>## [201 Created] Create Export Job</w:t>
-      </w:r>
-    </w:p>
-    <w:p/>
-    <w:p>
-      <w:r>
-        <w:t>## Job ID: 54d1e521-1aa1-4fc0-83dd-6a000df1d798. Polling for completion...</w:t>
-      </w:r>
-    </w:p>
-    <w:p/>
-    <w:p>
-      <w:r>
-        <w:t>## [200 OK] Check Status</w:t>
-      </w:r>
-    </w:p>
-    <w:p/>
-    <w:p>
-      <w:r>
-        <w:t>## Job Completed!</w:t>
-      </w:r>
-    </w:p>
-    <w:p/>
-    <w:p>
-      <w:r>
-        <w:t>## [200 OK] Download File</w:t>
-      </w:r>
-    </w:p>
-    <w:p/>
-    <w:p>
-      <w:r>
-        <w:t>## Process finished. File saved: /</w:t>
-      </w:r>
-      <w:proofErr w:type="spellStart"/>
-      <w:r>
-        <w:t>tmp</w:t>
-      </w:r>
-      <w:proofErr w:type="spellEnd"/>
-      <w:r>
-        <w:t>/RtmpF47iyo/export_54d1e521-1aa1-4fc0-83dd-6a000df1d798.zip</w:t>
-      </w:r>
-    </w:p>
-    <w:p>
-      <w:r>
-        <w:lastRenderedPageBreak/>
-        <w:t xml:space="preserve"># </w:t>
-      </w:r>
-      <w:proofErr w:type="gramStart"/>
-      <w:r>
-        <w:t>list</w:t>
-      </w:r>
-      <w:proofErr w:type="gramEnd"/>
-      <w:r>
-        <w:t xml:space="preserve"> the contents of the downloaded ZIP file</w:t>
-      </w:r>
-    </w:p>
-    <w:p>
-      <w:proofErr w:type="gramStart"/>
-      <w:r>
-        <w:t>unzip(</w:t>
-      </w:r>
-      <w:proofErr w:type="spellStart"/>
-      <w:proofErr w:type="gramEnd"/>
-      <w:r>
-        <w:t>zipfile</w:t>
-      </w:r>
-      <w:proofErr w:type="spellEnd"/>
-      <w:r>
-        <w:t>, list = TRUE)</w:t>
-      </w:r>
-    </w:p>
-    <w:p>
-      <w:r>
-        <w:t>##             Name Length                Date</w:t>
-      </w:r>
-    </w:p>
-    <w:p>
-      <w:r>
-        <w:t>## 1        HCL.csv    898 2026-05-13 13:36:00</w:t>
-      </w:r>
-    </w:p>
-    <w:p>
-      <w:r>
-        <w:t>## 2 Disclaimer.txt    810 2026-05-13 13:36:00</w:t>
-      </w:r>
-    </w:p>
-    <w:p>
-      <w:r>
-        <w:t xml:space="preserve"># </w:t>
-      </w:r>
-      <w:proofErr w:type="gramStart"/>
-      <w:r>
-        <w:t>list</w:t>
-      </w:r>
-      <w:proofErr w:type="gramEnd"/>
-      <w:r>
-        <w:t xml:space="preserve"> the contents of the downloaded ZIP file to local directory</w:t>
-      </w:r>
-    </w:p>
-    <w:p>
-      <w:proofErr w:type="gramStart"/>
-      <w:r>
-        <w:t>unzip(</w:t>
-      </w:r>
-      <w:proofErr w:type="spellStart"/>
-      <w:proofErr w:type="gramEnd"/>
-      <w:r>
-        <w:t>zipfile</w:t>
-      </w:r>
-      <w:proofErr w:type="spellEnd"/>
-      <w:r>
-        <w:t xml:space="preserve">, </w:t>
-      </w:r>
-      <w:proofErr w:type="spellStart"/>
-      <w:r>
-        <w:t>exdir</w:t>
-      </w:r>
-      <w:proofErr w:type="spellEnd"/>
-      <w:r>
-        <w:t xml:space="preserve"> = "</w:t>
-      </w:r>
-      <w:proofErr w:type="spellStart"/>
-      <w:r>
-        <w:t>rdbes</w:t>
-      </w:r>
-      <w:proofErr w:type="spellEnd"/>
-      <w:r>
-        <w:t>")</w:t>
-      </w:r>
-    </w:p>
     <w:p>
       <w:proofErr w:type="spellStart"/>
       <w:r>
@@ -6238,15 +5818,7 @@
       </w:r>
       <w:proofErr w:type="spellEnd"/>
       <w:r>
-        <w:t xml:space="preserve"> &lt;- </w:t>
-      </w:r>
-      <w:proofErr w:type="gramStart"/>
-      <w:r>
-        <w:t>read.csv(</w:t>
-      </w:r>
-      <w:proofErr w:type="gramEnd"/>
-      <w:r>
-        <w:t>"</w:t>
+        <w:t xml:space="preserve"> &lt;- read.csv("</w:t>
       </w:r>
       <w:proofErr w:type="spellStart"/>
       <w:r>
@@ -6280,15 +5852,7 @@
         </w:numPr>
       </w:pPr>
       <w:r>
-        <w:t xml:space="preserve">Multiple Values: You can filter for multiple values like this: </w:t>
-      </w:r>
-      <w:proofErr w:type="gramStart"/>
-      <w:r>
-        <w:t>list(</w:t>
-      </w:r>
-      <w:proofErr w:type="gramEnd"/>
-      <w:r>
-        <w:t>“2023”, “2024”).</w:t>
+        <w:t>Multiple Values: You can filter for multiple values like this: list(“2023”, “2024”).</w:t>
       </w:r>
     </w:p>
     <w:p>
@@ -6334,11 +5898,9 @@
       </w:r>
     </w:p>
     <w:p>
-      <w:proofErr w:type="gramStart"/>
       <w:r>
         <w:t>list(</w:t>
       </w:r>
-      <w:proofErr w:type="gramEnd"/>
     </w:p>
     <w:p>
       <w:r>
@@ -6360,28 +5922,12 @@
     </w:p>
     <w:p>
       <w:r>
-        <w:t xml:space="preserve">  hierarchies       = </w:t>
-      </w:r>
-      <w:proofErr w:type="gramStart"/>
-      <w:r>
-        <w:t>list(</w:t>
-      </w:r>
-      <w:proofErr w:type="gramEnd"/>
-      <w:r>
-        <w:t>list of hierarchies),</w:t>
-      </w:r>
-    </w:p>
-    <w:p>
-      <w:r>
-        <w:t xml:space="preserve">  [datatype]Filters         = </w:t>
-      </w:r>
-      <w:proofErr w:type="gramStart"/>
-      <w:r>
-        <w:t>list(</w:t>
-      </w:r>
-      <w:proofErr w:type="gramEnd"/>
-      <w:r>
-        <w:t xml:space="preserve">[list of filters depending on the </w:t>
+        <w:t xml:space="preserve">  hierarchies       = list(list of hierarchies),</w:t>
+      </w:r>
+    </w:p>
+    <w:p>
+      <w:r>
+        <w:t xml:space="preserve">  [datatype]Filters         = list([list of filters depending on the </w:t>
       </w:r>
       <w:proofErr w:type="spellStart"/>
       <w:r>
@@ -6641,15 +6187,7 @@
     </w:p>
     <w:p>
       <w:r>
-        <w:t xml:space="preserve">For data submitters and national </w:t>
-      </w:r>
-      <w:proofErr w:type="gramStart"/>
-      <w:r>
-        <w:t>estimators</w:t>
-      </w:r>
-      <w:proofErr w:type="gramEnd"/>
-      <w:r>
-        <w:t xml:space="preserve"> a specific county filter must be provided e.g., “ES” or “FR” (for test data “ZW”)</w:t>
+        <w:t>For data submitters and national estimators a specific county filter must be provided e.g., “ES” or “FR” (for test data “ZW”)</w:t>
       </w:r>
     </w:p>
     <w:p>
@@ -6806,13 +6344,8 @@
       </w:r>
       <w:proofErr w:type="spellEnd"/>
       <w:r>
-        <w:t xml:space="preserve"> &lt;- </w:t>
-      </w:r>
-      <w:proofErr w:type="gramStart"/>
-      <w:r>
-        <w:t>list(</w:t>
-      </w:r>
-      <w:proofErr w:type="gramEnd"/>
+        <w:t xml:space="preserve"> &lt;- list(</w:t>
+      </w:r>
     </w:p>
     <w:p>
       <w:r>
@@ -6843,15 +6376,7 @@
     <w:p>
       <w:r>
         <w:lastRenderedPageBreak/>
-        <w:t xml:space="preserve">  hierarchies       = </w:t>
-      </w:r>
-      <w:proofErr w:type="gramStart"/>
-      <w:r>
-        <w:t>list(</w:t>
-      </w:r>
-      <w:proofErr w:type="gramEnd"/>
-      <w:r>
-        <w:t>"H1", "H5", "H6", "H13"),</w:t>
+        <w:t xml:space="preserve">  hierarchies       = list("H1", "H5", "H6", "H13"),</w:t>
       </w:r>
     </w:p>
     <w:p>
@@ -6864,13 +6389,8 @@
       </w:r>
       <w:proofErr w:type="spellEnd"/>
       <w:r>
-        <w:t xml:space="preserve">         = </w:t>
-      </w:r>
-      <w:proofErr w:type="gramStart"/>
-      <w:r>
-        <w:t>list(</w:t>
-      </w:r>
-      <w:proofErr w:type="gramEnd"/>
+        <w:t xml:space="preserve">         = list(</w:t>
+      </w:r>
     </w:p>
     <w:p>
       <w:r>
@@ -6882,15 +6402,7 @@
       </w:r>
       <w:proofErr w:type="spellEnd"/>
       <w:r>
-        <w:t xml:space="preserve">         = list("All"</w:t>
-      </w:r>
-      <w:proofErr w:type="gramStart"/>
-      <w:r>
-        <w:t>),  #</w:t>
-      </w:r>
-      <w:proofErr w:type="gramEnd"/>
-      <w:r>
-        <w:t xml:space="preserve"> Mandatory for Permissions</w:t>
+        <w:t xml:space="preserve">         = list("All"),  # Mandatory for Permissions</w:t>
       </w:r>
     </w:p>
     <w:p>
@@ -6903,15 +6415,7 @@
       </w:r>
       <w:proofErr w:type="spellEnd"/>
       <w:r>
-        <w:t xml:space="preserve">            = </w:t>
-      </w:r>
-      <w:proofErr w:type="gramStart"/>
-      <w:r>
-        <w:t>list(</w:t>
-      </w:r>
-      <w:proofErr w:type="gramEnd"/>
-      <w:r>
-        <w:t>"2024") # Available Optional Filter</w:t>
+        <w:t xml:space="preserve">            = list("2024") # Available Optional Filter</w:t>
       </w:r>
     </w:p>
     <w:p>
@@ -6919,25 +6423,12 @@
         <w:t xml:space="preserve">    # </w:t>
       </w:r>
       <w:proofErr w:type="spellStart"/>
-      <w:proofErr w:type="gramStart"/>
       <w:r>
         <w:t>deSamplingScheme</w:t>
       </w:r>
       <w:proofErr w:type="spellEnd"/>
       <w:r>
-        <w:t xml:space="preserve">  =</w:t>
-      </w:r>
-      <w:proofErr w:type="gramEnd"/>
-      <w:r>
-        <w:t xml:space="preserve"> </w:t>
-      </w:r>
-      <w:proofErr w:type="gramStart"/>
-      <w:r>
-        <w:t xml:space="preserve">list(),   </w:t>
-      </w:r>
-      <w:proofErr w:type="gramEnd"/>
-      <w:r>
-        <w:t xml:space="preserve">    # Available Optional Filter</w:t>
+        <w:t xml:space="preserve">  = list(),       # Available Optional Filter</w:t>
       </w:r>
     </w:p>
     <w:p>
@@ -6950,15 +6441,7 @@
       </w:r>
       <w:proofErr w:type="spellEnd"/>
       <w:r>
-        <w:t xml:space="preserve">     = </w:t>
-      </w:r>
-      <w:proofErr w:type="gramStart"/>
-      <w:r>
-        <w:t xml:space="preserve">list(),   </w:t>
-      </w:r>
-      <w:proofErr w:type="gramEnd"/>
-      <w:r>
-        <w:t xml:space="preserve">  # Available Optional Filter</w:t>
+        <w:t xml:space="preserve">     = list(),     # Available Optional Filter</w:t>
       </w:r>
     </w:p>
     <w:p>
@@ -6971,15 +6454,7 @@
       </w:r>
       <w:proofErr w:type="spellEnd"/>
       <w:r>
-        <w:t xml:space="preserve">     = </w:t>
-      </w:r>
-      <w:proofErr w:type="gramStart"/>
-      <w:r>
-        <w:t xml:space="preserve">list(),   </w:t>
-      </w:r>
-      <w:proofErr w:type="gramEnd"/>
-      <w:r>
-        <w:t xml:space="preserve">    # Available Optional Filter</w:t>
+        <w:t xml:space="preserve">     = list(),       # Available Optional Filter</w:t>
       </w:r>
     </w:p>
     <w:p>
@@ -6992,39 +6467,7 @@
       </w:r>
       <w:proofErr w:type="spellEnd"/>
       <w:r>
-        <w:t xml:space="preserve">            = </w:t>
-      </w:r>
-      <w:proofErr w:type="gramStart"/>
-      <w:r>
-        <w:t>list(</w:t>
-      </w:r>
-      <w:proofErr w:type="gramEnd"/>
-      <w:r>
-        <w:t>"27.</w:t>
-      </w:r>
-      <w:proofErr w:type="gramStart"/>
-      <w:r>
-        <w:t>2.a</w:t>
-      </w:r>
-      <w:proofErr w:type="gramEnd"/>
-      <w:r>
-        <w:t>", "27.</w:t>
-      </w:r>
-      <w:proofErr w:type="gramStart"/>
-      <w:r>
-        <w:t>8.a</w:t>
-      </w:r>
-      <w:proofErr w:type="gramEnd"/>
-      <w:r>
-        <w:t>"</w:t>
-      </w:r>
-      <w:proofErr w:type="gramStart"/>
-      <w:r>
-        <w:t xml:space="preserve">),   </w:t>
-      </w:r>
-      <w:proofErr w:type="gramEnd"/>
-      <w:r>
-        <w:t xml:space="preserve">    # Available Optional Filter</w:t>
+        <w:t xml:space="preserve">            = list("27.2.a", "27.8.a"),       # Available Optional Filter</w:t>
       </w:r>
     </w:p>
     <w:p>
@@ -7037,31 +6480,7 @@
       </w:r>
       <w:proofErr w:type="spellEnd"/>
       <w:r>
-        <w:t xml:space="preserve">            = </w:t>
-      </w:r>
-      <w:proofErr w:type="gramStart"/>
-      <w:r>
-        <w:t>list(</w:t>
-      </w:r>
-      <w:proofErr w:type="gramEnd"/>
-      <w:r>
-        <w:t>"27.</w:t>
-      </w:r>
-      <w:proofErr w:type="gramStart"/>
-      <w:r>
-        <w:t>2.a</w:t>
-      </w:r>
-      <w:proofErr w:type="gramEnd"/>
-      <w:r>
-        <w:t>", "27.</w:t>
-      </w:r>
-      <w:proofErr w:type="gramStart"/>
-      <w:r>
-        <w:t xml:space="preserve">8.a")   </w:t>
-      </w:r>
-      <w:proofErr w:type="gramEnd"/>
-      <w:r>
-        <w:t xml:space="preserve">     # Available Optional Filter</w:t>
+        <w:t xml:space="preserve">            = list("27.2.a", "27.8.a")        # Available Optional Filter</w:t>
       </w:r>
     </w:p>
     <w:p>
@@ -7078,19 +6497,11 @@
     <w:p>
       <w:proofErr w:type="spellStart"/>
       <w:r>
-        <w:t>rdbes_download_</w:t>
-      </w:r>
-      <w:proofErr w:type="gramStart"/>
-      <w:r>
-        <w:t>data</w:t>
-      </w:r>
-      <w:proofErr w:type="spellEnd"/>
-      <w:r>
-        <w:t>(</w:t>
-      </w:r>
-      <w:proofErr w:type="gramEnd"/>
-      <w:r>
-        <w:t xml:space="preserve">payload = </w:t>
+        <w:t>rdbes_download_data</w:t>
+      </w:r>
+      <w:proofErr w:type="spellEnd"/>
+      <w:r>
+        <w:t xml:space="preserve">(payload = </w:t>
       </w:r>
       <w:proofErr w:type="spellStart"/>
       <w:r>
@@ -7131,13 +6542,8 @@
       </w:r>
       <w:proofErr w:type="spellEnd"/>
       <w:r>
-        <w:t xml:space="preserve"> &lt;- </w:t>
-      </w:r>
-      <w:proofErr w:type="gramStart"/>
-      <w:r>
-        <w:t>list(</w:t>
-      </w:r>
-      <w:proofErr w:type="gramEnd"/>
+        <w:t xml:space="preserve"> &lt;- list(</w:t>
+      </w:r>
     </w:p>
     <w:p>
       <w:r>
@@ -7180,13 +6586,8 @@
       </w:r>
       <w:proofErr w:type="spellEnd"/>
       <w:r>
-        <w:t xml:space="preserve">         = </w:t>
-      </w:r>
-      <w:proofErr w:type="gramStart"/>
-      <w:r>
-        <w:t>list(</w:t>
-      </w:r>
-      <w:proofErr w:type="gramEnd"/>
+        <w:t xml:space="preserve">         = list(</w:t>
+      </w:r>
     </w:p>
     <w:p>
       <w:r>
@@ -7211,23 +6612,7 @@
       </w:r>
       <w:proofErr w:type="spellEnd"/>
       <w:r>
-        <w:t xml:space="preserve">              = </w:t>
-      </w:r>
-      <w:proofErr w:type="gramStart"/>
-      <w:r>
-        <w:t>list(</w:t>
-      </w:r>
-      <w:proofErr w:type="gramEnd"/>
-      <w:r>
-        <w:t>"2024</w:t>
-      </w:r>
-      <w:proofErr w:type="gramStart"/>
-      <w:r>
-        <w:t>")  #</w:t>
-      </w:r>
-      <w:proofErr w:type="gramEnd"/>
-      <w:r>
-        <w:t xml:space="preserve"> Available Optional Filter</w:t>
+        <w:t xml:space="preserve">              = list("2024")  # Available Optional Filter</w:t>
       </w:r>
     </w:p>
     <w:p>
@@ -7240,15 +6625,7 @@
       </w:r>
       <w:proofErr w:type="spellEnd"/>
       <w:r>
-        <w:t xml:space="preserve">              = </w:t>
-      </w:r>
-      <w:proofErr w:type="gramStart"/>
-      <w:r>
-        <w:t xml:space="preserve">list(),   </w:t>
-      </w:r>
-      <w:proofErr w:type="gramEnd"/>
-      <w:r>
-        <w:t xml:space="preserve">   # Available Optional Filter</w:t>
+        <w:t xml:space="preserve">              = list(),      # Available Optional Filter</w:t>
       </w:r>
     </w:p>
     <w:p>
@@ -7261,15 +6638,7 @@
       </w:r>
       <w:proofErr w:type="spellEnd"/>
       <w:r>
-        <w:t xml:space="preserve">       = </w:t>
-      </w:r>
-      <w:proofErr w:type="gramStart"/>
-      <w:r>
-        <w:t>list(</w:t>
-      </w:r>
-      <w:proofErr w:type="gramEnd"/>
-      <w:r>
-        <w:t>)       # Available Optional Filter</w:t>
+        <w:t xml:space="preserve">       = list()       # Available Optional Filter</w:t>
       </w:r>
     </w:p>
     <w:p>
@@ -7287,19 +6656,11 @@
       <w:proofErr w:type="spellStart"/>
       <w:r>
         <w:lastRenderedPageBreak/>
-        <w:t>rdbes_download_</w:t>
-      </w:r>
-      <w:proofErr w:type="gramStart"/>
-      <w:r>
-        <w:t>data</w:t>
-      </w:r>
-      <w:proofErr w:type="spellEnd"/>
-      <w:r>
-        <w:t>(</w:t>
-      </w:r>
-      <w:proofErr w:type="gramEnd"/>
-      <w:r>
-        <w:t xml:space="preserve">payload = </w:t>
+        <w:t>rdbes_download_data</w:t>
+      </w:r>
+      <w:proofErr w:type="spellEnd"/>
+      <w:r>
+        <w:t xml:space="preserve">(payload = </w:t>
       </w:r>
       <w:proofErr w:type="spellStart"/>
       <w:r>
@@ -7340,13 +6701,8 @@
       </w:r>
       <w:proofErr w:type="spellEnd"/>
       <w:r>
-        <w:t xml:space="preserve"> &lt;- </w:t>
-      </w:r>
-      <w:proofErr w:type="gramStart"/>
-      <w:r>
-        <w:t>list(</w:t>
-      </w:r>
-      <w:proofErr w:type="gramEnd"/>
+        <w:t xml:space="preserve"> &lt;- list(</w:t>
+      </w:r>
     </w:p>
     <w:p>
       <w:r>
@@ -7389,13 +6745,8 @@
       </w:r>
       <w:proofErr w:type="spellEnd"/>
       <w:r>
-        <w:t xml:space="preserve">         = </w:t>
-      </w:r>
-      <w:proofErr w:type="gramStart"/>
-      <w:r>
-        <w:t>list(</w:t>
-      </w:r>
-      <w:proofErr w:type="gramEnd"/>
+        <w:t xml:space="preserve">         = list(</w:t>
+      </w:r>
     </w:p>
     <w:p>
       <w:r>
@@ -7420,23 +6771,7 @@
       </w:r>
       <w:proofErr w:type="spellEnd"/>
       <w:r>
-        <w:t xml:space="preserve">              = </w:t>
-      </w:r>
-      <w:proofErr w:type="gramStart"/>
-      <w:r>
-        <w:t>list(</w:t>
-      </w:r>
-      <w:proofErr w:type="gramEnd"/>
-      <w:r>
-        <w:t>"2024</w:t>
-      </w:r>
-      <w:proofErr w:type="gramStart"/>
-      <w:r>
-        <w:t>")  #</w:t>
-      </w:r>
-      <w:proofErr w:type="gramEnd"/>
-      <w:r>
-        <w:t xml:space="preserve"> Available Optional Filter</w:t>
+        <w:t xml:space="preserve">              = list("2024")  # Available Optional Filter</w:t>
       </w:r>
     </w:p>
     <w:p>
@@ -7449,15 +6784,7 @@
       </w:r>
       <w:proofErr w:type="spellEnd"/>
       <w:r>
-        <w:t xml:space="preserve">              = </w:t>
-      </w:r>
-      <w:proofErr w:type="gramStart"/>
-      <w:r>
-        <w:t>list(</w:t>
-      </w:r>
-      <w:proofErr w:type="gramEnd"/>
-      <w:r>
-        <w:t>)       # Available Optional Filter</w:t>
+        <w:t xml:space="preserve">              = list()       # Available Optional Filter</w:t>
       </w:r>
     </w:p>
     <w:p>
@@ -7474,19 +6801,11 @@
     <w:p>
       <w:proofErr w:type="spellStart"/>
       <w:r>
-        <w:t>rdbes_download_</w:t>
-      </w:r>
-      <w:proofErr w:type="gramStart"/>
-      <w:r>
-        <w:t>data</w:t>
-      </w:r>
-      <w:proofErr w:type="spellEnd"/>
-      <w:r>
-        <w:t>(</w:t>
-      </w:r>
-      <w:proofErr w:type="gramEnd"/>
-      <w:r>
-        <w:t xml:space="preserve">payload = </w:t>
+        <w:t>rdbes_download_data</w:t>
+      </w:r>
+      <w:proofErr w:type="spellEnd"/>
+      <w:r>
+        <w:t xml:space="preserve">(payload = </w:t>
       </w:r>
       <w:proofErr w:type="spellStart"/>
       <w:r>
@@ -7527,13 +6846,8 @@
       </w:r>
       <w:proofErr w:type="spellEnd"/>
       <w:r>
-        <w:t xml:space="preserve"> &lt;- </w:t>
-      </w:r>
-      <w:proofErr w:type="gramStart"/>
-      <w:r>
-        <w:t>list(</w:t>
-      </w:r>
-      <w:proofErr w:type="gramEnd"/>
+        <w:t xml:space="preserve"> &lt;- list(</w:t>
+      </w:r>
     </w:p>
     <w:p>
       <w:r>
@@ -7576,13 +6890,8 @@
       </w:r>
       <w:proofErr w:type="spellEnd"/>
       <w:r>
-        <w:t xml:space="preserve">         = </w:t>
-      </w:r>
-      <w:proofErr w:type="gramStart"/>
-      <w:r>
-        <w:t>list(</w:t>
-      </w:r>
-      <w:proofErr w:type="gramEnd"/>
+        <w:t xml:space="preserve">         = list(</w:t>
+      </w:r>
     </w:p>
     <w:p>
       <w:r>
@@ -7594,15 +6903,7 @@
       </w:r>
       <w:proofErr w:type="spellEnd"/>
       <w:r>
-        <w:t xml:space="preserve">         = list("All"</w:t>
-      </w:r>
-      <w:proofErr w:type="gramStart"/>
-      <w:r>
-        <w:t>),  #</w:t>
-      </w:r>
-      <w:proofErr w:type="gramEnd"/>
-      <w:r>
-        <w:t xml:space="preserve"> Mandatory for Permissions</w:t>
+        <w:t xml:space="preserve">         = list("All"),  # Mandatory for Permissions</w:t>
       </w:r>
     </w:p>
     <w:p>
@@ -7615,23 +6916,7 @@
       </w:r>
       <w:proofErr w:type="spellEnd"/>
       <w:r>
-        <w:t xml:space="preserve">            = </w:t>
-      </w:r>
-      <w:proofErr w:type="gramStart"/>
-      <w:r>
-        <w:t>list(</w:t>
-      </w:r>
-      <w:proofErr w:type="gramEnd"/>
-      <w:r>
-        <w:t>"2024</w:t>
-      </w:r>
-      <w:proofErr w:type="gramStart"/>
-      <w:r>
-        <w:t>")  #</w:t>
-      </w:r>
-      <w:proofErr w:type="gramEnd"/>
-      <w:r>
-        <w:t xml:space="preserve"> Available Optional Filter</w:t>
+        <w:t xml:space="preserve">            = list("2024")  # Available Optional Filter</w:t>
       </w:r>
     </w:p>
     <w:p>
@@ -7644,23 +6929,7 @@
       </w:r>
       <w:proofErr w:type="spellEnd"/>
       <w:r>
-        <w:t xml:space="preserve"> = </w:t>
-      </w:r>
-      <w:proofErr w:type="gramStart"/>
-      <w:r>
-        <w:t>list(</w:t>
-      </w:r>
-      <w:proofErr w:type="gramEnd"/>
-      <w:r>
-        <w:t>""</w:t>
-      </w:r>
-      <w:proofErr w:type="gramStart"/>
-      <w:r>
-        <w:t xml:space="preserve">),   </w:t>
-      </w:r>
-      <w:proofErr w:type="gramEnd"/>
-      <w:r>
-        <w:t xml:space="preserve">  # Available Optional Filter</w:t>
+        <w:t xml:space="preserve"> = list(""),     # Available Optional Filter</w:t>
       </w:r>
     </w:p>
     <w:p>
@@ -7673,15 +6942,7 @@
       </w:r>
       <w:proofErr w:type="spellEnd"/>
       <w:r>
-        <w:t xml:space="preserve">   = </w:t>
-      </w:r>
-      <w:proofErr w:type="gramStart"/>
-      <w:r>
-        <w:t>list(</w:t>
-      </w:r>
-      <w:proofErr w:type="gramEnd"/>
-      <w:r>
-        <w:t>)        # Available Optional Filter</w:t>
+        <w:t xml:space="preserve">   = list()        # Available Optional Filter</w:t>
       </w:r>
     </w:p>
     <w:p>
@@ -7699,19 +6960,11 @@
     <w:p>
       <w:proofErr w:type="spellStart"/>
       <w:r>
-        <w:t>rdbes_download_</w:t>
-      </w:r>
-      <w:proofErr w:type="gramStart"/>
-      <w:r>
-        <w:t>data</w:t>
-      </w:r>
-      <w:proofErr w:type="spellEnd"/>
-      <w:r>
-        <w:t>(</w:t>
-      </w:r>
-      <w:proofErr w:type="gramEnd"/>
-      <w:r>
-        <w:t xml:space="preserve">payload = </w:t>
+        <w:t>rdbes_download_data</w:t>
+      </w:r>
+      <w:proofErr w:type="spellEnd"/>
+      <w:r>
+        <w:t xml:space="preserve">(payload = </w:t>
       </w:r>
       <w:proofErr w:type="spellStart"/>
       <w:r>
@@ -7752,13 +7005,8 @@
       </w:r>
       <w:proofErr w:type="spellEnd"/>
       <w:r>
-        <w:t xml:space="preserve"> &lt;- </w:t>
-      </w:r>
-      <w:proofErr w:type="gramStart"/>
-      <w:r>
-        <w:t>list(</w:t>
-      </w:r>
-      <w:proofErr w:type="gramEnd"/>
+        <w:t xml:space="preserve"> &lt;- list(</w:t>
+      </w:r>
     </w:p>
     <w:p>
       <w:r>
@@ -7801,13 +7049,8 @@
       </w:r>
       <w:proofErr w:type="spellEnd"/>
       <w:r>
-        <w:t xml:space="preserve">         = </w:t>
-      </w:r>
-      <w:proofErr w:type="gramStart"/>
-      <w:r>
-        <w:t>list(</w:t>
-      </w:r>
-      <w:proofErr w:type="gramEnd"/>
+        <w:t xml:space="preserve">         = list(</w:t>
+      </w:r>
     </w:p>
     <w:p>
       <w:r>
@@ -7819,15 +7062,7 @@
       </w:r>
       <w:proofErr w:type="spellEnd"/>
       <w:r>
-        <w:t xml:space="preserve"> = list("All"</w:t>
-      </w:r>
-      <w:proofErr w:type="gramStart"/>
-      <w:r>
-        <w:t xml:space="preserve">),   </w:t>
-      </w:r>
-      <w:proofErr w:type="gramEnd"/>
-      <w:r>
-        <w:t xml:space="preserve">        # Mandatory for Permissions</w:t>
+        <w:t xml:space="preserve"> = list("All"),           # Mandatory for Permissions</w:t>
       </w:r>
     </w:p>
     <w:p>
@@ -7840,23 +7075,7 @@
       </w:r>
       <w:proofErr w:type="spellEnd"/>
       <w:r>
-        <w:t xml:space="preserve">    = </w:t>
-      </w:r>
-      <w:proofErr w:type="gramStart"/>
-      <w:r>
-        <w:t>list(</w:t>
-      </w:r>
-      <w:proofErr w:type="gramEnd"/>
-      <w:r>
-        <w:t>"2024</w:t>
-      </w:r>
-      <w:proofErr w:type="gramStart"/>
-      <w:r>
-        <w:t xml:space="preserve">")   </w:t>
-      </w:r>
-      <w:proofErr w:type="gramEnd"/>
-      <w:r>
-        <w:t xml:space="preserve">        # Available Optional Filter</w:t>
+        <w:t xml:space="preserve">    = list("2024")           # Available Optional Filter</w:t>
       </w:r>
     </w:p>
     <w:p>
@@ -7873,19 +7092,11 @@
     <w:p>
       <w:proofErr w:type="spellStart"/>
       <w:r>
-        <w:t>rdbes_download_</w:t>
-      </w:r>
-      <w:proofErr w:type="gramStart"/>
-      <w:r>
-        <w:t>data</w:t>
-      </w:r>
-      <w:proofErr w:type="spellEnd"/>
-      <w:r>
-        <w:t>(</w:t>
-      </w:r>
-      <w:proofErr w:type="gramEnd"/>
-      <w:r>
-        <w:t xml:space="preserve">payload = </w:t>
+        <w:t>rdbes_download_data</w:t>
+      </w:r>
+      <w:proofErr w:type="spellEnd"/>
+      <w:r>
+        <w:t xml:space="preserve">(payload = </w:t>
       </w:r>
       <w:proofErr w:type="spellStart"/>
       <w:r>
@@ -7913,33 +7124,17 @@
     </w:p>
     <w:p>
       <w:r>
-        <w:t xml:space="preserve">To use the development </w:t>
-      </w:r>
-      <w:proofErr w:type="gramStart"/>
-      <w:r>
-        <w:t>database</w:t>
-      </w:r>
-      <w:proofErr w:type="gramEnd"/>
-      <w:r>
-        <w:t xml:space="preserve"> you need to run the following code before you download data:</w:t>
-      </w:r>
-    </w:p>
-    <w:p>
-      <w:proofErr w:type="spellStart"/>
-      <w:r>
-        <w:t>use_</w:t>
-      </w:r>
-      <w:proofErr w:type="gramStart"/>
-      <w:r>
-        <w:t>sboxrdbes</w:t>
-      </w:r>
-      <w:proofErr w:type="spellEnd"/>
-      <w:r>
-        <w:t>(</w:t>
-      </w:r>
-      <w:proofErr w:type="gramEnd"/>
-      <w:r>
-        <w:t>TRUE)</w:t>
+        <w:t>To use the development database you need to run the following code before you download data:</w:t>
+      </w:r>
+    </w:p>
+    <w:p>
+      <w:proofErr w:type="spellStart"/>
+      <w:r>
+        <w:t>use_sboxrdbes</w:t>
+      </w:r>
+      <w:proofErr w:type="spellEnd"/>
+      <w:r>
+        <w:t>(TRUE)</w:t>
       </w:r>
     </w:p>
     <w:p>
@@ -7963,19 +7158,11 @@
     <w:p>
       <w:proofErr w:type="spellStart"/>
       <w:r>
-        <w:t>use_</w:t>
-      </w:r>
-      <w:proofErr w:type="gramStart"/>
-      <w:r>
-        <w:t>sboxrdbes</w:t>
-      </w:r>
-      <w:proofErr w:type="spellEnd"/>
-      <w:r>
-        <w:t>(</w:t>
-      </w:r>
-      <w:proofErr w:type="gramEnd"/>
-      <w:r>
-        <w:t>FALSE)</w:t>
+        <w:t>use_sboxrdbes</w:t>
+      </w:r>
+      <w:proofErr w:type="spellEnd"/>
+      <w:r>
+        <w:t>(FALSE)</w:t>
       </w:r>
     </w:p>
     <w:p>
@@ -8878,6 +8065,7 @@
   <w:style w:type="character" w:default="1" w:styleId="DefaultParagraphFont">
     <w:name w:val="Default Paragraph Font"/>
     <w:uiPriority w:val="1"/>
+    <w:semiHidden/>
     <w:unhideWhenUsed/>
   </w:style>
   <w:style w:type="table" w:default="1" w:styleId="TableNormal">
